--- a/zht/docx/108.content.docx
+++ b/zht/docx/108.content.docx
@@ -458,138 +458,102 @@
           <w:lang w:val="zh_TW" w:bidi="zh_TW"/>
         </w:rPr>
       </w:r>
-      <w:hyperlink r:id="rId13">
-        <w:r>
-          <w:rPr>
-            <w:lang w:val="zh_TW" w:bidi="zh_TW"/>
-          </w:rPr>
-          <w:rPr>
-            <w:color w:val="0000EE"/>
-            <w:u w:val="single"/>
-          </w:rPr>
-          <w:t>撒母耳記下3:31</w:t>
-        </w:r>
-      </w:hyperlink>
-    </w:p>
-    <w:p>
-      <w:pPr>
-        <w:pStyle w:val="ListBullet"/>
-        <w:spacing w:line="240" w:lineRule="auto"/>
-        <w:ind w:left="720"/>
-      </w:pPr>
-      <w:r>
-        <w:rPr>
-          <w:lang w:val="zh_TW" w:bidi="zh_TW"/>
-        </w:rPr>
-      </w:r>
-      <w:hyperlink r:id="rId14">
-        <w:r>
-          <w:rPr>
-            <w:lang w:val="zh_TW" w:bidi="zh_TW"/>
-          </w:rPr>
-          <w:rPr>
-            <w:color w:val="0000EE"/>
-            <w:u w:val="single"/>
-          </w:rPr>
-          <w:t>創世記37:34</w:t>
-        </w:r>
-      </w:hyperlink>
-    </w:p>
-    <w:p>
-      <w:pPr>
-        <w:pStyle w:val="ListBullet"/>
-        <w:spacing w:line="240" w:lineRule="auto"/>
-        <w:ind w:left="720"/>
-      </w:pPr>
-      <w:r>
-        <w:rPr>
-          <w:lang w:val="zh_TW" w:bidi="zh_TW"/>
-        </w:rPr>
-      </w:r>
-      <w:hyperlink r:id="rId15">
-        <w:r>
-          <w:rPr>
-            <w:lang w:val="zh_TW" w:bidi="zh_TW"/>
-          </w:rPr>
-          <w:rPr>
-            <w:color w:val="0000EE"/>
-            <w:u w:val="single"/>
-          </w:rPr>
-          <w:t>約珥書1:8–10</w:t>
-        </w:r>
-      </w:hyperlink>
-    </w:p>
-    <w:p>
-      <w:pPr>
-        <w:pStyle w:val="ListBullet"/>
-        <w:spacing w:line="240" w:lineRule="auto"/>
-        <w:ind w:left="720"/>
-      </w:pPr>
-      <w:r>
-        <w:rPr>
-          <w:lang w:val="zh_TW" w:bidi="zh_TW"/>
-        </w:rPr>
-      </w:r>
-      <w:hyperlink r:id="rId16">
-        <w:r>
-          <w:rPr>
-            <w:lang w:val="zh_TW" w:bidi="zh_TW"/>
-          </w:rPr>
-          <w:rPr>
-            <w:color w:val="0000EE"/>
-            <w:u w:val="single"/>
-          </w:rPr>
-          <w:t>約拿書3:5</w:t>
-        </w:r>
-      </w:hyperlink>
-    </w:p>
-    <w:p>
-      <w:pPr>
-        <w:pStyle w:val="ListBullet"/>
-        <w:spacing w:line="240" w:lineRule="auto"/>
-        <w:ind w:left="720"/>
-      </w:pPr>
-      <w:r>
-        <w:rPr>
-          <w:lang w:val="zh_TW" w:bidi="zh_TW"/>
-        </w:rPr>
-      </w:r>
-      <w:hyperlink r:id="rId17">
-        <w:r>
-          <w:rPr>
-            <w:lang w:val="zh_TW" w:bidi="zh_TW"/>
-          </w:rPr>
-          <w:rPr>
-            <w:color w:val="0000EE"/>
-            <w:u w:val="single"/>
-          </w:rPr>
-          <w:t>路加福音10:13</w:t>
-        </w:r>
-      </w:hyperlink>
-    </w:p>
-    <w:p>
-      <w:pPr>
-        <w:pStyle w:val="ListBullet"/>
-        <w:spacing w:line="240" w:lineRule="auto"/>
-        <w:ind w:left="720"/>
-      </w:pPr>
-      <w:r>
-        <w:rPr>
-          <w:lang w:val="zh_TW" w:bidi="zh_TW"/>
-        </w:rPr>
-      </w:r>
-      <w:hyperlink r:id="rId18">
-        <w:r>
-          <w:rPr>
-            <w:lang w:val="zh_TW" w:bidi="zh_TW"/>
-          </w:rPr>
-          <w:rPr>
-            <w:color w:val="0000EE"/>
-            <w:u w:val="single"/>
-          </w:rPr>
-          <w:t>馬太福音11:21</w:t>
-        </w:r>
-      </w:hyperlink>
+      <w:r>
+        <w:rPr>
+          <w:lang w:val="zh_TW" w:bidi="zh_TW"/>
+        </w:rPr>
+        <w:t>撒母耳記下3:31</w:t>
+      </w:r>
+    </w:p>
+    <w:p>
+      <w:pPr>
+        <w:pStyle w:val="ListBullet"/>
+        <w:spacing w:line="240" w:lineRule="auto"/>
+        <w:ind w:left="720"/>
+      </w:pPr>
+      <w:r>
+        <w:rPr>
+          <w:lang w:val="zh_TW" w:bidi="zh_TW"/>
+        </w:rPr>
+      </w:r>
+      <w:r>
+        <w:rPr>
+          <w:lang w:val="zh_TW" w:bidi="zh_TW"/>
+        </w:rPr>
+        <w:t>創世記37:34</w:t>
+      </w:r>
+    </w:p>
+    <w:p>
+      <w:pPr>
+        <w:pStyle w:val="ListBullet"/>
+        <w:spacing w:line="240" w:lineRule="auto"/>
+        <w:ind w:left="720"/>
+      </w:pPr>
+      <w:r>
+        <w:rPr>
+          <w:lang w:val="zh_TW" w:bidi="zh_TW"/>
+        </w:rPr>
+      </w:r>
+      <w:r>
+        <w:rPr>
+          <w:lang w:val="zh_TW" w:bidi="zh_TW"/>
+        </w:rPr>
+        <w:t>約珥書1:8–10</w:t>
+      </w:r>
+    </w:p>
+    <w:p>
+      <w:pPr>
+        <w:pStyle w:val="ListBullet"/>
+        <w:spacing w:line="240" w:lineRule="auto"/>
+        <w:ind w:left="720"/>
+      </w:pPr>
+      <w:r>
+        <w:rPr>
+          <w:lang w:val="zh_TW" w:bidi="zh_TW"/>
+        </w:rPr>
+      </w:r>
+      <w:r>
+        <w:rPr>
+          <w:lang w:val="zh_TW" w:bidi="zh_TW"/>
+        </w:rPr>
+        <w:t>約拿書3:5</w:t>
+      </w:r>
+    </w:p>
+    <w:p>
+      <w:pPr>
+        <w:pStyle w:val="ListBullet"/>
+        <w:spacing w:line="240" w:lineRule="auto"/>
+        <w:ind w:left="720"/>
+      </w:pPr>
+      <w:r>
+        <w:rPr>
+          <w:lang w:val="zh_TW" w:bidi="zh_TW"/>
+        </w:rPr>
+      </w:r>
+      <w:r>
+        <w:rPr>
+          <w:lang w:val="zh_TW" w:bidi="zh_TW"/>
+        </w:rPr>
+        <w:t>路加福音10:13</w:t>
+      </w:r>
+    </w:p>
+    <w:p>
+      <w:pPr>
+        <w:pStyle w:val="ListBullet"/>
+        <w:spacing w:line="240" w:lineRule="auto"/>
+        <w:ind w:left="720"/>
+      </w:pPr>
+      <w:r>
+        <w:rPr>
+          <w:lang w:val="zh_TW" w:bidi="zh_TW"/>
+        </w:rPr>
+      </w:r>
+      <w:r>
+        <w:rPr>
+          <w:lang w:val="zh_TW" w:bidi="zh_TW"/>
+        </w:rPr>
+        <w:t>馬太福音11:21</w:t>
+      </w:r>
     </w:p>
     <w:p>
       <w:pPr>
@@ -912,114 +876,84 @@
           <w:lang w:val="zh_TW" w:bidi="zh_TW"/>
         </w:rPr>
       </w:r>
-      <w:hyperlink r:id="rId19">
-        <w:r>
-          <w:rPr>
-            <w:lang w:val="zh_TW" w:bidi="zh_TW"/>
-          </w:rPr>
-          <w:rPr>
-            <w:color w:val="0000EE"/>
-            <w:u w:val="single"/>
-          </w:rPr>
-          <w:t>列王紀上18:18–19</w:t>
-        </w:r>
-      </w:hyperlink>
-    </w:p>
-    <w:p>
-      <w:pPr>
-        <w:pStyle w:val="ListBullet"/>
-        <w:spacing w:line="240" w:lineRule="auto"/>
-        <w:ind w:left="720"/>
-      </w:pPr>
-      <w:r>
-        <w:rPr>
-          <w:lang w:val="zh_TW" w:bidi="zh_TW"/>
-        </w:rPr>
-      </w:r>
-      <w:hyperlink r:id="rId20">
-        <w:r>
-          <w:rPr>
-            <w:lang w:val="zh_TW" w:bidi="zh_TW"/>
-          </w:rPr>
-          <w:rPr>
-            <w:color w:val="0000EE"/>
-            <w:u w:val="single"/>
-          </w:rPr>
-          <w:t>歷代志下25:19</w:t>
-        </w:r>
-      </w:hyperlink>
-    </w:p>
-    <w:p>
-      <w:pPr>
-        <w:pStyle w:val="ListBullet"/>
-        <w:spacing w:line="240" w:lineRule="auto"/>
-        <w:ind w:left="720"/>
-      </w:pPr>
-      <w:r>
-        <w:rPr>
-          <w:lang w:val="zh_TW" w:bidi="zh_TW"/>
-        </w:rPr>
-      </w:r>
-      <w:hyperlink r:id="rId21">
-        <w:r>
-          <w:rPr>
-            <w:lang w:val="zh_TW" w:bidi="zh_TW"/>
-          </w:rPr>
-          <w:rPr>
-            <w:color w:val="0000EE"/>
-            <w:u w:val="single"/>
-          </w:rPr>
-          <w:t>路加福音24:38</w:t>
-        </w:r>
-      </w:hyperlink>
-    </w:p>
-    <w:p>
-      <w:pPr>
-        <w:pStyle w:val="ListBullet"/>
-        <w:spacing w:line="240" w:lineRule="auto"/>
-        <w:ind w:left="720"/>
-      </w:pPr>
-      <w:r>
-        <w:rPr>
-          <w:lang w:val="zh_TW" w:bidi="zh_TW"/>
-        </w:rPr>
-      </w:r>
-      <w:hyperlink r:id="rId22">
-        <w:r>
-          <w:rPr>
-            <w:lang w:val="zh_TW" w:bidi="zh_TW"/>
-          </w:rPr>
-          <w:rPr>
-            <w:color w:val="0000EE"/>
-            <w:u w:val="single"/>
-          </w:rPr>
-          <w:t>馬太福音24:6</w:t>
-        </w:r>
-      </w:hyperlink>
-    </w:p>
-    <w:p>
-      <w:pPr>
-        <w:pStyle w:val="ListBullet"/>
-        <w:spacing w:line="240" w:lineRule="auto"/>
-        <w:ind w:left="720"/>
-      </w:pPr>
-      <w:r>
-        <w:rPr>
-          <w:lang w:val="zh_TW" w:bidi="zh_TW"/>
-        </w:rPr>
-      </w:r>
-      <w:hyperlink r:id="rId23">
-        <w:r>
-          <w:rPr>
-            <w:lang w:val="zh_TW" w:bidi="zh_TW"/>
-          </w:rPr>
-          <w:rPr>
-            <w:color w:val="0000EE"/>
-            <w:u w:val="single"/>
-          </w:rPr>
-          <w:t>馬太福音26:36–38</w:t>
-        </w:r>
-      </w:hyperlink>
+      <w:r>
+        <w:rPr>
+          <w:lang w:val="zh_TW" w:bidi="zh_TW"/>
+        </w:rPr>
+        <w:t>列王紀上18:18–19</w:t>
+      </w:r>
+    </w:p>
+    <w:p>
+      <w:pPr>
+        <w:pStyle w:val="ListBullet"/>
+        <w:spacing w:line="240" w:lineRule="auto"/>
+        <w:ind w:left="720"/>
+      </w:pPr>
+      <w:r>
+        <w:rPr>
+          <w:lang w:val="zh_TW" w:bidi="zh_TW"/>
+        </w:rPr>
+      </w:r>
+      <w:r>
+        <w:rPr>
+          <w:lang w:val="zh_TW" w:bidi="zh_TW"/>
+        </w:rPr>
+        <w:t>歷代志下25:19</w:t>
+      </w:r>
+    </w:p>
+    <w:p>
+      <w:pPr>
+        <w:pStyle w:val="ListBullet"/>
+        <w:spacing w:line="240" w:lineRule="auto"/>
+        <w:ind w:left="720"/>
+      </w:pPr>
+      <w:r>
+        <w:rPr>
+          <w:lang w:val="zh_TW" w:bidi="zh_TW"/>
+        </w:rPr>
+      </w:r>
+      <w:r>
+        <w:rPr>
+          <w:lang w:val="zh_TW" w:bidi="zh_TW"/>
+        </w:rPr>
+        <w:t>路加福音24:38</w:t>
+      </w:r>
+    </w:p>
+    <w:p>
+      <w:pPr>
+        <w:pStyle w:val="ListBullet"/>
+        <w:spacing w:line="240" w:lineRule="auto"/>
+        <w:ind w:left="720"/>
+      </w:pPr>
+      <w:r>
+        <w:rPr>
+          <w:lang w:val="zh_TW" w:bidi="zh_TW"/>
+        </w:rPr>
+      </w:r>
+      <w:r>
+        <w:rPr>
+          <w:lang w:val="zh_TW" w:bidi="zh_TW"/>
+        </w:rPr>
+        <w:t>馬太福音24:6</w:t>
+      </w:r>
+    </w:p>
+    <w:p>
+      <w:pPr>
+        <w:pStyle w:val="ListBullet"/>
+        <w:spacing w:line="240" w:lineRule="auto"/>
+        <w:ind w:left="720"/>
+      </w:pPr>
+      <w:r>
+        <w:rPr>
+          <w:lang w:val="zh_TW" w:bidi="zh_TW"/>
+        </w:rPr>
+      </w:r>
+      <w:r>
+        <w:rPr>
+          <w:lang w:val="zh_TW" w:bidi="zh_TW"/>
+        </w:rPr>
+        <w:t>馬太福音26:36–38</w:t>
+      </w:r>
     </w:p>
     <w:p>
       <w:pPr>
@@ -1318,162 +1252,120 @@
           <w:lang w:val="zh_TW" w:bidi="zh_TW"/>
         </w:rPr>
       </w:r>
-      <w:hyperlink r:id="rId24">
-        <w:r>
-          <w:rPr>
-            <w:lang w:val="zh_TW" w:bidi="zh_TW"/>
-          </w:rPr>
-          <w:rPr>
-            <w:color w:val="0000EE"/>
-            <w:u w:val="single"/>
-          </w:rPr>
-          <w:t>路加福音5:13</w:t>
-        </w:r>
-      </w:hyperlink>
-    </w:p>
-    <w:p>
-      <w:pPr>
-        <w:pStyle w:val="ListBullet"/>
-        <w:spacing w:line="240" w:lineRule="auto"/>
-        <w:ind w:left="720"/>
-      </w:pPr>
-      <w:r>
-        <w:rPr>
-          <w:lang w:val="zh_TW" w:bidi="zh_TW"/>
-        </w:rPr>
-      </w:r>
-      <w:hyperlink r:id="rId25">
-        <w:r>
-          <w:rPr>
-            <w:lang w:val="zh_TW" w:bidi="zh_TW"/>
-          </w:rPr>
-          <w:rPr>
-            <w:color w:val="0000EE"/>
-            <w:u w:val="single"/>
-          </w:rPr>
-          <w:t>路加福音17:12</w:t>
-        </w:r>
-      </w:hyperlink>
-    </w:p>
-    <w:p>
-      <w:pPr>
-        <w:pStyle w:val="ListBullet"/>
-        <w:spacing w:line="240" w:lineRule="auto"/>
-        <w:ind w:left="720"/>
-      </w:pPr>
-      <w:r>
-        <w:rPr>
-          <w:lang w:val="zh_TW" w:bidi="zh_TW"/>
-        </w:rPr>
-      </w:r>
-      <w:hyperlink r:id="rId26">
-        <w:r>
-          <w:rPr>
-            <w:lang w:val="zh_TW" w:bidi="zh_TW"/>
-          </w:rPr>
-          <w:rPr>
-            <w:color w:val="0000EE"/>
-            <w:u w:val="single"/>
-          </w:rPr>
-          <w:t>馬可福音1:40</w:t>
-        </w:r>
-      </w:hyperlink>
-    </w:p>
-    <w:p>
-      <w:pPr>
-        <w:pStyle w:val="ListBullet"/>
-        <w:spacing w:line="240" w:lineRule="auto"/>
-        <w:ind w:left="720"/>
-      </w:pPr>
-      <w:r>
-        <w:rPr>
-          <w:lang w:val="zh_TW" w:bidi="zh_TW"/>
-        </w:rPr>
-      </w:r>
-      <w:hyperlink r:id="rId27">
-        <w:r>
-          <w:rPr>
-            <w:lang w:val="zh_TW" w:bidi="zh_TW"/>
-          </w:rPr>
-          <w:rPr>
-            <w:color w:val="0000EE"/>
-            <w:u w:val="single"/>
-          </w:rPr>
-          <w:t>馬可福音14:3</w:t>
-        </w:r>
-      </w:hyperlink>
-    </w:p>
-    <w:p>
-      <w:pPr>
-        <w:pStyle w:val="ListBullet"/>
-        <w:spacing w:line="240" w:lineRule="auto"/>
-        <w:ind w:left="720"/>
-      </w:pPr>
-      <w:r>
-        <w:rPr>
-          <w:lang w:val="zh_TW" w:bidi="zh_TW"/>
-        </w:rPr>
-      </w:r>
-      <w:hyperlink r:id="rId28">
-        <w:r>
-          <w:rPr>
-            <w:lang w:val="zh_TW" w:bidi="zh_TW"/>
-          </w:rPr>
-          <w:rPr>
-            <w:color w:val="0000EE"/>
-            <w:u w:val="single"/>
-          </w:rPr>
-          <w:t>馬太福音8:3</w:t>
-        </w:r>
-      </w:hyperlink>
-    </w:p>
-    <w:p>
-      <w:pPr>
-        <w:pStyle w:val="ListBullet"/>
-        <w:spacing w:line="240" w:lineRule="auto"/>
-        <w:ind w:left="720"/>
-      </w:pPr>
-      <w:r>
-        <w:rPr>
-          <w:lang w:val="zh_TW" w:bidi="zh_TW"/>
-        </w:rPr>
-      </w:r>
-      <w:hyperlink r:id="rId29">
-        <w:r>
-          <w:rPr>
-            <w:lang w:val="zh_TW" w:bidi="zh_TW"/>
-          </w:rPr>
-          <w:rPr>
-            <w:color w:val="0000EE"/>
-            <w:u w:val="single"/>
-          </w:rPr>
-          <w:t>馬太福音10:8–10</w:t>
-        </w:r>
-      </w:hyperlink>
-    </w:p>
-    <w:p>
-      <w:pPr>
-        <w:pStyle w:val="ListBullet"/>
-        <w:spacing w:line="240" w:lineRule="auto"/>
-        <w:ind w:left="720"/>
-      </w:pPr>
-      <w:r>
-        <w:rPr>
-          <w:lang w:val="zh_TW" w:bidi="zh_TW"/>
-        </w:rPr>
-      </w:r>
-      <w:hyperlink r:id="rId30">
-        <w:r>
-          <w:rPr>
-            <w:lang w:val="zh_TW" w:bidi="zh_TW"/>
-          </w:rPr>
-          <w:rPr>
-            <w:color w:val="0000EE"/>
-            <w:u w:val="single"/>
-          </w:rPr>
-          <w:t>馬太福音11:5</w:t>
-        </w:r>
-      </w:hyperlink>
+      <w:r>
+        <w:rPr>
+          <w:lang w:val="zh_TW" w:bidi="zh_TW"/>
+        </w:rPr>
+        <w:t>路加福音5:13</w:t>
+      </w:r>
+    </w:p>
+    <w:p>
+      <w:pPr>
+        <w:pStyle w:val="ListBullet"/>
+        <w:spacing w:line="240" w:lineRule="auto"/>
+        <w:ind w:left="720"/>
+      </w:pPr>
+      <w:r>
+        <w:rPr>
+          <w:lang w:val="zh_TW" w:bidi="zh_TW"/>
+        </w:rPr>
+      </w:r>
+      <w:r>
+        <w:rPr>
+          <w:lang w:val="zh_TW" w:bidi="zh_TW"/>
+        </w:rPr>
+        <w:t>路加福音17:12</w:t>
+      </w:r>
+    </w:p>
+    <w:p>
+      <w:pPr>
+        <w:pStyle w:val="ListBullet"/>
+        <w:spacing w:line="240" w:lineRule="auto"/>
+        <w:ind w:left="720"/>
+      </w:pPr>
+      <w:r>
+        <w:rPr>
+          <w:lang w:val="zh_TW" w:bidi="zh_TW"/>
+        </w:rPr>
+      </w:r>
+      <w:r>
+        <w:rPr>
+          <w:lang w:val="zh_TW" w:bidi="zh_TW"/>
+        </w:rPr>
+        <w:t>馬可福音1:40</w:t>
+      </w:r>
+    </w:p>
+    <w:p>
+      <w:pPr>
+        <w:pStyle w:val="ListBullet"/>
+        <w:spacing w:line="240" w:lineRule="auto"/>
+        <w:ind w:left="720"/>
+      </w:pPr>
+      <w:r>
+        <w:rPr>
+          <w:lang w:val="zh_TW" w:bidi="zh_TW"/>
+        </w:rPr>
+      </w:r>
+      <w:r>
+        <w:rPr>
+          <w:lang w:val="zh_TW" w:bidi="zh_TW"/>
+        </w:rPr>
+        <w:t>馬可福音14:3</w:t>
+      </w:r>
+    </w:p>
+    <w:p>
+      <w:pPr>
+        <w:pStyle w:val="ListBullet"/>
+        <w:spacing w:line="240" w:lineRule="auto"/>
+        <w:ind w:left="720"/>
+      </w:pPr>
+      <w:r>
+        <w:rPr>
+          <w:lang w:val="zh_TW" w:bidi="zh_TW"/>
+        </w:rPr>
+      </w:r>
+      <w:r>
+        <w:rPr>
+          <w:lang w:val="zh_TW" w:bidi="zh_TW"/>
+        </w:rPr>
+        <w:t>馬太福音8:3</w:t>
+      </w:r>
+    </w:p>
+    <w:p>
+      <w:pPr>
+        <w:pStyle w:val="ListBullet"/>
+        <w:spacing w:line="240" w:lineRule="auto"/>
+        <w:ind w:left="720"/>
+      </w:pPr>
+      <w:r>
+        <w:rPr>
+          <w:lang w:val="zh_TW" w:bidi="zh_TW"/>
+        </w:rPr>
+      </w:r>
+      <w:r>
+        <w:rPr>
+          <w:lang w:val="zh_TW" w:bidi="zh_TW"/>
+        </w:rPr>
+        <w:t>馬太福音10:8–10</w:t>
+      </w:r>
+    </w:p>
+    <w:p>
+      <w:pPr>
+        <w:pStyle w:val="ListBullet"/>
+        <w:spacing w:line="240" w:lineRule="auto"/>
+        <w:ind w:left="720"/>
+      </w:pPr>
+      <w:r>
+        <w:rPr>
+          <w:lang w:val="zh_TW" w:bidi="zh_TW"/>
+        </w:rPr>
+      </w:r>
+      <w:r>
+        <w:rPr>
+          <w:lang w:val="zh_TW" w:bidi="zh_TW"/>
+        </w:rPr>
+        <w:t>馬太福音11:5</w:t>
+      </w:r>
     </w:p>
     <w:p>
       <w:pPr>
@@ -1707,114 +1599,84 @@
           <w:lang w:val="zh_TW" w:bidi="zh_TW"/>
         </w:rPr>
       </w:r>
-      <w:hyperlink r:id="rId31">
-        <w:r>
-          <w:rPr>
-            <w:lang w:val="zh_TW" w:bidi="zh_TW"/>
-          </w:rPr>
-          <w:rPr>
-            <w:color w:val="0000EE"/>
-            <w:u w:val="single"/>
-          </w:rPr>
-          <w:t>歷代志上18:4</w:t>
-        </w:r>
-      </w:hyperlink>
-    </w:p>
-    <w:p>
-      <w:pPr>
-        <w:pStyle w:val="ListBullet"/>
-        <w:spacing w:line="240" w:lineRule="auto"/>
-        <w:ind w:left="720"/>
-      </w:pPr>
-      <w:r>
-        <w:rPr>
-          <w:lang w:val="zh_TW" w:bidi="zh_TW"/>
-        </w:rPr>
-      </w:r>
-      <w:hyperlink r:id="rId32">
-        <w:r>
-          <w:rPr>
-            <w:lang w:val="zh_TW" w:bidi="zh_TW"/>
-          </w:rPr>
-          <w:rPr>
-            <w:color w:val="0000EE"/>
-            <w:u w:val="single"/>
-          </w:rPr>
-          <w:t>列王紀下2:11</w:t>
-        </w:r>
-      </w:hyperlink>
-    </w:p>
-    <w:p>
-      <w:pPr>
-        <w:pStyle w:val="ListBullet"/>
-        <w:spacing w:line="240" w:lineRule="auto"/>
-        <w:ind w:left="720"/>
-      </w:pPr>
-      <w:r>
-        <w:rPr>
-          <w:lang w:val="zh_TW" w:bidi="zh_TW"/>
-        </w:rPr>
-      </w:r>
-      <w:hyperlink r:id="rId33">
-        <w:r>
-          <w:rPr>
-            <w:lang w:val="zh_TW" w:bidi="zh_TW"/>
-          </w:rPr>
-          <w:rPr>
-            <w:color w:val="0000EE"/>
-            <w:u w:val="single"/>
-          </w:rPr>
-          <w:t>出埃及記14:23–25</w:t>
-        </w:r>
-      </w:hyperlink>
-    </w:p>
-    <w:p>
-      <w:pPr>
-        <w:pStyle w:val="ListBullet"/>
-        <w:spacing w:line="240" w:lineRule="auto"/>
-        <w:ind w:left="720"/>
-      </w:pPr>
-      <w:r>
-        <w:rPr>
-          <w:lang w:val="zh_TW" w:bidi="zh_TW"/>
-        </w:rPr>
-      </w:r>
-      <w:hyperlink r:id="rId34">
-        <w:r>
-          <w:rPr>
-            <w:lang w:val="zh_TW" w:bidi="zh_TW"/>
-          </w:rPr>
-          <w:rPr>
-            <w:color w:val="0000EE"/>
-            <w:u w:val="single"/>
-          </w:rPr>
-          <w:t>以西結書23:5–7</w:t>
-        </w:r>
-      </w:hyperlink>
-    </w:p>
-    <w:p>
-      <w:pPr>
-        <w:pStyle w:val="ListBullet"/>
-        <w:spacing w:line="240" w:lineRule="auto"/>
-        <w:ind w:left="720"/>
-      </w:pPr>
-      <w:r>
-        <w:rPr>
-          <w:lang w:val="zh_TW" w:bidi="zh_TW"/>
-        </w:rPr>
-      </w:r>
-      <w:hyperlink r:id="rId35">
-        <w:r>
-          <w:rPr>
-            <w:lang w:val="zh_TW" w:bidi="zh_TW"/>
-          </w:rPr>
-          <w:rPr>
-            <w:color w:val="0000EE"/>
-            <w:u w:val="single"/>
-          </w:rPr>
-          <w:t>撒迦利亞書6:8</w:t>
-        </w:r>
-      </w:hyperlink>
+      <w:r>
+        <w:rPr>
+          <w:lang w:val="zh_TW" w:bidi="zh_TW"/>
+        </w:rPr>
+        <w:t>歷代志上18:4</w:t>
+      </w:r>
+    </w:p>
+    <w:p>
+      <w:pPr>
+        <w:pStyle w:val="ListBullet"/>
+        <w:spacing w:line="240" w:lineRule="auto"/>
+        <w:ind w:left="720"/>
+      </w:pPr>
+      <w:r>
+        <w:rPr>
+          <w:lang w:val="zh_TW" w:bidi="zh_TW"/>
+        </w:rPr>
+      </w:r>
+      <w:r>
+        <w:rPr>
+          <w:lang w:val="zh_TW" w:bidi="zh_TW"/>
+        </w:rPr>
+        <w:t>列王紀下2:11</w:t>
+      </w:r>
+    </w:p>
+    <w:p>
+      <w:pPr>
+        <w:pStyle w:val="ListBullet"/>
+        <w:spacing w:line="240" w:lineRule="auto"/>
+        <w:ind w:left="720"/>
+      </w:pPr>
+      <w:r>
+        <w:rPr>
+          <w:lang w:val="zh_TW" w:bidi="zh_TW"/>
+        </w:rPr>
+      </w:r>
+      <w:r>
+        <w:rPr>
+          <w:lang w:val="zh_TW" w:bidi="zh_TW"/>
+        </w:rPr>
+        <w:t>出埃及記14:23–25</w:t>
+      </w:r>
+    </w:p>
+    <w:p>
+      <w:pPr>
+        <w:pStyle w:val="ListBullet"/>
+        <w:spacing w:line="240" w:lineRule="auto"/>
+        <w:ind w:left="720"/>
+      </w:pPr>
+      <w:r>
+        <w:rPr>
+          <w:lang w:val="zh_TW" w:bidi="zh_TW"/>
+        </w:rPr>
+      </w:r>
+      <w:r>
+        <w:rPr>
+          <w:lang w:val="zh_TW" w:bidi="zh_TW"/>
+        </w:rPr>
+        <w:t>以西結書23:5–7</w:t>
+      </w:r>
+    </w:p>
+    <w:p>
+      <w:pPr>
+        <w:pStyle w:val="ListBullet"/>
+        <w:spacing w:line="240" w:lineRule="auto"/>
+        <w:ind w:left="720"/>
+      </w:pPr>
+      <w:r>
+        <w:rPr>
+          <w:lang w:val="zh_TW" w:bidi="zh_TW"/>
+        </w:rPr>
+      </w:r>
+      <w:r>
+        <w:rPr>
+          <w:lang w:val="zh_TW" w:bidi="zh_TW"/>
+        </w:rPr>
+        <w:t>撒迦利亞書6:8</w:t>
+      </w:r>
     </w:p>
     <w:p>
       <w:pPr>
@@ -2018,90 +1880,66 @@
           <w:lang w:val="zh_TW" w:bidi="zh_TW"/>
         </w:rPr>
       </w:r>
-      <w:hyperlink r:id="rId36">
-        <w:r>
-          <w:rPr>
-            <w:lang w:val="zh_TW" w:bidi="zh_TW"/>
-          </w:rPr>
-          <w:rPr>
-            <w:color w:val="0000EE"/>
-            <w:u w:val="single"/>
-          </w:rPr>
-          <w:t>列王紀上1:5</w:t>
-        </w:r>
-      </w:hyperlink>
-    </w:p>
-    <w:p>
-      <w:pPr>
-        <w:pStyle w:val="ListBullet"/>
-        <w:spacing w:line="240" w:lineRule="auto"/>
-        <w:ind w:left="720"/>
-      </w:pPr>
-      <w:r>
-        <w:rPr>
-          <w:lang w:val="zh_TW" w:bidi="zh_TW"/>
-        </w:rPr>
-      </w:r>
-      <w:hyperlink r:id="rId37">
-        <w:r>
-          <w:rPr>
-            <w:lang w:val="zh_TW" w:bidi="zh_TW"/>
-          </w:rPr>
-          <w:rPr>
-            <w:color w:val="0000EE"/>
-            <w:u w:val="single"/>
-          </w:rPr>
-          <w:t>但以理書11:40–41</w:t>
-        </w:r>
-      </w:hyperlink>
-    </w:p>
-    <w:p>
-      <w:pPr>
-        <w:pStyle w:val="ListBullet"/>
-        <w:spacing w:line="240" w:lineRule="auto"/>
-        <w:ind w:left="720"/>
-      </w:pPr>
-      <w:r>
-        <w:rPr>
-          <w:lang w:val="zh_TW" w:bidi="zh_TW"/>
-        </w:rPr>
-      </w:r>
-      <w:hyperlink r:id="rId33">
-        <w:r>
-          <w:rPr>
-            <w:lang w:val="zh_TW" w:bidi="zh_TW"/>
-          </w:rPr>
-          <w:rPr>
-            <w:color w:val="0000EE"/>
-            <w:u w:val="single"/>
-          </w:rPr>
-          <w:t>出埃及記14:23–25</w:t>
-        </w:r>
-      </w:hyperlink>
-    </w:p>
-    <w:p>
-      <w:pPr>
-        <w:pStyle w:val="ListBullet"/>
-        <w:spacing w:line="240" w:lineRule="auto"/>
-        <w:ind w:left="720"/>
-      </w:pPr>
-      <w:r>
-        <w:rPr>
-          <w:lang w:val="zh_TW" w:bidi="zh_TW"/>
-        </w:rPr>
-      </w:r>
-      <w:hyperlink r:id="rId38">
-        <w:r>
-          <w:rPr>
-            <w:lang w:val="zh_TW" w:bidi="zh_TW"/>
-          </w:rPr>
-          <w:rPr>
-            <w:color w:val="0000EE"/>
-            <w:u w:val="single"/>
-          </w:rPr>
-          <w:t>創世記50:7–9</w:t>
-        </w:r>
-      </w:hyperlink>
+      <w:r>
+        <w:rPr>
+          <w:lang w:val="zh_TW" w:bidi="zh_TW"/>
+        </w:rPr>
+        <w:t>列王紀上1:5</w:t>
+      </w:r>
+    </w:p>
+    <w:p>
+      <w:pPr>
+        <w:pStyle w:val="ListBullet"/>
+        <w:spacing w:line="240" w:lineRule="auto"/>
+        <w:ind w:left="720"/>
+      </w:pPr>
+      <w:r>
+        <w:rPr>
+          <w:lang w:val="zh_TW" w:bidi="zh_TW"/>
+        </w:rPr>
+      </w:r>
+      <w:r>
+        <w:rPr>
+          <w:lang w:val="zh_TW" w:bidi="zh_TW"/>
+        </w:rPr>
+        <w:t>但以理書11:40–41</w:t>
+      </w:r>
+    </w:p>
+    <w:p>
+      <w:pPr>
+        <w:pStyle w:val="ListBullet"/>
+        <w:spacing w:line="240" w:lineRule="auto"/>
+        <w:ind w:left="720"/>
+      </w:pPr>
+      <w:r>
+        <w:rPr>
+          <w:lang w:val="zh_TW" w:bidi="zh_TW"/>
+        </w:rPr>
+      </w:r>
+      <w:r>
+        <w:rPr>
+          <w:lang w:val="zh_TW" w:bidi="zh_TW"/>
+        </w:rPr>
+        <w:t>出埃及記14:23–25</w:t>
+      </w:r>
+    </w:p>
+    <w:p>
+      <w:pPr>
+        <w:pStyle w:val="ListBullet"/>
+        <w:spacing w:line="240" w:lineRule="auto"/>
+        <w:ind w:left="720"/>
+      </w:pPr>
+      <w:r>
+        <w:rPr>
+          <w:lang w:val="zh_TW" w:bidi="zh_TW"/>
+        </w:rPr>
+      </w:r>
+      <w:r>
+        <w:rPr>
+          <w:lang w:val="zh_TW" w:bidi="zh_TW"/>
+        </w:rPr>
+        <w:t>創世記50:7–9</w:t>
+      </w:r>
     </w:p>
     <w:p>
       <w:pPr>
@@ -2319,66 +2157,48 @@
           <w:lang w:val="zh_TW" w:bidi="zh_TW"/>
         </w:rPr>
       </w:r>
-      <w:hyperlink r:id="rId39">
-        <w:r>
-          <w:rPr>
-            <w:lang w:val="zh_TW" w:bidi="zh_TW"/>
-          </w:rPr>
-          <w:rPr>
-            <w:color w:val="0000EE"/>
-            <w:u w:val="single"/>
-          </w:rPr>
-          <w:t>約翰福音11:2</w:t>
-        </w:r>
-      </w:hyperlink>
-    </w:p>
-    <w:p>
-      <w:pPr>
-        <w:pStyle w:val="ListBullet"/>
-        <w:spacing w:line="240" w:lineRule="auto"/>
-        <w:ind w:left="720"/>
-      </w:pPr>
-      <w:r>
-        <w:rPr>
-          <w:lang w:val="zh_TW" w:bidi="zh_TW"/>
-        </w:rPr>
-      </w:r>
-      <w:hyperlink r:id="rId40">
-        <w:r>
-          <w:rPr>
-            <w:lang w:val="zh_TW" w:bidi="zh_TW"/>
-          </w:rPr>
-          <w:rPr>
-            <w:color w:val="0000EE"/>
-            <w:u w:val="single"/>
-          </w:rPr>
-          <w:t>約翰福音12:1–3</w:t>
-        </w:r>
-      </w:hyperlink>
-    </w:p>
-    <w:p>
-      <w:pPr>
-        <w:pStyle w:val="ListBullet"/>
-        <w:spacing w:line="240" w:lineRule="auto"/>
-        <w:ind w:left="720"/>
-      </w:pPr>
-      <w:r>
-        <w:rPr>
-          <w:lang w:val="zh_TW" w:bidi="zh_TW"/>
-        </w:rPr>
-      </w:r>
-      <w:hyperlink r:id="rId41">
-        <w:r>
-          <w:rPr>
-            <w:lang w:val="zh_TW" w:bidi="zh_TW"/>
-          </w:rPr>
-          <w:rPr>
-            <w:color w:val="0000EE"/>
-            <w:u w:val="single"/>
-          </w:rPr>
-          <w:t>路加福音10:39</w:t>
-        </w:r>
-      </w:hyperlink>
+      <w:r>
+        <w:rPr>
+          <w:lang w:val="zh_TW" w:bidi="zh_TW"/>
+        </w:rPr>
+        <w:t>約翰福音11:2</w:t>
+      </w:r>
+    </w:p>
+    <w:p>
+      <w:pPr>
+        <w:pStyle w:val="ListBullet"/>
+        <w:spacing w:line="240" w:lineRule="auto"/>
+        <w:ind w:left="720"/>
+      </w:pPr>
+      <w:r>
+        <w:rPr>
+          <w:lang w:val="zh_TW" w:bidi="zh_TW"/>
+        </w:rPr>
+      </w:r>
+      <w:r>
+        <w:rPr>
+          <w:lang w:val="zh_TW" w:bidi="zh_TW"/>
+        </w:rPr>
+        <w:t>約翰福音12:1–3</w:t>
+      </w:r>
+    </w:p>
+    <w:p>
+      <w:pPr>
+        <w:pStyle w:val="ListBullet"/>
+        <w:spacing w:line="240" w:lineRule="auto"/>
+        <w:ind w:left="720"/>
+      </w:pPr>
+      <w:r>
+        <w:rPr>
+          <w:lang w:val="zh_TW" w:bidi="zh_TW"/>
+        </w:rPr>
+      </w:r>
+      <w:r>
+        <w:rPr>
+          <w:lang w:val="zh_TW" w:bidi="zh_TW"/>
+        </w:rPr>
+        <w:t>路加福音10:39</w:t>
+      </w:r>
     </w:p>
     <w:p>
       <w:pPr>
@@ -2656,66 +2476,48 @@
           <w:lang w:val="zh_TW" w:bidi="zh_TW"/>
         </w:rPr>
       </w:r>
-      <w:hyperlink r:id="rId42">
-        <w:r>
-          <w:rPr>
-            <w:lang w:val="zh_TW" w:bidi="zh_TW"/>
-          </w:rPr>
-          <w:rPr>
-            <w:color w:val="0000EE"/>
-            <w:u w:val="single"/>
-          </w:rPr>
-          <w:t>約翰福音11:1–2</w:t>
-        </w:r>
-      </w:hyperlink>
-    </w:p>
-    <w:p>
-      <w:pPr>
-        <w:pStyle w:val="ListBullet"/>
-        <w:spacing w:line="240" w:lineRule="auto"/>
-        <w:ind w:left="720"/>
-      </w:pPr>
-      <w:r>
-        <w:rPr>
-          <w:lang w:val="zh_TW" w:bidi="zh_TW"/>
-        </w:rPr>
-      </w:r>
-      <w:hyperlink r:id="rId40">
-        <w:r>
-          <w:rPr>
-            <w:lang w:val="zh_TW" w:bidi="zh_TW"/>
-          </w:rPr>
-          <w:rPr>
-            <w:color w:val="0000EE"/>
-            <w:u w:val="single"/>
-          </w:rPr>
-          <w:t>約翰福音12:1–3</w:t>
-        </w:r>
-      </w:hyperlink>
-    </w:p>
-    <w:p>
-      <w:pPr>
-        <w:pStyle w:val="ListBullet"/>
-        <w:spacing w:line="240" w:lineRule="auto"/>
-        <w:ind w:left="720"/>
-      </w:pPr>
-      <w:r>
-        <w:rPr>
-          <w:lang w:val="zh_TW" w:bidi="zh_TW"/>
-        </w:rPr>
-      </w:r>
-      <w:hyperlink r:id="rId43">
-        <w:r>
-          <w:rPr>
-            <w:lang w:val="zh_TW" w:bidi="zh_TW"/>
-          </w:rPr>
-          <w:rPr>
-            <w:color w:val="0000EE"/>
-            <w:u w:val="single"/>
-          </w:rPr>
-          <w:t>路加福音10:38–39</w:t>
-        </w:r>
-      </w:hyperlink>
+      <w:r>
+        <w:rPr>
+          <w:lang w:val="zh_TW" w:bidi="zh_TW"/>
+        </w:rPr>
+        <w:t>約翰福音11:1–2</w:t>
+      </w:r>
+    </w:p>
+    <w:p>
+      <w:pPr>
+        <w:pStyle w:val="ListBullet"/>
+        <w:spacing w:line="240" w:lineRule="auto"/>
+        <w:ind w:left="720"/>
+      </w:pPr>
+      <w:r>
+        <w:rPr>
+          <w:lang w:val="zh_TW" w:bidi="zh_TW"/>
+        </w:rPr>
+      </w:r>
+      <w:r>
+        <w:rPr>
+          <w:lang w:val="zh_TW" w:bidi="zh_TW"/>
+        </w:rPr>
+        <w:t>約翰福音12:1–3</w:t>
+      </w:r>
+    </w:p>
+    <w:p>
+      <w:pPr>
+        <w:pStyle w:val="ListBullet"/>
+        <w:spacing w:line="240" w:lineRule="auto"/>
+        <w:ind w:left="720"/>
+      </w:pPr>
+      <w:r>
+        <w:rPr>
+          <w:lang w:val="zh_TW" w:bidi="zh_TW"/>
+        </w:rPr>
+      </w:r>
+      <w:r>
+        <w:rPr>
+          <w:lang w:val="zh_TW" w:bidi="zh_TW"/>
+        </w:rPr>
+        <w:t>路加福音10:38–39</w:t>
+      </w:r>
     </w:p>
     <w:p>
       <w:pPr>
@@ -3107,162 +2909,120 @@
           <w:lang w:val="zh_TW" w:bidi="zh_TW"/>
         </w:rPr>
       </w:r>
-      <w:hyperlink r:id="rId44">
-        <w:r>
-          <w:rPr>
-            <w:lang w:val="zh_TW" w:bidi="zh_TW"/>
-          </w:rPr>
-          <w:rPr>
-            <w:color w:val="0000EE"/>
-            <w:u w:val="single"/>
-          </w:rPr>
-          <w:t>約翰福音2:4</w:t>
-        </w:r>
-      </w:hyperlink>
-    </w:p>
-    <w:p>
-      <w:pPr>
-        <w:pStyle w:val="ListBullet"/>
-        <w:spacing w:line="240" w:lineRule="auto"/>
-        <w:ind w:left="720"/>
-      </w:pPr>
-      <w:r>
-        <w:rPr>
-          <w:lang w:val="zh_TW" w:bidi="zh_TW"/>
-        </w:rPr>
-      </w:r>
-      <w:hyperlink r:id="rId45">
-        <w:r>
-          <w:rPr>
-            <w:lang w:val="zh_TW" w:bidi="zh_TW"/>
-          </w:rPr>
-          <w:rPr>
-            <w:color w:val="0000EE"/>
-            <w:u w:val="single"/>
-          </w:rPr>
-          <w:t>約翰福音2:12</w:t>
-        </w:r>
-      </w:hyperlink>
-    </w:p>
-    <w:p>
-      <w:pPr>
-        <w:pStyle w:val="ListBullet"/>
-        <w:spacing w:line="240" w:lineRule="auto"/>
-        <w:ind w:left="720"/>
-      </w:pPr>
-      <w:r>
-        <w:rPr>
-          <w:lang w:val="zh_TW" w:bidi="zh_TW"/>
-        </w:rPr>
-      </w:r>
-      <w:hyperlink r:id="rId46">
-        <w:r>
-          <w:rPr>
-            <w:lang w:val="zh_TW" w:bidi="zh_TW"/>
-          </w:rPr>
-          <w:rPr>
-            <w:color w:val="0000EE"/>
-            <w:u w:val="single"/>
-          </w:rPr>
-          <w:t>路加福音1:29</w:t>
-        </w:r>
-      </w:hyperlink>
-    </w:p>
-    <w:p>
-      <w:pPr>
-        <w:pStyle w:val="ListBullet"/>
-        <w:spacing w:line="240" w:lineRule="auto"/>
-        <w:ind w:left="720"/>
-      </w:pPr>
-      <w:r>
-        <w:rPr>
-          <w:lang w:val="zh_TW" w:bidi="zh_TW"/>
-        </w:rPr>
-      </w:r>
-      <w:hyperlink r:id="rId47">
-        <w:r>
-          <w:rPr>
-            <w:lang w:val="zh_TW" w:bidi="zh_TW"/>
-          </w:rPr>
-          <w:rPr>
-            <w:color w:val="0000EE"/>
-            <w:u w:val="single"/>
-          </w:rPr>
-          <w:t>路加福音1:35</w:t>
-        </w:r>
-      </w:hyperlink>
-    </w:p>
-    <w:p>
-      <w:pPr>
-        <w:pStyle w:val="ListBullet"/>
-        <w:spacing w:line="240" w:lineRule="auto"/>
-        <w:ind w:left="720"/>
-      </w:pPr>
-      <w:r>
-        <w:rPr>
-          <w:lang w:val="zh_TW" w:bidi="zh_TW"/>
-        </w:rPr>
-      </w:r>
-      <w:hyperlink r:id="rId48">
-        <w:r>
-          <w:rPr>
-            <w:lang w:val="zh_TW" w:bidi="zh_TW"/>
-          </w:rPr>
-          <w:rPr>
-            <w:color w:val="0000EE"/>
-            <w:u w:val="single"/>
-          </w:rPr>
-          <w:t>馬可福音6:3</w:t>
-        </w:r>
-      </w:hyperlink>
-    </w:p>
-    <w:p>
-      <w:pPr>
-        <w:pStyle w:val="ListBullet"/>
-        <w:spacing w:line="240" w:lineRule="auto"/>
-        <w:ind w:left="720"/>
-      </w:pPr>
-      <w:r>
-        <w:rPr>
-          <w:lang w:val="zh_TW" w:bidi="zh_TW"/>
-        </w:rPr>
-      </w:r>
-      <w:hyperlink r:id="rId49">
-        <w:r>
-          <w:rPr>
-            <w:lang w:val="zh_TW" w:bidi="zh_TW"/>
-          </w:rPr>
-          <w:rPr>
-            <w:color w:val="0000EE"/>
-            <w:u w:val="single"/>
-          </w:rPr>
-          <w:t>馬太福音1:16</w:t>
-        </w:r>
-      </w:hyperlink>
-    </w:p>
-    <w:p>
-      <w:pPr>
-        <w:pStyle w:val="ListBullet"/>
-        <w:spacing w:line="240" w:lineRule="auto"/>
-        <w:ind w:left="720"/>
-      </w:pPr>
-      <w:r>
-        <w:rPr>
-          <w:lang w:val="zh_TW" w:bidi="zh_TW"/>
-        </w:rPr>
-      </w:r>
-      <w:hyperlink r:id="rId50">
-        <w:r>
-          <w:rPr>
-            <w:lang w:val="zh_TW" w:bidi="zh_TW"/>
-          </w:rPr>
-          <w:rPr>
-            <w:color w:val="0000EE"/>
-            <w:u w:val="single"/>
-          </w:rPr>
-          <w:t>馬太福音1:19</w:t>
-        </w:r>
-      </w:hyperlink>
+      <w:r>
+        <w:rPr>
+          <w:lang w:val="zh_TW" w:bidi="zh_TW"/>
+        </w:rPr>
+        <w:t>約翰福音2:4</w:t>
+      </w:r>
+    </w:p>
+    <w:p>
+      <w:pPr>
+        <w:pStyle w:val="ListBullet"/>
+        <w:spacing w:line="240" w:lineRule="auto"/>
+        <w:ind w:left="720"/>
+      </w:pPr>
+      <w:r>
+        <w:rPr>
+          <w:lang w:val="zh_TW" w:bidi="zh_TW"/>
+        </w:rPr>
+      </w:r>
+      <w:r>
+        <w:rPr>
+          <w:lang w:val="zh_TW" w:bidi="zh_TW"/>
+        </w:rPr>
+        <w:t>約翰福音2:12</w:t>
+      </w:r>
+    </w:p>
+    <w:p>
+      <w:pPr>
+        <w:pStyle w:val="ListBullet"/>
+        <w:spacing w:line="240" w:lineRule="auto"/>
+        <w:ind w:left="720"/>
+      </w:pPr>
+      <w:r>
+        <w:rPr>
+          <w:lang w:val="zh_TW" w:bidi="zh_TW"/>
+        </w:rPr>
+      </w:r>
+      <w:r>
+        <w:rPr>
+          <w:lang w:val="zh_TW" w:bidi="zh_TW"/>
+        </w:rPr>
+        <w:t>路加福音1:29</w:t>
+      </w:r>
+    </w:p>
+    <w:p>
+      <w:pPr>
+        <w:pStyle w:val="ListBullet"/>
+        <w:spacing w:line="240" w:lineRule="auto"/>
+        <w:ind w:left="720"/>
+      </w:pPr>
+      <w:r>
+        <w:rPr>
+          <w:lang w:val="zh_TW" w:bidi="zh_TW"/>
+        </w:rPr>
+      </w:r>
+      <w:r>
+        <w:rPr>
+          <w:lang w:val="zh_TW" w:bidi="zh_TW"/>
+        </w:rPr>
+        <w:t>路加福音1:35</w:t>
+      </w:r>
+    </w:p>
+    <w:p>
+      <w:pPr>
+        <w:pStyle w:val="ListBullet"/>
+        <w:spacing w:line="240" w:lineRule="auto"/>
+        <w:ind w:left="720"/>
+      </w:pPr>
+      <w:r>
+        <w:rPr>
+          <w:lang w:val="zh_TW" w:bidi="zh_TW"/>
+        </w:rPr>
+      </w:r>
+      <w:r>
+        <w:rPr>
+          <w:lang w:val="zh_TW" w:bidi="zh_TW"/>
+        </w:rPr>
+        <w:t>馬可福音6:3</w:t>
+      </w:r>
+    </w:p>
+    <w:p>
+      <w:pPr>
+        <w:pStyle w:val="ListBullet"/>
+        <w:spacing w:line="240" w:lineRule="auto"/>
+        <w:ind w:left="720"/>
+      </w:pPr>
+      <w:r>
+        <w:rPr>
+          <w:lang w:val="zh_TW" w:bidi="zh_TW"/>
+        </w:rPr>
+      </w:r>
+      <w:r>
+        <w:rPr>
+          <w:lang w:val="zh_TW" w:bidi="zh_TW"/>
+        </w:rPr>
+        <w:t>馬太福音1:16</w:t>
+      </w:r>
+    </w:p>
+    <w:p>
+      <w:pPr>
+        <w:pStyle w:val="ListBullet"/>
+        <w:spacing w:line="240" w:lineRule="auto"/>
+        <w:ind w:left="720"/>
+      </w:pPr>
+      <w:r>
+        <w:rPr>
+          <w:lang w:val="zh_TW" w:bidi="zh_TW"/>
+        </w:rPr>
+      </w:r>
+      <w:r>
+        <w:rPr>
+          <w:lang w:val="zh_TW" w:bidi="zh_TW"/>
+        </w:rPr>
+        <w:t>馬太福音1:19</w:t>
+      </w:r>
     </w:p>
     <w:p>
       <w:pPr>
@@ -3797,138 +3557,102 @@
           <w:lang w:val="zh_TW" w:bidi="zh_TW"/>
         </w:rPr>
       </w:r>
-      <w:hyperlink r:id="rId51">
-        <w:r>
-          <w:rPr>
-            <w:lang w:val="zh_TW" w:bidi="zh_TW"/>
-          </w:rPr>
-          <w:rPr>
-            <w:color w:val="0000EE"/>
-            <w:u w:val="single"/>
-          </w:rPr>
-          <w:t>帖撒羅尼迦前書1:6–7</w:t>
-        </w:r>
-      </w:hyperlink>
-    </w:p>
-    <w:p>
-      <w:pPr>
-        <w:pStyle w:val="ListBullet"/>
-        <w:spacing w:line="240" w:lineRule="auto"/>
-        <w:ind w:left="720"/>
-      </w:pPr>
-      <w:r>
-        <w:rPr>
-          <w:lang w:val="zh_TW" w:bidi="zh_TW"/>
-        </w:rPr>
-      </w:r>
-      <w:hyperlink r:id="rId52">
-        <w:r>
-          <w:rPr>
-            <w:lang w:val="zh_TW" w:bidi="zh_TW"/>
-          </w:rPr>
-          <w:rPr>
-            <w:color w:val="0000EE"/>
-            <w:u w:val="single"/>
-          </w:rPr>
-          <w:t>帖撒羅尼迦前書4:10</w:t>
-        </w:r>
-      </w:hyperlink>
-    </w:p>
-    <w:p>
-      <w:pPr>
-        <w:pStyle w:val="ListBullet"/>
-        <w:spacing w:line="240" w:lineRule="auto"/>
-        <w:ind w:left="720"/>
-      </w:pPr>
-      <w:r>
-        <w:rPr>
-          <w:lang w:val="zh_TW" w:bidi="zh_TW"/>
-        </w:rPr>
-      </w:r>
-      <w:hyperlink r:id="rId53">
-        <w:r>
-          <w:rPr>
-            <w:lang w:val="zh_TW" w:bidi="zh_TW"/>
-          </w:rPr>
-          <w:rPr>
-            <w:color w:val="0000EE"/>
-            <w:u w:val="single"/>
-          </w:rPr>
-          <w:t>提摩太前書1:3–4</w:t>
-        </w:r>
-      </w:hyperlink>
-    </w:p>
-    <w:p>
-      <w:pPr>
-        <w:pStyle w:val="ListBullet"/>
-        <w:spacing w:line="240" w:lineRule="auto"/>
-        <w:ind w:left="720"/>
-      </w:pPr>
-      <w:r>
-        <w:rPr>
-          <w:lang w:val="zh_TW" w:bidi="zh_TW"/>
-        </w:rPr>
-      </w:r>
-      <w:hyperlink r:id="rId54">
-        <w:r>
-          <w:rPr>
-            <w:lang w:val="zh_TW" w:bidi="zh_TW"/>
-          </w:rPr>
-          <w:rPr>
-            <w:color w:val="0000EE"/>
-            <w:u w:val="single"/>
-          </w:rPr>
-          <w:t>使徒行傳16:10</w:t>
-        </w:r>
-      </w:hyperlink>
-    </w:p>
-    <w:p>
-      <w:pPr>
-        <w:pStyle w:val="ListBullet"/>
-        <w:spacing w:line="240" w:lineRule="auto"/>
-        <w:ind w:left="720"/>
-      </w:pPr>
-      <w:r>
-        <w:rPr>
-          <w:lang w:val="zh_TW" w:bidi="zh_TW"/>
-        </w:rPr>
-      </w:r>
-      <w:hyperlink r:id="rId55">
-        <w:r>
-          <w:rPr>
-            <w:lang w:val="zh_TW" w:bidi="zh_TW"/>
-          </w:rPr>
-          <w:rPr>
-            <w:color w:val="0000EE"/>
-            <w:u w:val="single"/>
-          </w:rPr>
-          <w:t>使徒行傳20:1–3</w:t>
-        </w:r>
-      </w:hyperlink>
-    </w:p>
-    <w:p>
-      <w:pPr>
-        <w:pStyle w:val="ListBullet"/>
-        <w:spacing w:line="240" w:lineRule="auto"/>
-        <w:ind w:left="720"/>
-      </w:pPr>
-      <w:r>
-        <w:rPr>
-          <w:lang w:val="zh_TW" w:bidi="zh_TW"/>
-        </w:rPr>
-      </w:r>
-      <w:hyperlink r:id="rId56">
-        <w:r>
-          <w:rPr>
-            <w:lang w:val="zh_TW" w:bidi="zh_TW"/>
-          </w:rPr>
-          <w:rPr>
-            <w:color w:val="0000EE"/>
-            <w:u w:val="single"/>
-          </w:rPr>
-          <w:t>腓立比書4:14–17</w:t>
-        </w:r>
-      </w:hyperlink>
+      <w:r>
+        <w:rPr>
+          <w:lang w:val="zh_TW" w:bidi="zh_TW"/>
+        </w:rPr>
+        <w:t>帖撒羅尼迦前書1:6–7</w:t>
+      </w:r>
+    </w:p>
+    <w:p>
+      <w:pPr>
+        <w:pStyle w:val="ListBullet"/>
+        <w:spacing w:line="240" w:lineRule="auto"/>
+        <w:ind w:left="720"/>
+      </w:pPr>
+      <w:r>
+        <w:rPr>
+          <w:lang w:val="zh_TW" w:bidi="zh_TW"/>
+        </w:rPr>
+      </w:r>
+      <w:r>
+        <w:rPr>
+          <w:lang w:val="zh_TW" w:bidi="zh_TW"/>
+        </w:rPr>
+        <w:t>帖撒羅尼迦前書4:10</w:t>
+      </w:r>
+    </w:p>
+    <w:p>
+      <w:pPr>
+        <w:pStyle w:val="ListBullet"/>
+        <w:spacing w:line="240" w:lineRule="auto"/>
+        <w:ind w:left="720"/>
+      </w:pPr>
+      <w:r>
+        <w:rPr>
+          <w:lang w:val="zh_TW" w:bidi="zh_TW"/>
+        </w:rPr>
+      </w:r>
+      <w:r>
+        <w:rPr>
+          <w:lang w:val="zh_TW" w:bidi="zh_TW"/>
+        </w:rPr>
+        <w:t>提摩太前書1:3–4</w:t>
+      </w:r>
+    </w:p>
+    <w:p>
+      <w:pPr>
+        <w:pStyle w:val="ListBullet"/>
+        <w:spacing w:line="240" w:lineRule="auto"/>
+        <w:ind w:left="720"/>
+      </w:pPr>
+      <w:r>
+        <w:rPr>
+          <w:lang w:val="zh_TW" w:bidi="zh_TW"/>
+        </w:rPr>
+      </w:r>
+      <w:r>
+        <w:rPr>
+          <w:lang w:val="zh_TW" w:bidi="zh_TW"/>
+        </w:rPr>
+        <w:t>使徒行傳16:10</w:t>
+      </w:r>
+    </w:p>
+    <w:p>
+      <w:pPr>
+        <w:pStyle w:val="ListBullet"/>
+        <w:spacing w:line="240" w:lineRule="auto"/>
+        <w:ind w:left="720"/>
+      </w:pPr>
+      <w:r>
+        <w:rPr>
+          <w:lang w:val="zh_TW" w:bidi="zh_TW"/>
+        </w:rPr>
+      </w:r>
+      <w:r>
+        <w:rPr>
+          <w:lang w:val="zh_TW" w:bidi="zh_TW"/>
+        </w:rPr>
+        <w:t>使徒行傳20:1–3</w:t>
+      </w:r>
+    </w:p>
+    <w:p>
+      <w:pPr>
+        <w:pStyle w:val="ListBullet"/>
+        <w:spacing w:line="240" w:lineRule="auto"/>
+        <w:ind w:left="720"/>
+      </w:pPr>
+      <w:r>
+        <w:rPr>
+          <w:lang w:val="zh_TW" w:bidi="zh_TW"/>
+        </w:rPr>
+      </w:r>
+      <w:r>
+        <w:rPr>
+          <w:lang w:val="zh_TW" w:bidi="zh_TW"/>
+        </w:rPr>
+        <w:t>腓立比書4:14–17</w:t>
+      </w:r>
     </w:p>
     <w:p>
       <w:pPr>
@@ -4158,138 +3882,102 @@
           <w:lang w:val="zh_TW" w:bidi="zh_TW"/>
         </w:rPr>
       </w:r>
-      <w:hyperlink r:id="rId57">
-        <w:r>
-          <w:rPr>
-            <w:lang w:val="zh_TW" w:bidi="zh_TW"/>
-          </w:rPr>
-          <w:rPr>
-            <w:color w:val="0000EE"/>
-            <w:u w:val="single"/>
-          </w:rPr>
-          <w:t>路加福音5:27</w:t>
-        </w:r>
-      </w:hyperlink>
-    </w:p>
-    <w:p>
-      <w:pPr>
-        <w:pStyle w:val="ListBullet"/>
-        <w:spacing w:line="240" w:lineRule="auto"/>
-        <w:ind w:left="720"/>
-      </w:pPr>
-      <w:r>
-        <w:rPr>
-          <w:lang w:val="zh_TW" w:bidi="zh_TW"/>
-        </w:rPr>
-      </w:r>
-      <w:hyperlink r:id="rId58">
-        <w:r>
-          <w:rPr>
-            <w:lang w:val="zh_TW" w:bidi="zh_TW"/>
-          </w:rPr>
-          <w:rPr>
-            <w:color w:val="0000EE"/>
-            <w:u w:val="single"/>
-          </w:rPr>
-          <w:t>路加福音6:14–16</w:t>
-        </w:r>
-      </w:hyperlink>
-    </w:p>
-    <w:p>
-      <w:pPr>
-        <w:pStyle w:val="ListBullet"/>
-        <w:spacing w:line="240" w:lineRule="auto"/>
-        <w:ind w:left="720"/>
-      </w:pPr>
-      <w:r>
-        <w:rPr>
-          <w:lang w:val="zh_TW" w:bidi="zh_TW"/>
-        </w:rPr>
-      </w:r>
-      <w:hyperlink r:id="rId59">
-        <w:r>
-          <w:rPr>
-            <w:lang w:val="zh_TW" w:bidi="zh_TW"/>
-          </w:rPr>
-          <w:rPr>
-            <w:color w:val="0000EE"/>
-            <w:u w:val="single"/>
-          </w:rPr>
-          <w:t>馬可福音2:14</w:t>
-        </w:r>
-      </w:hyperlink>
-    </w:p>
-    <w:p>
-      <w:pPr>
-        <w:pStyle w:val="ListBullet"/>
-        <w:spacing w:line="240" w:lineRule="auto"/>
-        <w:ind w:left="720"/>
-      </w:pPr>
-      <w:r>
-        <w:rPr>
-          <w:lang w:val="zh_TW" w:bidi="zh_TW"/>
-        </w:rPr>
-      </w:r>
-      <w:hyperlink r:id="rId60">
-        <w:r>
-          <w:rPr>
-            <w:lang w:val="zh_TW" w:bidi="zh_TW"/>
-          </w:rPr>
-          <w:rPr>
-            <w:color w:val="0000EE"/>
-            <w:u w:val="single"/>
-          </w:rPr>
-          <w:t>馬可福音3:17–19</w:t>
-        </w:r>
-      </w:hyperlink>
-    </w:p>
-    <w:p>
-      <w:pPr>
-        <w:pStyle w:val="ListBullet"/>
-        <w:spacing w:line="240" w:lineRule="auto"/>
-        <w:ind w:left="720"/>
-      </w:pPr>
-      <w:r>
-        <w:rPr>
-          <w:lang w:val="zh_TW" w:bidi="zh_TW"/>
-        </w:rPr>
-      </w:r>
-      <w:hyperlink r:id="rId61">
-        <w:r>
-          <w:rPr>
-            <w:lang w:val="zh_TW" w:bidi="zh_TW"/>
-          </w:rPr>
-          <w:rPr>
-            <w:color w:val="0000EE"/>
-            <w:u w:val="single"/>
-          </w:rPr>
-          <w:t>馬太福音9:9</w:t>
-        </w:r>
-      </w:hyperlink>
-    </w:p>
-    <w:p>
-      <w:pPr>
-        <w:pStyle w:val="ListBullet"/>
-        <w:spacing w:line="240" w:lineRule="auto"/>
-        <w:ind w:left="720"/>
-      </w:pPr>
-      <w:r>
-        <w:rPr>
-          <w:lang w:val="zh_TW" w:bidi="zh_TW"/>
-        </w:rPr>
-      </w:r>
-      <w:hyperlink r:id="rId62">
-        <w:r>
-          <w:rPr>
-            <w:lang w:val="zh_TW" w:bidi="zh_TW"/>
-          </w:rPr>
-          <w:rPr>
-            <w:color w:val="0000EE"/>
-            <w:u w:val="single"/>
-          </w:rPr>
-          <w:t>馬太福音10:3</w:t>
-        </w:r>
-      </w:hyperlink>
+      <w:r>
+        <w:rPr>
+          <w:lang w:val="zh_TW" w:bidi="zh_TW"/>
+        </w:rPr>
+        <w:t>路加福音5:27</w:t>
+      </w:r>
+    </w:p>
+    <w:p>
+      <w:pPr>
+        <w:pStyle w:val="ListBullet"/>
+        <w:spacing w:line="240" w:lineRule="auto"/>
+        <w:ind w:left="720"/>
+      </w:pPr>
+      <w:r>
+        <w:rPr>
+          <w:lang w:val="zh_TW" w:bidi="zh_TW"/>
+        </w:rPr>
+      </w:r>
+      <w:r>
+        <w:rPr>
+          <w:lang w:val="zh_TW" w:bidi="zh_TW"/>
+        </w:rPr>
+        <w:t>路加福音6:14–16</w:t>
+      </w:r>
+    </w:p>
+    <w:p>
+      <w:pPr>
+        <w:pStyle w:val="ListBullet"/>
+        <w:spacing w:line="240" w:lineRule="auto"/>
+        <w:ind w:left="720"/>
+      </w:pPr>
+      <w:r>
+        <w:rPr>
+          <w:lang w:val="zh_TW" w:bidi="zh_TW"/>
+        </w:rPr>
+      </w:r>
+      <w:r>
+        <w:rPr>
+          <w:lang w:val="zh_TW" w:bidi="zh_TW"/>
+        </w:rPr>
+        <w:t>馬可福音2:14</w:t>
+      </w:r>
+    </w:p>
+    <w:p>
+      <w:pPr>
+        <w:pStyle w:val="ListBullet"/>
+        <w:spacing w:line="240" w:lineRule="auto"/>
+        <w:ind w:left="720"/>
+      </w:pPr>
+      <w:r>
+        <w:rPr>
+          <w:lang w:val="zh_TW" w:bidi="zh_TW"/>
+        </w:rPr>
+      </w:r>
+      <w:r>
+        <w:rPr>
+          <w:lang w:val="zh_TW" w:bidi="zh_TW"/>
+        </w:rPr>
+        <w:t>馬可福音3:17–19</w:t>
+      </w:r>
+    </w:p>
+    <w:p>
+      <w:pPr>
+        <w:pStyle w:val="ListBullet"/>
+        <w:spacing w:line="240" w:lineRule="auto"/>
+        <w:ind w:left="720"/>
+      </w:pPr>
+      <w:r>
+        <w:rPr>
+          <w:lang w:val="zh_TW" w:bidi="zh_TW"/>
+        </w:rPr>
+      </w:r>
+      <w:r>
+        <w:rPr>
+          <w:lang w:val="zh_TW" w:bidi="zh_TW"/>
+        </w:rPr>
+        <w:t>馬太福音9:9</w:t>
+      </w:r>
+    </w:p>
+    <w:p>
+      <w:pPr>
+        <w:pStyle w:val="ListBullet"/>
+        <w:spacing w:line="240" w:lineRule="auto"/>
+        <w:ind w:left="720"/>
+      </w:pPr>
+      <w:r>
+        <w:rPr>
+          <w:lang w:val="zh_TW" w:bidi="zh_TW"/>
+        </w:rPr>
+      </w:r>
+      <w:r>
+        <w:rPr>
+          <w:lang w:val="zh_TW" w:bidi="zh_TW"/>
+        </w:rPr>
+        <w:t>馬太福音10:3</w:t>
+      </w:r>
     </w:p>
     <w:p>
       <w:pPr>
@@ -4816,18 +4504,12 @@
           <w:lang w:val="zh_TW" w:bidi="zh_TW"/>
         </w:rPr>
       </w:r>
-      <w:hyperlink r:id="rId63">
-        <w:r>
-          <w:rPr>
-            <w:lang w:val="zh_TW" w:bidi="zh_TW"/>
-          </w:rPr>
-          <w:rPr>
-            <w:color w:val="0000EE"/>
-            <w:u w:val="single"/>
-          </w:rPr>
-          <w:t>瑪拉基書1:1</w:t>
-        </w:r>
-      </w:hyperlink>
+      <w:r>
+        <w:rPr>
+          <w:lang w:val="zh_TW" w:bidi="zh_TW"/>
+        </w:rPr>
+        <w:t>瑪拉基書1:1</w:t>
+      </w:r>
     </w:p>
     <w:p>
       <w:pPr>
@@ -5093,114 +4775,84 @@
           <w:lang w:val="zh_TW" w:bidi="zh_TW"/>
         </w:rPr>
       </w:r>
-      <w:hyperlink r:id="rId64">
-        <w:r>
-          <w:rPr>
-            <w:lang w:val="zh_TW" w:bidi="zh_TW"/>
-          </w:rPr>
-          <w:rPr>
-            <w:color w:val="0000EE"/>
-            <w:u w:val="single"/>
-          </w:rPr>
-          <w:t>歷代志下15:9</w:t>
-        </w:r>
-      </w:hyperlink>
-    </w:p>
-    <w:p>
-      <w:pPr>
-        <w:pStyle w:val="ListBullet"/>
-        <w:spacing w:line="240" w:lineRule="auto"/>
-        <w:ind w:left="720"/>
-      </w:pPr>
-      <w:r>
-        <w:rPr>
-          <w:lang w:val="zh_TW" w:bidi="zh_TW"/>
-        </w:rPr>
-      </w:r>
-      <w:hyperlink r:id="rId65">
-        <w:r>
-          <w:rPr>
-            <w:lang w:val="zh_TW" w:bidi="zh_TW"/>
-          </w:rPr>
-          <w:rPr>
-            <w:color w:val="0000EE"/>
-            <w:u w:val="single"/>
-          </w:rPr>
-          <w:t>申命記3:12–13</w:t>
-        </w:r>
-      </w:hyperlink>
-    </w:p>
-    <w:p>
-      <w:pPr>
-        <w:pStyle w:val="ListBullet"/>
-        <w:spacing w:line="240" w:lineRule="auto"/>
-        <w:ind w:left="720"/>
-      </w:pPr>
-      <w:r>
-        <w:rPr>
-          <w:lang w:val="zh_TW" w:bidi="zh_TW"/>
-        </w:rPr>
-      </w:r>
-      <w:hyperlink r:id="rId66">
-        <w:r>
-          <w:rPr>
-            <w:lang w:val="zh_TW" w:bidi="zh_TW"/>
-          </w:rPr>
-          <w:rPr>
-            <w:color w:val="0000EE"/>
-            <w:u w:val="single"/>
-          </w:rPr>
-          <w:t>創世記41:51</w:t>
-        </w:r>
-      </w:hyperlink>
-    </w:p>
-    <w:p>
-      <w:pPr>
-        <w:pStyle w:val="ListBullet"/>
-        <w:spacing w:line="240" w:lineRule="auto"/>
-        <w:ind w:left="720"/>
-      </w:pPr>
-      <w:r>
-        <w:rPr>
-          <w:lang w:val="zh_TW" w:bidi="zh_TW"/>
-        </w:rPr>
-      </w:r>
-      <w:hyperlink r:id="rId67">
-        <w:r>
-          <w:rPr>
-            <w:lang w:val="zh_TW" w:bidi="zh_TW"/>
-          </w:rPr>
-          <w:rPr>
-            <w:color w:val="0000EE"/>
-            <w:u w:val="single"/>
-          </w:rPr>
-          <w:t>創世記48:1–2</w:t>
-        </w:r>
-      </w:hyperlink>
-    </w:p>
-    <w:p>
-      <w:pPr>
-        <w:pStyle w:val="ListBullet"/>
-        <w:spacing w:line="240" w:lineRule="auto"/>
-        <w:ind w:left="720"/>
-      </w:pPr>
-      <w:r>
-        <w:rPr>
-          <w:lang w:val="zh_TW" w:bidi="zh_TW"/>
-        </w:rPr>
-      </w:r>
-      <w:hyperlink r:id="rId68">
-        <w:r>
-          <w:rPr>
-            <w:lang w:val="zh_TW" w:bidi="zh_TW"/>
-          </w:rPr>
-          <w:rPr>
-            <w:color w:val="0000EE"/>
-            <w:u w:val="single"/>
-          </w:rPr>
-          <w:t>士師記1:27–28</w:t>
-        </w:r>
-      </w:hyperlink>
+      <w:r>
+        <w:rPr>
+          <w:lang w:val="zh_TW" w:bidi="zh_TW"/>
+        </w:rPr>
+        <w:t>歷代志下15:9</w:t>
+      </w:r>
+    </w:p>
+    <w:p>
+      <w:pPr>
+        <w:pStyle w:val="ListBullet"/>
+        <w:spacing w:line="240" w:lineRule="auto"/>
+        <w:ind w:left="720"/>
+      </w:pPr>
+      <w:r>
+        <w:rPr>
+          <w:lang w:val="zh_TW" w:bidi="zh_TW"/>
+        </w:rPr>
+      </w:r>
+      <w:r>
+        <w:rPr>
+          <w:lang w:val="zh_TW" w:bidi="zh_TW"/>
+        </w:rPr>
+        <w:t>申命記3:12–13</w:t>
+      </w:r>
+    </w:p>
+    <w:p>
+      <w:pPr>
+        <w:pStyle w:val="ListBullet"/>
+        <w:spacing w:line="240" w:lineRule="auto"/>
+        <w:ind w:left="720"/>
+      </w:pPr>
+      <w:r>
+        <w:rPr>
+          <w:lang w:val="zh_TW" w:bidi="zh_TW"/>
+        </w:rPr>
+      </w:r>
+      <w:r>
+        <w:rPr>
+          <w:lang w:val="zh_TW" w:bidi="zh_TW"/>
+        </w:rPr>
+        <w:t>創世記41:51</w:t>
+      </w:r>
+    </w:p>
+    <w:p>
+      <w:pPr>
+        <w:pStyle w:val="ListBullet"/>
+        <w:spacing w:line="240" w:lineRule="auto"/>
+        <w:ind w:left="720"/>
+      </w:pPr>
+      <w:r>
+        <w:rPr>
+          <w:lang w:val="zh_TW" w:bidi="zh_TW"/>
+        </w:rPr>
+      </w:r>
+      <w:r>
+        <w:rPr>
+          <w:lang w:val="zh_TW" w:bidi="zh_TW"/>
+        </w:rPr>
+        <w:t>創世記48:1–2</w:t>
+      </w:r>
+    </w:p>
+    <w:p>
+      <w:pPr>
+        <w:pStyle w:val="ListBullet"/>
+        <w:spacing w:line="240" w:lineRule="auto"/>
+        <w:ind w:left="720"/>
+      </w:pPr>
+      <w:r>
+        <w:rPr>
+          <w:lang w:val="zh_TW" w:bidi="zh_TW"/>
+        </w:rPr>
+      </w:r>
+      <w:r>
+        <w:rPr>
+          <w:lang w:val="zh_TW" w:bidi="zh_TW"/>
+        </w:rPr>
+        <w:t>士師記1:27–28</w:t>
+      </w:r>
     </w:p>
     <w:p>
       <w:pPr>
@@ -5523,114 +5175,84 @@
           <w:lang w:val="zh_TW" w:bidi="zh_TW"/>
         </w:rPr>
       </w:r>
-      <w:hyperlink r:id="rId69">
-        <w:r>
-          <w:rPr>
-            <w:lang w:val="zh_TW" w:bidi="zh_TW"/>
-          </w:rPr>
-          <w:rPr>
-            <w:color w:val="0000EE"/>
-            <w:u w:val="single"/>
-          </w:rPr>
-          <w:t>申命記8:3</w:t>
-        </w:r>
-      </w:hyperlink>
-    </w:p>
-    <w:p>
-      <w:pPr>
-        <w:pStyle w:val="ListBullet"/>
-        <w:spacing w:line="240" w:lineRule="auto"/>
-        <w:ind w:left="720"/>
-      </w:pPr>
-      <w:r>
-        <w:rPr>
-          <w:lang w:val="zh_TW" w:bidi="zh_TW"/>
-        </w:rPr>
-      </w:r>
-      <w:hyperlink r:id="rId70">
-        <w:r>
-          <w:rPr>
-            <w:lang w:val="zh_TW" w:bidi="zh_TW"/>
-          </w:rPr>
-          <w:rPr>
-            <w:color w:val="0000EE"/>
-            <w:u w:val="single"/>
-          </w:rPr>
-          <w:t>出埃及記16:27</w:t>
-        </w:r>
-      </w:hyperlink>
-    </w:p>
-    <w:p>
-      <w:pPr>
-        <w:pStyle w:val="ListBullet"/>
-        <w:spacing w:line="240" w:lineRule="auto"/>
-        <w:ind w:left="720"/>
-      </w:pPr>
-      <w:r>
-        <w:rPr>
-          <w:lang w:val="zh_TW" w:bidi="zh_TW"/>
-        </w:rPr>
-      </w:r>
-      <w:hyperlink r:id="rId71">
-        <w:r>
-          <w:rPr>
-            <w:lang w:val="zh_TW" w:bidi="zh_TW"/>
-          </w:rPr>
-          <w:rPr>
-            <w:color w:val="0000EE"/>
-            <w:u w:val="single"/>
-          </w:rPr>
-          <w:t>希伯來書9:3–5</w:t>
-        </w:r>
-      </w:hyperlink>
-    </w:p>
-    <w:p>
-      <w:pPr>
-        <w:pStyle w:val="ListBullet"/>
-        <w:spacing w:line="240" w:lineRule="auto"/>
-        <w:ind w:left="720"/>
-      </w:pPr>
-      <w:r>
-        <w:rPr>
-          <w:lang w:val="zh_TW" w:bidi="zh_TW"/>
-        </w:rPr>
-      </w:r>
-      <w:hyperlink r:id="rId72">
-        <w:r>
-          <w:rPr>
-            <w:lang w:val="zh_TW" w:bidi="zh_TW"/>
-          </w:rPr>
-          <w:rPr>
-            <w:color w:val="0000EE"/>
-            <w:u w:val="single"/>
-          </w:rPr>
-          <w:t>約翰福音6:30–31</w:t>
-        </w:r>
-      </w:hyperlink>
-    </w:p>
-    <w:p>
-      <w:pPr>
-        <w:pStyle w:val="ListBullet"/>
-        <w:spacing w:line="240" w:lineRule="auto"/>
-        <w:ind w:left="720"/>
-      </w:pPr>
-      <w:r>
-        <w:rPr>
-          <w:lang w:val="zh_TW" w:bidi="zh_TW"/>
-        </w:rPr>
-      </w:r>
-      <w:hyperlink r:id="rId73">
-        <w:r>
-          <w:rPr>
-            <w:lang w:val="zh_TW" w:bidi="zh_TW"/>
-          </w:rPr>
-          <w:rPr>
-            <w:color w:val="0000EE"/>
-            <w:u w:val="single"/>
-          </w:rPr>
-          <w:t>約書亞記5:12</w:t>
-        </w:r>
-      </w:hyperlink>
+      <w:r>
+        <w:rPr>
+          <w:lang w:val="zh_TW" w:bidi="zh_TW"/>
+        </w:rPr>
+        <w:t>申命記8:3</w:t>
+      </w:r>
+    </w:p>
+    <w:p>
+      <w:pPr>
+        <w:pStyle w:val="ListBullet"/>
+        <w:spacing w:line="240" w:lineRule="auto"/>
+        <w:ind w:left="720"/>
+      </w:pPr>
+      <w:r>
+        <w:rPr>
+          <w:lang w:val="zh_TW" w:bidi="zh_TW"/>
+        </w:rPr>
+      </w:r>
+      <w:r>
+        <w:rPr>
+          <w:lang w:val="zh_TW" w:bidi="zh_TW"/>
+        </w:rPr>
+        <w:t>出埃及記16:27</w:t>
+      </w:r>
+    </w:p>
+    <w:p>
+      <w:pPr>
+        <w:pStyle w:val="ListBullet"/>
+        <w:spacing w:line="240" w:lineRule="auto"/>
+        <w:ind w:left="720"/>
+      </w:pPr>
+      <w:r>
+        <w:rPr>
+          <w:lang w:val="zh_TW" w:bidi="zh_TW"/>
+        </w:rPr>
+      </w:r>
+      <w:r>
+        <w:rPr>
+          <w:lang w:val="zh_TW" w:bidi="zh_TW"/>
+        </w:rPr>
+        <w:t>希伯來書9:3–5</w:t>
+      </w:r>
+    </w:p>
+    <w:p>
+      <w:pPr>
+        <w:pStyle w:val="ListBullet"/>
+        <w:spacing w:line="240" w:lineRule="auto"/>
+        <w:ind w:left="720"/>
+      </w:pPr>
+      <w:r>
+        <w:rPr>
+          <w:lang w:val="zh_TW" w:bidi="zh_TW"/>
+        </w:rPr>
+      </w:r>
+      <w:r>
+        <w:rPr>
+          <w:lang w:val="zh_TW" w:bidi="zh_TW"/>
+        </w:rPr>
+        <w:t>約翰福音6:30–31</w:t>
+      </w:r>
+    </w:p>
+    <w:p>
+      <w:pPr>
+        <w:pStyle w:val="ListBullet"/>
+        <w:spacing w:line="240" w:lineRule="auto"/>
+        <w:ind w:left="720"/>
+      </w:pPr>
+      <w:r>
+        <w:rPr>
+          <w:lang w:val="zh_TW" w:bidi="zh_TW"/>
+        </w:rPr>
+      </w:r>
+      <w:r>
+        <w:rPr>
+          <w:lang w:val="zh_TW" w:bidi="zh_TW"/>
+        </w:rPr>
+        <w:t>約書亞記5:12</w:t>
+      </w:r>
     </w:p>
     <w:p>
       <w:pPr>

--- a/zht/docx/108.content.docx
+++ b/zht/docx/108.content.docx
@@ -349,13 +349,479 @@
         <w:rPr>
           <w:lang w:val="zh_TW" w:bidi="zh_TW"/>
         </w:rPr>
+        <w:t>（另見：灰、</w:t>
+      </w:r>
+      <w:r>
+        <w:rPr>
+          <w:lang w:val="zh_TW" w:bidi="zh_TW"/>
+        </w:rPr>
+        <w:t>駱駝</w:t>
+      </w:r>
+      <w:r>
+        <w:rPr>
+          <w:lang w:val="zh_TW" w:bidi="zh_TW"/>
+        </w:rPr>
+        <w:t>、</w:t>
+      </w:r>
+      <w:r>
+        <w:rPr>
+          <w:lang w:val="zh_TW" w:bidi="zh_TW"/>
+        </w:rPr>
+        <w:t>山羊</w:t>
+      </w:r>
+      <w:r>
+        <w:rPr>
+          <w:lang w:val="zh_TW" w:bidi="zh_TW"/>
+        </w:rPr>
+        <w:t>、</w:t>
+      </w:r>
+      <w:r>
+        <w:rPr>
+          <w:lang w:val="zh_TW" w:bidi="zh_TW"/>
+        </w:rPr>
+        <w:t>謙卑</w:t>
+      </w:r>
+      <w:r>
+        <w:rPr>
+          <w:lang w:val="zh_TW" w:bidi="zh_TW"/>
+        </w:rPr>
+        <w:t>、</w:t>
+      </w:r>
+      <w:r>
+        <w:rPr>
+          <w:lang w:val="zh_TW" w:bidi="zh_TW"/>
+        </w:rPr>
+        <w:t>哀悼</w:t>
+      </w:r>
+      <w:r>
+        <w:rPr>
+          <w:lang w:val="zh_TW" w:bidi="zh_TW"/>
+        </w:rPr>
+        <w:t>、</w:t>
+      </w:r>
+      <w:r>
+        <w:rPr>
+          <w:lang w:val="zh_TW" w:bidi="zh_TW"/>
+        </w:rPr>
+        <w:t>悔改</w:t>
+      </w:r>
+      <w:r>
+        <w:rPr>
+          <w:lang w:val="zh_TW" w:bidi="zh_TW"/>
+        </w:rPr>
+        <w:t>、</w:t>
+      </w:r>
+      <w:r>
+        <w:rPr>
+          <w:lang w:val="zh_TW" w:bidi="zh_TW"/>
+        </w:rPr>
+        <w:t>神蹟</w:t>
+      </w:r>
+      <w:r>
+        <w:rPr>
+          <w:lang w:val="zh_TW" w:bidi="zh_TW"/>
+        </w:rPr>
+        <w:t>）</w:t>
+      </w:r>
+    </w:p>
+    <w:p>
+      <w:pPr>
+        <w:pStyle w:val="Heading3"/>
+      </w:pPr>
+      <w:r>
+        <w:rPr>
+          <w:lang w:val="zh_TW" w:bidi="zh_TW"/>
+        </w:rPr>
+        <w:t>參考經文：</w:t>
+      </w:r>
+    </w:p>
+    <w:p>
+      <w:pPr>
+        <w:pStyle w:val="ListBullet"/>
+        <w:spacing w:line="240" w:lineRule="auto"/>
+        <w:ind w:left="720"/>
+      </w:pPr>
+      <w:r>
+        <w:rPr>
+          <w:lang w:val="zh_TW" w:bidi="zh_TW"/>
+        </w:rPr>
+      </w:r>
+      <w:r>
+        <w:rPr>
+          <w:lang w:val="zh_TW" w:bidi="zh_TW"/>
+        </w:rPr>
+        <w:t>撒母耳記下3:31</w:t>
+      </w:r>
+    </w:p>
+    <w:p>
+      <w:pPr>
+        <w:pStyle w:val="ListBullet"/>
+        <w:spacing w:line="240" w:lineRule="auto"/>
+        <w:ind w:left="720"/>
+      </w:pPr>
+      <w:r>
+        <w:rPr>
+          <w:lang w:val="zh_TW" w:bidi="zh_TW"/>
+        </w:rPr>
+      </w:r>
+      <w:r>
+        <w:rPr>
+          <w:lang w:val="zh_TW" w:bidi="zh_TW"/>
+        </w:rPr>
+        <w:t>創世記37:34</w:t>
+      </w:r>
+    </w:p>
+    <w:p>
+      <w:pPr>
+        <w:pStyle w:val="ListBullet"/>
+        <w:spacing w:line="240" w:lineRule="auto"/>
+        <w:ind w:left="720"/>
+      </w:pPr>
+      <w:r>
+        <w:rPr>
+          <w:lang w:val="zh_TW" w:bidi="zh_TW"/>
+        </w:rPr>
+      </w:r>
+      <w:r>
+        <w:rPr>
+          <w:lang w:val="zh_TW" w:bidi="zh_TW"/>
+        </w:rPr>
+        <w:t>約珥書1:8–10</w:t>
+      </w:r>
+    </w:p>
+    <w:p>
+      <w:pPr>
+        <w:pStyle w:val="ListBullet"/>
+        <w:spacing w:line="240" w:lineRule="auto"/>
+        <w:ind w:left="720"/>
+      </w:pPr>
+      <w:r>
+        <w:rPr>
+          <w:lang w:val="zh_TW" w:bidi="zh_TW"/>
+        </w:rPr>
+      </w:r>
+      <w:r>
+        <w:rPr>
+          <w:lang w:val="zh_TW" w:bidi="zh_TW"/>
+        </w:rPr>
+        <w:t>約拿書3:5</w:t>
+      </w:r>
+    </w:p>
+    <w:p>
+      <w:pPr>
+        <w:pStyle w:val="ListBullet"/>
+        <w:spacing w:line="240" w:lineRule="auto"/>
+        <w:ind w:left="720"/>
+      </w:pPr>
+      <w:r>
+        <w:rPr>
+          <w:lang w:val="zh_TW" w:bidi="zh_TW"/>
+        </w:rPr>
+      </w:r>
+      <w:r>
+        <w:rPr>
+          <w:lang w:val="zh_TW" w:bidi="zh_TW"/>
+        </w:rPr>
+        <w:t>路加福音10:13</w:t>
+      </w:r>
+    </w:p>
+    <w:p>
+      <w:pPr>
+        <w:pStyle w:val="ListBullet"/>
+        <w:spacing w:line="240" w:lineRule="auto"/>
+        <w:ind w:left="720"/>
+      </w:pPr>
+      <w:r>
+        <w:rPr>
+          <w:lang w:val="zh_TW" w:bidi="zh_TW"/>
+        </w:rPr>
+      </w:r>
+      <w:r>
+        <w:rPr>
+          <w:lang w:val="zh_TW" w:bidi="zh_TW"/>
+        </w:rPr>
+        <w:t>馬太福音11:21</w:t>
+      </w:r>
+    </w:p>
+    <w:p>
+      <w:pPr>
+        <w:pStyle w:val="Heading3"/>
+      </w:pPr>
+      <w:r>
+        <w:rPr>
+          <w:lang w:val="zh_TW" w:bidi="zh_TW"/>
+        </w:rPr>
+        <w:t>原文參照：</w:t>
+      </w:r>
+    </w:p>
+    <w:p>
+      <w:pPr>
+        <w:pStyle w:val="ListBullet"/>
+        <w:spacing w:line="240" w:lineRule="auto"/>
+        <w:ind w:left="720"/>
+      </w:pPr>
+      <w:r>
+        <w:rPr>
+          <w:lang w:val="zh_TW" w:bidi="zh_TW"/>
+        </w:rPr>
+      </w:r>
+      <w:r>
+        <w:rPr>
+          <w:lang w:val="zh_TW" w:bidi="zh_TW"/>
+        </w:rPr>
+        <w:t>史特朗號：H8242，G45260</w:t>
+      </w:r>
+      <w:r>
+        <w:rPr>
+          <w:lang w:val="zh_TW" w:bidi="zh_TW"/>
+        </w:rPr>
+      </w:r>
+      <w:r>
+        <w:rPr>
+          <w:lang w:val="zh_TW" w:bidi="zh_TW"/>
+        </w:rPr>
+      </w:r>
+    </w:p>
+    <w:p>
+      <w:pPr/>
+      <w:r>
+        <w:rPr>
+          <w:lang w:val="zh_TW" w:bidi="zh_TW"/>
+        </w:rPr>
+      </w:r>
+    </w:p>
+    <w:p>
+      <w:pPr>
+        <w:pStyle w:val="Heading2"/>
+      </w:pPr>
+      <w:r>
+        <w:rPr>
+          <w:lang w:val="zh_TW" w:bidi="zh_TW"/>
+        </w:rPr>
+        <w:t>麻煩</w:t>
+      </w:r>
+      <w:r>
+        <w:rPr>
+          <w:lang w:val="zh_TW" w:bidi="zh_TW"/>
+        </w:rPr>
+      </w:r>
+    </w:p>
+    <w:p>
+      <w:pPr>
+        <w:pStyle w:val="Heading3"/>
+      </w:pPr>
+      <w:r>
+        <w:rPr>
+          <w:lang w:val="zh_TW" w:bidi="zh_TW"/>
+        </w:rPr>
+        <w:t>定義：</w:t>
+      </w:r>
+    </w:p>
+    <w:p>
+      <w:pPr/>
+      <w:r>
+        <w:rPr>
+          <w:lang w:val="zh_TW" w:bidi="zh_TW"/>
+        </w:rPr>
+      </w:r>
+      <w:r>
+        <w:rPr>
+          <w:lang w:val="zh_TW" w:bidi="zh_TW"/>
+        </w:rPr>
+        <w:t>「麻煩」是生活中非常困難和痛苦的經歷。「麻煩」某人意味著「打擾」那個人或使他感到痛苦。感到「為難的」意味著對某事感到不安或痛苦。</w:t>
+      </w:r>
+    </w:p>
+    <w:p>
+      <w:pPr>
+        <w:pStyle w:val="ListBullet"/>
+        <w:spacing w:line="240" w:lineRule="auto"/>
+        <w:ind w:left="720"/>
+      </w:pPr>
+      <w:r>
+        <w:rPr>
+          <w:lang w:val="zh_TW" w:bidi="zh_TW"/>
+        </w:rPr>
+      </w:r>
+      <w:r>
+        <w:rPr>
+          <w:lang w:val="zh_TW" w:bidi="zh_TW"/>
+        </w:rPr>
+        <w:t>麻煩可以是身體上的、情感上的或靈性上的事情，這些事情會傷害一個人。</w:t>
+      </w:r>
+    </w:p>
+    <w:p>
+      <w:pPr>
+        <w:pStyle w:val="ListBullet"/>
+        <w:spacing w:line="240" w:lineRule="auto"/>
+        <w:ind w:left="720"/>
+      </w:pPr>
+      <w:r>
+        <w:rPr>
+          <w:lang w:val="zh_TW" w:bidi="zh_TW"/>
+        </w:rPr>
+      </w:r>
+      <w:r>
+        <w:rPr>
+          <w:lang w:val="zh_TW" w:bidi="zh_TW"/>
+        </w:rPr>
+        <w:t>在聖經中，困境常常是神用來幫助信徒成熟並在信仰中成長的考驗時刻。</w:t>
+      </w:r>
+    </w:p>
+    <w:p>
+      <w:pPr>
+        <w:pStyle w:val="ListBullet"/>
+        <w:spacing w:line="240" w:lineRule="auto"/>
+        <w:ind w:left="720"/>
+      </w:pPr>
+      <w:r>
+        <w:rPr>
+          <w:lang w:val="zh_TW" w:bidi="zh_TW"/>
+        </w:rPr>
+      </w:r>
+      <w:r>
+        <w:rPr>
+          <w:lang w:val="zh_TW" w:bidi="zh_TW"/>
+        </w:rPr>
+        <w:t>舊約中，「災難」也指神對那些不道德並拒絕神的族群所降下的審判</w:t>
+      </w:r>
+      <w:r>
+        <w:rPr>
+          <w:lang w:val="zh_TW" w:bidi="zh_TW"/>
+        </w:rPr>
+        <w:t>。</w:t>
+      </w:r>
+    </w:p>
+    <w:p>
+      <w:pPr>
+        <w:pStyle w:val="Heading3"/>
+      </w:pPr>
+      <w:r>
+        <w:rPr>
+          <w:lang w:val="zh_TW" w:bidi="zh_TW"/>
+        </w:rPr>
+        <w:t>翻譯相關建議</w:t>
+      </w:r>
+    </w:p>
+    <w:p>
+      <w:pPr>
+        <w:pStyle w:val="ListBullet"/>
+        <w:spacing w:line="240" w:lineRule="auto"/>
+        <w:ind w:left="720"/>
+      </w:pPr>
+      <w:r>
+        <w:rPr>
+          <w:lang w:val="zh_TW" w:bidi="zh_TW"/>
+        </w:rPr>
+      </w:r>
+      <w:r>
+        <w:rPr>
+          <w:lang w:val="zh_TW" w:bidi="zh_TW"/>
+        </w:rPr>
+        <w:t>「麻煩」或「困難」這個詞也可以翻譯為「危險」或「痛苦的事情發生」或「迫害」或「艱難的經歷」或「苦惱」。</w:t>
+      </w:r>
+    </w:p>
+    <w:p>
+      <w:pPr>
+        <w:pStyle w:val="ListBullet"/>
+        <w:spacing w:line="240" w:lineRule="auto"/>
+        <w:ind w:left="720"/>
+      </w:pPr>
+      <w:r>
+        <w:rPr>
+          <w:lang w:val="zh_TW" w:bidi="zh_TW"/>
+        </w:rPr>
+      </w:r>
+      <w:r>
+        <w:rPr>
+          <w:lang w:val="zh_TW" w:bidi="zh_TW"/>
+        </w:rPr>
+        <w:t>「感到麻煩的」一詞可以翻譯為「正在經歷痛苦」或「感到極度痛苦」或「擔心」或「焦慮」或「苦惱」或「恐懼」或「不安」。</w:t>
+      </w:r>
+    </w:p>
+    <w:p>
+      <w:pPr>
+        <w:pStyle w:val="ListBullet"/>
+        <w:spacing w:line="240" w:lineRule="auto"/>
+        <w:ind w:left="720"/>
+      </w:pPr>
+      <w:r>
+        <w:rPr>
+          <w:lang w:val="zh_TW" w:bidi="zh_TW"/>
+        </w:rPr>
+      </w:r>
+      <w:r>
+        <w:rPr>
+          <w:lang w:val="zh_TW" w:bidi="zh_TW"/>
+        </w:rPr>
+        <w:t>「不要麻煩她」也可以翻譯為「不要煩擾她」或「不要批評她」。</w:t>
+      </w:r>
+    </w:p>
+    <w:p>
+      <w:pPr>
+        <w:pStyle w:val="ListBullet"/>
+        <w:spacing w:line="240" w:lineRule="auto"/>
+        <w:ind w:left="720"/>
+      </w:pPr>
+      <w:r>
+        <w:rPr>
+          <w:lang w:val="zh_TW" w:bidi="zh_TW"/>
+        </w:rPr>
+      </w:r>
+      <w:r>
+        <w:rPr>
+          <w:lang w:val="zh_TW" w:bidi="zh_TW"/>
+        </w:rPr>
+        <w:t>「遭難的日子」或「困難的時候」也可以翻譯為</w:t>
+      </w:r>
+      <w:r>
+        <w:rPr>
+          <w:lang w:val="zh_TW" w:bidi="zh_TW"/>
+        </w:rPr>
+        <w:t>「當你經歷困難」或「當困難的事情發生在你身上」或「當神使困難的事情發生」</w:t>
+      </w:r>
+      <w:r>
+        <w:rPr>
+          <w:lang w:val="zh_TW" w:bidi="zh_TW"/>
+        </w:rPr>
+        <w:t>。</w:t>
+      </w:r>
+    </w:p>
+    <w:p>
+      <w:pPr>
+        <w:pStyle w:val="ListBullet"/>
+        <w:spacing w:line="240" w:lineRule="auto"/>
+        <w:ind w:left="720"/>
+      </w:pPr>
+      <w:r>
+        <w:rPr>
+          <w:lang w:val="zh_TW" w:bidi="zh_TW"/>
+        </w:rPr>
+      </w:r>
+      <w:r>
+        <w:rPr>
+          <w:lang w:val="zh_TW" w:bidi="zh_TW"/>
+        </w:rPr>
+        <w:t>翻譯「製造麻煩」或「帶來麻煩」的方法可以包括「引發令人苦惱的事情發生」或「造成困難」或「讓他們經歷非常困難的事情」。</w:t>
+      </w:r>
+    </w:p>
+    <w:p>
+      <w:pPr/>
+      <w:r>
+        <w:rPr>
+          <w:lang w:val="zh_TW" w:bidi="zh_TW"/>
+        </w:rPr>
+      </w:r>
+      <w:r>
+        <w:rPr>
+          <w:lang w:val="zh_TW" w:bidi="zh_TW"/>
+        </w:rPr>
         <w:t>（另見：</w:t>
       </w:r>
       <w:r>
         <w:rPr>
           <w:lang w:val="zh_TW" w:bidi="zh_TW"/>
         </w:rPr>
-        <w:t>灰</w:t>
+        <w:t>痛苦</w:t>
       </w:r>
       <w:r>
         <w:rPr>
@@ -367,49 +833,3605 @@
         <w:rPr>
           <w:lang w:val="zh_TW" w:bidi="zh_TW"/>
         </w:rPr>
-        <w:t>駱駝</w:t>
-      </w:r>
-      <w:r>
-        <w:rPr>
-          <w:lang w:val="zh_TW" w:bidi="zh_TW"/>
-        </w:rPr>
-        <w:t>、</w:t>
-      </w:r>
-      <w:r>
-        <w:rPr>
-          <w:lang w:val="zh_TW" w:bidi="zh_TW"/>
-        </w:rPr>
-        <w:t>山羊</w:t>
-      </w:r>
-      <w:r>
-        <w:rPr>
-          <w:lang w:val="zh_TW" w:bidi="zh_TW"/>
-        </w:rPr>
-        <w:t>、</w:t>
-      </w:r>
-      <w:r>
-        <w:rPr>
-          <w:lang w:val="zh_TW" w:bidi="zh_TW"/>
-        </w:rPr>
-        <w:t>謙卑</w:t>
-      </w:r>
-      <w:r>
-        <w:rPr>
-          <w:lang w:val="zh_TW" w:bidi="zh_TW"/>
-        </w:rPr>
-        <w:t>、</w:t>
-      </w:r>
-      <w:r>
-        <w:rPr>
-          <w:lang w:val="zh_TW" w:bidi="zh_TW"/>
-        </w:rPr>
-        <w:t>哀悼</w:t>
-      </w:r>
-      <w:r>
-        <w:rPr>
-          <w:lang w:val="zh_TW" w:bidi="zh_TW"/>
-        </w:rPr>
-        <w:t>、</w:t>
+        <w:t>逼迫</w:t>
+      </w:r>
+      <w:r>
+        <w:rPr>
+          <w:lang w:val="zh_TW" w:bidi="zh_TW"/>
+        </w:rPr>
+        <w:t>）</w:t>
+      </w:r>
+    </w:p>
+    <w:p>
+      <w:pPr>
+        <w:pStyle w:val="Heading3"/>
+      </w:pPr>
+      <w:r>
+        <w:rPr>
+          <w:lang w:val="zh_TW" w:bidi="zh_TW"/>
+        </w:rPr>
+        <w:t>參考經文：</w:t>
+      </w:r>
+    </w:p>
+    <w:p>
+      <w:pPr>
+        <w:pStyle w:val="ListBullet"/>
+        <w:spacing w:line="240" w:lineRule="auto"/>
+        <w:ind w:left="720"/>
+      </w:pPr>
+      <w:r>
+        <w:rPr>
+          <w:lang w:val="zh_TW" w:bidi="zh_TW"/>
+        </w:rPr>
+      </w:r>
+      <w:r>
+        <w:rPr>
+          <w:lang w:val="zh_TW" w:bidi="zh_TW"/>
+        </w:rPr>
+        <w:t>列王紀上18:18–19</w:t>
+      </w:r>
+    </w:p>
+    <w:p>
+      <w:pPr>
+        <w:pStyle w:val="ListBullet"/>
+        <w:spacing w:line="240" w:lineRule="auto"/>
+        <w:ind w:left="720"/>
+      </w:pPr>
+      <w:r>
+        <w:rPr>
+          <w:lang w:val="zh_TW" w:bidi="zh_TW"/>
+        </w:rPr>
+      </w:r>
+      <w:r>
+        <w:rPr>
+          <w:lang w:val="zh_TW" w:bidi="zh_TW"/>
+        </w:rPr>
+        <w:t>歷代志下25:19</w:t>
+      </w:r>
+    </w:p>
+    <w:p>
+      <w:pPr>
+        <w:pStyle w:val="ListBullet"/>
+        <w:spacing w:line="240" w:lineRule="auto"/>
+        <w:ind w:left="720"/>
+      </w:pPr>
+      <w:r>
+        <w:rPr>
+          <w:lang w:val="zh_TW" w:bidi="zh_TW"/>
+        </w:rPr>
+      </w:r>
+      <w:r>
+        <w:rPr>
+          <w:lang w:val="zh_TW" w:bidi="zh_TW"/>
+        </w:rPr>
+        <w:t>路加福音24:38</w:t>
+      </w:r>
+    </w:p>
+    <w:p>
+      <w:pPr>
+        <w:pStyle w:val="ListBullet"/>
+        <w:spacing w:line="240" w:lineRule="auto"/>
+        <w:ind w:left="720"/>
+      </w:pPr>
+      <w:r>
+        <w:rPr>
+          <w:lang w:val="zh_TW" w:bidi="zh_TW"/>
+        </w:rPr>
+      </w:r>
+      <w:r>
+        <w:rPr>
+          <w:lang w:val="zh_TW" w:bidi="zh_TW"/>
+        </w:rPr>
+        <w:t>馬太福音24:6</w:t>
+      </w:r>
+    </w:p>
+    <w:p>
+      <w:pPr>
+        <w:pStyle w:val="ListBullet"/>
+        <w:spacing w:line="240" w:lineRule="auto"/>
+        <w:ind w:left="720"/>
+      </w:pPr>
+      <w:r>
+        <w:rPr>
+          <w:lang w:val="zh_TW" w:bidi="zh_TW"/>
+        </w:rPr>
+      </w:r>
+      <w:r>
+        <w:rPr>
+          <w:lang w:val="zh_TW" w:bidi="zh_TW"/>
+        </w:rPr>
+        <w:t>馬太福音26:36–38</w:t>
+      </w:r>
+    </w:p>
+    <w:p>
+      <w:pPr>
+        <w:pStyle w:val="Heading3"/>
+      </w:pPr>
+      <w:r>
+        <w:rPr>
+          <w:lang w:val="zh_TW" w:bidi="zh_TW"/>
+        </w:rPr>
+        <w:t>原文參照：</w:t>
+      </w:r>
+    </w:p>
+    <w:p>
+      <w:pPr>
+        <w:pStyle w:val="ListBullet"/>
+        <w:spacing w:line="240" w:lineRule="auto"/>
+        <w:ind w:left="720"/>
+      </w:pPr>
+      <w:r>
+        <w:rPr>
+          <w:lang w:val="zh_TW" w:bidi="zh_TW"/>
+        </w:rPr>
+      </w:r>
+      <w:r>
+        <w:rPr>
+          <w:lang w:val="zh_TW" w:bidi="zh_TW"/>
+        </w:rPr>
+        <w:t>史特朗號：H0205、H0926、H0927、H1204、H1607、H1644、H1804、H2000、H4103、H5916、H5999、H6031、H6040、H6470、H6696、H6862、H6869、H6887、H7264、H7267、H7451、H7489、H8513、G03870、G16130、G17760、G23460、G23470、G23500、G23600、G28730、G36360、G39260、G39300、G39860、G44230、G46600、G50150、G51820</w:t>
+      </w:r>
+      <w:r>
+        <w:rPr>
+          <w:lang w:val="zh_TW" w:bidi="zh_TW"/>
+        </w:rPr>
+      </w:r>
+      <w:r>
+        <w:rPr>
+          <w:lang w:val="zh_TW" w:bidi="zh_TW"/>
+        </w:rPr>
+      </w:r>
+    </w:p>
+    <w:p>
+      <w:pPr/>
+      <w:r>
+        <w:rPr>
+          <w:lang w:val="zh_TW" w:bidi="zh_TW"/>
+        </w:rPr>
+      </w:r>
+    </w:p>
+    <w:p>
+      <w:pPr>
+        <w:pStyle w:val="Heading2"/>
+      </w:pPr>
+      <w:r>
+        <w:rPr>
+          <w:lang w:val="zh_TW" w:bidi="zh_TW"/>
+        </w:rPr>
+        <w:t>痲瘋病</w:t>
+      </w:r>
+      <w:r>
+        <w:rPr>
+          <w:lang w:val="zh_TW" w:bidi="zh_TW"/>
+        </w:rPr>
+      </w:r>
+    </w:p>
+    <w:p>
+      <w:pPr>
+        <w:pStyle w:val="Heading3"/>
+      </w:pPr>
+      <w:r>
+        <w:rPr>
+          <w:lang w:val="zh_TW" w:bidi="zh_TW"/>
+        </w:rPr>
+        <w:t>定義：</w:t>
+      </w:r>
+    </w:p>
+    <w:p>
+      <w:pPr/>
+      <w:r>
+        <w:rPr>
+          <w:lang w:val="zh_TW" w:bidi="zh_TW"/>
+        </w:rPr>
+      </w:r>
+      <w:r>
+        <w:rPr>
+          <w:lang w:val="zh_TW" w:bidi="zh_TW"/>
+        </w:rPr>
+        <w:t>「痲瘋病」這個詞在聖經中用來指代幾種不同的皮膚病。「痲瘋病人」是指患有痲瘋病的人。「痲瘋感染的」描述的是感染痲瘋病的人或身體部位。</w:t>
+      </w:r>
+    </w:p>
+    <w:p>
+      <w:pPr>
+        <w:pStyle w:val="ListBullet"/>
+        <w:spacing w:line="240" w:lineRule="auto"/>
+        <w:ind w:left="720"/>
+      </w:pPr>
+      <w:r>
+        <w:rPr>
+          <w:lang w:val="zh_TW" w:bidi="zh_TW"/>
+        </w:rPr>
+      </w:r>
+      <w:r>
+        <w:rPr>
+          <w:lang w:val="zh_TW" w:bidi="zh_TW"/>
+        </w:rPr>
+        <w:t>某些類型的痲瘋病會使皮膚變色，出現白斑，就像米利暗和乃縵患痲瘋病時一樣。</w:t>
+      </w:r>
+    </w:p>
+    <w:p>
+      <w:pPr>
+        <w:pStyle w:val="ListBullet"/>
+        <w:spacing w:line="240" w:lineRule="auto"/>
+        <w:ind w:left="720"/>
+      </w:pPr>
+      <w:r>
+        <w:rPr>
+          <w:lang w:val="zh_TW" w:bidi="zh_TW"/>
+        </w:rPr>
+      </w:r>
+      <w:r>
+        <w:rPr>
+          <w:lang w:val="zh_TW" w:bidi="zh_TW"/>
+        </w:rPr>
+        <w:t>在現代，痲瘋病常常導致手、腳及其它身體部位受損和變形。</w:t>
+      </w:r>
+    </w:p>
+    <w:p>
+      <w:pPr>
+        <w:pStyle w:val="ListBullet"/>
+        <w:spacing w:line="240" w:lineRule="auto"/>
+        <w:ind w:left="720"/>
+      </w:pPr>
+      <w:r>
+        <w:rPr>
+          <w:lang w:val="zh_TW" w:bidi="zh_TW"/>
+        </w:rPr>
+      </w:r>
+      <w:r>
+        <w:rPr>
+          <w:lang w:val="zh_TW" w:bidi="zh_TW"/>
+        </w:rPr>
+        <w:t>根據神給以色列人的指示，當一個人患有痲瘋病時，他被視為「不潔淨」，必須遠離其他人，以免他們也感染這種疾病。</w:t>
+      </w:r>
+    </w:p>
+    <w:p>
+      <w:pPr>
+        <w:pStyle w:val="ListBullet"/>
+        <w:spacing w:line="240" w:lineRule="auto"/>
+        <w:ind w:left="720"/>
+      </w:pPr>
+      <w:r>
+        <w:rPr>
+          <w:lang w:val="zh_TW" w:bidi="zh_TW"/>
+        </w:rPr>
+      </w:r>
+      <w:r>
+        <w:rPr>
+          <w:lang w:val="zh_TW" w:bidi="zh_TW"/>
+        </w:rPr>
+        <w:t>痲瘋病人常常會呼喊「不潔淨」，以警告他人不要靠近他。</w:t>
+      </w:r>
+    </w:p>
+    <w:p>
+      <w:pPr>
+        <w:pStyle w:val="ListBullet"/>
+        <w:spacing w:line="240" w:lineRule="auto"/>
+        <w:ind w:left="720"/>
+      </w:pPr>
+      <w:r>
+        <w:rPr>
+          <w:lang w:val="zh_TW" w:bidi="zh_TW"/>
+        </w:rPr>
+      </w:r>
+      <w:r>
+        <w:rPr>
+          <w:lang w:val="zh_TW" w:bidi="zh_TW"/>
+        </w:rPr>
+        <w:t>耶穌治癒了許多痲瘋病患者，也治癒了患有其它疾病的人。</w:t>
+      </w:r>
+    </w:p>
+    <w:p>
+      <w:pPr>
+        <w:pStyle w:val="Heading3"/>
+      </w:pPr>
+      <w:r>
+        <w:rPr>
+          <w:lang w:val="zh_TW" w:bidi="zh_TW"/>
+        </w:rPr>
+        <w:t>翻譯相關建議：</w:t>
+      </w:r>
+    </w:p>
+    <w:p>
+      <w:pPr>
+        <w:pStyle w:val="ListBullet"/>
+        <w:spacing w:line="240" w:lineRule="auto"/>
+        <w:ind w:left="720"/>
+      </w:pPr>
+      <w:r>
+        <w:rPr>
+          <w:lang w:val="zh_TW" w:bidi="zh_TW"/>
+        </w:rPr>
+      </w:r>
+      <w:r>
+        <w:rPr>
+          <w:lang w:val="zh_TW" w:bidi="zh_TW"/>
+        </w:rPr>
+        <w:t>聖經中的「痲瘋病」可以翻譯為「皮膚病」或「可怕的皮膚病」。</w:t>
+      </w:r>
+    </w:p>
+    <w:p>
+      <w:pPr>
+        <w:pStyle w:val="ListBullet"/>
+        <w:spacing w:line="240" w:lineRule="auto"/>
+        <w:ind w:left="720"/>
+      </w:pPr>
+      <w:r>
+        <w:rPr>
+          <w:lang w:val="zh_TW" w:bidi="zh_TW"/>
+        </w:rPr>
+      </w:r>
+      <w:r>
+        <w:rPr>
+          <w:lang w:val="zh_TW" w:bidi="zh_TW"/>
+        </w:rPr>
+        <w:t>「痲瘋病」的翻譯方式可以包括「滿身痲瘋」或「感染皮膚病」或「皮膚布滿潰瘍」。</w:t>
+      </w:r>
+    </w:p>
+    <w:p>
+      <w:pPr/>
+      <w:r>
+        <w:rPr>
+          <w:lang w:val="zh_TW" w:bidi="zh_TW"/>
+        </w:rPr>
+      </w:r>
+      <w:r>
+        <w:rPr>
+          <w:lang w:val="zh_TW" w:bidi="zh_TW"/>
+        </w:rPr>
+        <w:t>（另見：</w:t>
+      </w:r>
+      <w:r>
+        <w:rPr>
+          <w:lang w:val="zh_TW" w:bidi="zh_TW"/>
+        </w:rPr>
+        <w:t>米利暗</w:t>
+      </w:r>
+      <w:r>
+        <w:rPr>
+          <w:lang w:val="zh_TW" w:bidi="zh_TW"/>
+        </w:rPr>
+        <w:t>，</w:t>
+      </w:r>
+      <w:r>
+        <w:rPr>
+          <w:lang w:val="zh_TW" w:bidi="zh_TW"/>
+        </w:rPr>
+        <w:t>乃縵</w:t>
+      </w:r>
+      <w:r>
+        <w:rPr>
+          <w:lang w:val="zh_TW" w:bidi="zh_TW"/>
+        </w:rPr>
+        <w:t>，</w:t>
+      </w:r>
+      <w:r>
+        <w:rPr>
+          <w:lang w:val="zh_TW" w:bidi="zh_TW"/>
+        </w:rPr>
+        <w:t>潔淨</w:t>
+      </w:r>
+      <w:r>
+        <w:rPr>
+          <w:lang w:val="zh_TW" w:bidi="zh_TW"/>
+        </w:rPr>
+        <w:t>）</w:t>
+      </w:r>
+    </w:p>
+    <w:p>
+      <w:pPr>
+        <w:pStyle w:val="Heading3"/>
+      </w:pPr>
+      <w:r>
+        <w:rPr>
+          <w:lang w:val="zh_TW" w:bidi="zh_TW"/>
+        </w:rPr>
+        <w:t>參考經文：</w:t>
+      </w:r>
+    </w:p>
+    <w:p>
+      <w:pPr>
+        <w:pStyle w:val="ListBullet"/>
+        <w:spacing w:line="240" w:lineRule="auto"/>
+        <w:ind w:left="720"/>
+      </w:pPr>
+      <w:r>
+        <w:rPr>
+          <w:lang w:val="zh_TW" w:bidi="zh_TW"/>
+        </w:rPr>
+      </w:r>
+      <w:r>
+        <w:rPr>
+          <w:lang w:val="zh_TW" w:bidi="zh_TW"/>
+        </w:rPr>
+        <w:t>路加福音5:13</w:t>
+      </w:r>
+    </w:p>
+    <w:p>
+      <w:pPr>
+        <w:pStyle w:val="ListBullet"/>
+        <w:spacing w:line="240" w:lineRule="auto"/>
+        <w:ind w:left="720"/>
+      </w:pPr>
+      <w:r>
+        <w:rPr>
+          <w:lang w:val="zh_TW" w:bidi="zh_TW"/>
+        </w:rPr>
+      </w:r>
+      <w:r>
+        <w:rPr>
+          <w:lang w:val="zh_TW" w:bidi="zh_TW"/>
+        </w:rPr>
+        <w:t>路加福音17:12</w:t>
+      </w:r>
+    </w:p>
+    <w:p>
+      <w:pPr>
+        <w:pStyle w:val="ListBullet"/>
+        <w:spacing w:line="240" w:lineRule="auto"/>
+        <w:ind w:left="720"/>
+      </w:pPr>
+      <w:r>
+        <w:rPr>
+          <w:lang w:val="zh_TW" w:bidi="zh_TW"/>
+        </w:rPr>
+      </w:r>
+      <w:r>
+        <w:rPr>
+          <w:lang w:val="zh_TW" w:bidi="zh_TW"/>
+        </w:rPr>
+        <w:t>馬可福音1:40</w:t>
+      </w:r>
+    </w:p>
+    <w:p>
+      <w:pPr>
+        <w:pStyle w:val="ListBullet"/>
+        <w:spacing w:line="240" w:lineRule="auto"/>
+        <w:ind w:left="720"/>
+      </w:pPr>
+      <w:r>
+        <w:rPr>
+          <w:lang w:val="zh_TW" w:bidi="zh_TW"/>
+        </w:rPr>
+      </w:r>
+      <w:r>
+        <w:rPr>
+          <w:lang w:val="zh_TW" w:bidi="zh_TW"/>
+        </w:rPr>
+        <w:t>馬可福音14:3</w:t>
+      </w:r>
+    </w:p>
+    <w:p>
+      <w:pPr>
+        <w:pStyle w:val="ListBullet"/>
+        <w:spacing w:line="240" w:lineRule="auto"/>
+        <w:ind w:left="720"/>
+      </w:pPr>
+      <w:r>
+        <w:rPr>
+          <w:lang w:val="zh_TW" w:bidi="zh_TW"/>
+        </w:rPr>
+      </w:r>
+      <w:r>
+        <w:rPr>
+          <w:lang w:val="zh_TW" w:bidi="zh_TW"/>
+        </w:rPr>
+        <w:t>馬太福音8:3</w:t>
+      </w:r>
+    </w:p>
+    <w:p>
+      <w:pPr>
+        <w:pStyle w:val="ListBullet"/>
+        <w:spacing w:line="240" w:lineRule="auto"/>
+        <w:ind w:left="720"/>
+      </w:pPr>
+      <w:r>
+        <w:rPr>
+          <w:lang w:val="zh_TW" w:bidi="zh_TW"/>
+        </w:rPr>
+      </w:r>
+      <w:r>
+        <w:rPr>
+          <w:lang w:val="zh_TW" w:bidi="zh_TW"/>
+        </w:rPr>
+        <w:t>馬太福音10:8–10</w:t>
+      </w:r>
+    </w:p>
+    <w:p>
+      <w:pPr>
+        <w:pStyle w:val="ListBullet"/>
+        <w:spacing w:line="240" w:lineRule="auto"/>
+        <w:ind w:left="720"/>
+      </w:pPr>
+      <w:r>
+        <w:rPr>
+          <w:lang w:val="zh_TW" w:bidi="zh_TW"/>
+        </w:rPr>
+      </w:r>
+      <w:r>
+        <w:rPr>
+          <w:lang w:val="zh_TW" w:bidi="zh_TW"/>
+        </w:rPr>
+        <w:t>馬太福音11:5</w:t>
+      </w:r>
+    </w:p>
+    <w:p>
+      <w:pPr>
+        <w:pStyle w:val="Heading3"/>
+      </w:pPr>
+      <w:r>
+        <w:rPr>
+          <w:lang w:val="zh_TW" w:bidi="zh_TW"/>
+        </w:rPr>
+        <w:t>原文參照：</w:t>
+      </w:r>
+    </w:p>
+    <w:p>
+      <w:pPr>
+        <w:pStyle w:val="ListBullet"/>
+        <w:spacing w:line="240" w:lineRule="auto"/>
+        <w:ind w:left="720"/>
+      </w:pPr>
+      <w:r>
+        <w:rPr>
+          <w:lang w:val="zh_TW" w:bidi="zh_TW"/>
+        </w:rPr>
+      </w:r>
+      <w:r>
+        <w:rPr>
+          <w:lang w:val="zh_TW" w:bidi="zh_TW"/>
+        </w:rPr>
+        <w:t>史特朗號：H6879，H6883，G30140，G30150</w:t>
+      </w:r>
+      <w:r>
+        <w:rPr>
+          <w:lang w:val="zh_TW" w:bidi="zh_TW"/>
+        </w:rPr>
+      </w:r>
+      <w:r>
+        <w:rPr>
+          <w:lang w:val="zh_TW" w:bidi="zh_TW"/>
+        </w:rPr>
+      </w:r>
+    </w:p>
+    <w:p>
+      <w:pPr/>
+      <w:r>
+        <w:rPr>
+          <w:lang w:val="zh_TW" w:bidi="zh_TW"/>
+        </w:rPr>
+      </w:r>
+    </w:p>
+    <w:p>
+      <w:pPr>
+        <w:pStyle w:val="Heading2"/>
+      </w:pPr>
+      <w:r>
+        <w:rPr>
+          <w:lang w:val="zh_TW" w:bidi="zh_TW"/>
+        </w:rPr>
+        <w:t>馬</w:t>
+      </w:r>
+      <w:r>
+        <w:rPr>
+          <w:lang w:val="zh_TW" w:bidi="zh_TW"/>
+        </w:rPr>
+      </w:r>
+    </w:p>
+    <w:p>
+      <w:pPr>
+        <w:pStyle w:val="Heading3"/>
+      </w:pPr>
+      <w:r>
+        <w:rPr>
+          <w:lang w:val="zh_TW" w:bidi="zh_TW"/>
+        </w:rPr>
+        <w:t>定義：</w:t>
+      </w:r>
+    </w:p>
+    <w:p>
+      <w:pPr/>
+      <w:r>
+        <w:rPr>
+          <w:lang w:val="zh_TW" w:bidi="zh_TW"/>
+        </w:rPr>
+      </w:r>
+      <w:r>
+        <w:rPr>
+          <w:lang w:val="zh_TW" w:bidi="zh_TW"/>
+        </w:rPr>
+        <w:t>馬是一種大型的四足動物，在聖經時代主要用於戰爭和運輸人員。</w:t>
+      </w:r>
+    </w:p>
+    <w:p>
+      <w:pPr>
+        <w:pStyle w:val="ListBullet"/>
+        <w:spacing w:line="240" w:lineRule="auto"/>
+        <w:ind w:left="720"/>
+      </w:pPr>
+      <w:r>
+        <w:rPr>
+          <w:lang w:val="zh_TW" w:bidi="zh_TW"/>
+        </w:rPr>
+      </w:r>
+      <w:r>
+        <w:rPr>
+          <w:lang w:val="zh_TW" w:bidi="zh_TW"/>
+        </w:rPr>
+        <w:t>有些馬被用來拉車或戰車，另一些馬則用來載人。</w:t>
+      </w:r>
+    </w:p>
+    <w:p>
+      <w:pPr>
+        <w:pStyle w:val="ListBullet"/>
+        <w:spacing w:line="240" w:lineRule="auto"/>
+        <w:ind w:left="720"/>
+      </w:pPr>
+      <w:r>
+        <w:rPr>
+          <w:lang w:val="zh_TW" w:bidi="zh_TW"/>
+        </w:rPr>
+      </w:r>
+      <w:r>
+        <w:rPr>
+          <w:lang w:val="zh_TW" w:bidi="zh_TW"/>
+        </w:rPr>
+        <w:t>在聖經中，馬被認為是貴重的財產和財富的象徵，主要是因為它們在戰爭中的用途。例如，所羅門王的巨大財富的一部分就是他擁有的數千匹馬和戰車。</w:t>
+      </w:r>
+    </w:p>
+    <w:p>
+      <w:pPr>
+        <w:pStyle w:val="ListBullet"/>
+        <w:spacing w:line="240" w:lineRule="auto"/>
+        <w:ind w:left="720"/>
+      </w:pPr>
+      <w:r>
+        <w:rPr>
+          <w:lang w:val="zh_TW" w:bidi="zh_TW"/>
+        </w:rPr>
+      </w:r>
+      <w:r>
+        <w:rPr>
+          <w:lang w:val="zh_TW" w:bidi="zh_TW"/>
+        </w:rPr>
+        <w:t>與馬相似的動物是驢和騾子。</w:t>
+      </w:r>
+    </w:p>
+    <w:p>
+      <w:pPr>
+        <w:pStyle w:val="ListBullet"/>
+        <w:spacing w:line="240" w:lineRule="auto"/>
+        <w:ind w:left="720"/>
+      </w:pPr>
+      <w:r>
+        <w:rPr>
+          <w:lang w:val="zh_TW" w:bidi="zh_TW"/>
+        </w:rPr>
+      </w:r>
+      <w:r>
+        <w:rPr>
+          <w:lang w:val="zh_TW" w:bidi="zh_TW"/>
+        </w:rPr>
+        <w:t>馬通常在頭上戴著嚼環和轡頭，以便能夠被引導。</w:t>
+      </w:r>
+    </w:p>
+    <w:p>
+      <w:pPr/>
+      <w:r>
+        <w:rPr>
+          <w:lang w:val="zh_TW" w:bidi="zh_TW"/>
+        </w:rPr>
+      </w:r>
+      <w:r>
+        <w:rPr>
+          <w:lang w:val="zh_TW" w:bidi="zh_TW"/>
+        </w:rPr>
+        <w:t>（另見：</w:t>
+      </w:r>
+      <w:r>
+        <w:rPr>
+          <w:lang w:val="zh_TW" w:bidi="zh_TW"/>
+        </w:rPr>
+        <w:t>戰車</w:t>
+      </w:r>
+      <w:r>
+        <w:rPr>
+          <w:lang w:val="zh_TW" w:bidi="zh_TW"/>
+        </w:rPr>
+        <w:t>，</w:t>
+      </w:r>
+      <w:r>
+        <w:rPr>
+          <w:lang w:val="zh_TW" w:bidi="zh_TW"/>
+        </w:rPr>
+        <w:t>驢</w:t>
+      </w:r>
+      <w:r>
+        <w:rPr>
+          <w:lang w:val="zh_TW" w:bidi="zh_TW"/>
+        </w:rPr>
+        <w:t>，</w:t>
+      </w:r>
+      <w:r>
+        <w:rPr>
+          <w:lang w:val="zh_TW" w:bidi="zh_TW"/>
+        </w:rPr>
+        <w:t>所羅門</w:t>
+      </w:r>
+      <w:r>
+        <w:rPr>
+          <w:lang w:val="zh_TW" w:bidi="zh_TW"/>
+        </w:rPr>
+        <w:t>）</w:t>
+      </w:r>
+    </w:p>
+    <w:p>
+      <w:pPr>
+        <w:pStyle w:val="Heading3"/>
+      </w:pPr>
+      <w:r>
+        <w:rPr>
+          <w:lang w:val="zh_TW" w:bidi="zh_TW"/>
+        </w:rPr>
+        <w:t>參考經文：</w:t>
+      </w:r>
+    </w:p>
+    <w:p>
+      <w:pPr>
+        <w:pStyle w:val="ListBullet"/>
+        <w:spacing w:line="240" w:lineRule="auto"/>
+        <w:ind w:left="720"/>
+      </w:pPr>
+      <w:r>
+        <w:rPr>
+          <w:lang w:val="zh_TW" w:bidi="zh_TW"/>
+        </w:rPr>
+      </w:r>
+      <w:r>
+        <w:rPr>
+          <w:lang w:val="zh_TW" w:bidi="zh_TW"/>
+        </w:rPr>
+        <w:t>歷代志上18:4</w:t>
+      </w:r>
+    </w:p>
+    <w:p>
+      <w:pPr>
+        <w:pStyle w:val="ListBullet"/>
+        <w:spacing w:line="240" w:lineRule="auto"/>
+        <w:ind w:left="720"/>
+      </w:pPr>
+      <w:r>
+        <w:rPr>
+          <w:lang w:val="zh_TW" w:bidi="zh_TW"/>
+        </w:rPr>
+      </w:r>
+      <w:r>
+        <w:rPr>
+          <w:lang w:val="zh_TW" w:bidi="zh_TW"/>
+        </w:rPr>
+        <w:t>列王紀下2:11</w:t>
+      </w:r>
+    </w:p>
+    <w:p>
+      <w:pPr>
+        <w:pStyle w:val="ListBullet"/>
+        <w:spacing w:line="240" w:lineRule="auto"/>
+        <w:ind w:left="720"/>
+      </w:pPr>
+      <w:r>
+        <w:rPr>
+          <w:lang w:val="zh_TW" w:bidi="zh_TW"/>
+        </w:rPr>
+      </w:r>
+      <w:r>
+        <w:rPr>
+          <w:lang w:val="zh_TW" w:bidi="zh_TW"/>
+        </w:rPr>
+        <w:t>出埃及記14:23–25</w:t>
+      </w:r>
+    </w:p>
+    <w:p>
+      <w:pPr>
+        <w:pStyle w:val="ListBullet"/>
+        <w:spacing w:line="240" w:lineRule="auto"/>
+        <w:ind w:left="720"/>
+      </w:pPr>
+      <w:r>
+        <w:rPr>
+          <w:lang w:val="zh_TW" w:bidi="zh_TW"/>
+        </w:rPr>
+      </w:r>
+      <w:r>
+        <w:rPr>
+          <w:lang w:val="zh_TW" w:bidi="zh_TW"/>
+        </w:rPr>
+        <w:t>以西結書23:5–7</w:t>
+      </w:r>
+    </w:p>
+    <w:p>
+      <w:pPr>
+        <w:pStyle w:val="ListBullet"/>
+        <w:spacing w:line="240" w:lineRule="auto"/>
+        <w:ind w:left="720"/>
+      </w:pPr>
+      <w:r>
+        <w:rPr>
+          <w:lang w:val="zh_TW" w:bidi="zh_TW"/>
+        </w:rPr>
+      </w:r>
+      <w:r>
+        <w:rPr>
+          <w:lang w:val="zh_TW" w:bidi="zh_TW"/>
+        </w:rPr>
+        <w:t>撒迦利亞書6:8</w:t>
+      </w:r>
+    </w:p>
+    <w:p>
+      <w:pPr>
+        <w:pStyle w:val="Heading3"/>
+      </w:pPr>
+      <w:r>
+        <w:rPr>
+          <w:lang w:val="zh_TW" w:bidi="zh_TW"/>
+        </w:rPr>
+        <w:t>原文參照：</w:t>
+      </w:r>
+    </w:p>
+    <w:p>
+      <w:pPr>
+        <w:pStyle w:val="ListBullet"/>
+        <w:spacing w:line="240" w:lineRule="auto"/>
+        <w:ind w:left="720"/>
+      </w:pPr>
+      <w:r>
+        <w:rPr>
+          <w:lang w:val="zh_TW" w:bidi="zh_TW"/>
+        </w:rPr>
+      </w:r>
+      <w:r>
+        <w:rPr>
+          <w:lang w:val="zh_TW" w:bidi="zh_TW"/>
+        </w:rPr>
+        <w:t>史特朗號：H0047，H5483，H5484，H6571，H7409，G24620</w:t>
+      </w:r>
+      <w:r>
+        <w:rPr>
+          <w:lang w:val="zh_TW" w:bidi="zh_TW"/>
+        </w:rPr>
+      </w:r>
+      <w:r>
+        <w:rPr>
+          <w:lang w:val="zh_TW" w:bidi="zh_TW"/>
+        </w:rPr>
+      </w:r>
+    </w:p>
+    <w:p>
+      <w:pPr/>
+      <w:r>
+        <w:rPr>
+          <w:lang w:val="zh_TW" w:bidi="zh_TW"/>
+        </w:rPr>
+      </w:r>
+    </w:p>
+    <w:p>
+      <w:pPr>
+        <w:pStyle w:val="Heading2"/>
+      </w:pPr>
+      <w:r>
+        <w:rPr>
+          <w:lang w:val="zh_TW" w:bidi="zh_TW"/>
+        </w:rPr>
+        <w:t>馬兵</w:t>
+      </w:r>
+      <w:r>
+        <w:rPr>
+          <w:lang w:val="zh_TW" w:bidi="zh_TW"/>
+        </w:rPr>
+      </w:r>
+    </w:p>
+    <w:p>
+      <w:pPr>
+        <w:pStyle w:val="Heading3"/>
+      </w:pPr>
+      <w:r>
+        <w:rPr>
+          <w:lang w:val="zh_TW" w:bidi="zh_TW"/>
+        </w:rPr>
+        <w:t>定義：</w:t>
+      </w:r>
+    </w:p>
+    <w:p>
+      <w:pPr/>
+      <w:r>
+        <w:rPr>
+          <w:lang w:val="zh_TW" w:bidi="zh_TW"/>
+        </w:rPr>
+      </w:r>
+      <w:r>
+        <w:rPr>
+          <w:lang w:val="zh_TW" w:bidi="zh_TW"/>
+        </w:rPr>
+        <w:t>在聖經時代，「馬兵」一詞指的是騎馬參加戰鬥的人。</w:t>
+      </w:r>
+    </w:p>
+    <w:p>
+      <w:pPr>
+        <w:pStyle w:val="ListBullet"/>
+        <w:spacing w:line="240" w:lineRule="auto"/>
+        <w:ind w:left="720"/>
+      </w:pPr>
+      <w:r>
+        <w:rPr>
+          <w:lang w:val="zh_TW" w:bidi="zh_TW"/>
+        </w:rPr>
+      </w:r>
+      <w:r>
+        <w:rPr>
+          <w:lang w:val="zh_TW" w:bidi="zh_TW"/>
+        </w:rPr>
+        <w:t>乘坐馬拉戰車的戰士也可能被稱為「馬兵」，儘管這個詞通常指的是實際騎在馬上的人。</w:t>
+      </w:r>
+    </w:p>
+    <w:p>
+      <w:pPr>
+        <w:pStyle w:val="ListBullet"/>
+        <w:spacing w:line="240" w:lineRule="auto"/>
+        <w:ind w:left="720"/>
+      </w:pPr>
+      <w:r>
+        <w:rPr>
+          <w:lang w:val="zh_TW" w:bidi="zh_TW"/>
+        </w:rPr>
+      </w:r>
+      <w:r>
+        <w:rPr>
+          <w:lang w:val="zh_TW" w:bidi="zh_TW"/>
+        </w:rPr>
+        <w:t>耶和華命令以色列人不要擁有太多騎兵，因為擁有強大的軍隊會使他們在戰鬥中依靠自己的力量，而不是依靠耶和華。</w:t>
+      </w:r>
+    </w:p>
+    <w:p>
+      <w:pPr>
+        <w:pStyle w:val="ListBullet"/>
+        <w:spacing w:line="240" w:lineRule="auto"/>
+        <w:ind w:left="720"/>
+      </w:pPr>
+      <w:r>
+        <w:rPr>
+          <w:lang w:val="zh_TW" w:bidi="zh_TW"/>
+        </w:rPr>
+      </w:r>
+      <w:r>
+        <w:rPr>
+          <w:lang w:val="zh_TW" w:bidi="zh_TW"/>
+        </w:rPr>
+        <w:t>這個詞也可以翻譯為「騎馬的」或「騎馬的人」。</w:t>
+      </w:r>
+    </w:p>
+    <w:p>
+      <w:pPr/>
+      <w:r>
+        <w:rPr>
+          <w:lang w:val="zh_TW" w:bidi="zh_TW"/>
+        </w:rPr>
+      </w:r>
+      <w:r>
+        <w:rPr>
+          <w:lang w:val="zh_TW" w:bidi="zh_TW"/>
+        </w:rPr>
+        <w:t>（另見：</w:t>
+      </w:r>
+      <w:r>
+        <w:rPr>
+          <w:lang w:val="zh_TW" w:bidi="zh_TW"/>
+        </w:rPr>
+        <w:t>戰車</w:t>
+      </w:r>
+      <w:r>
+        <w:rPr>
+          <w:lang w:val="zh_TW" w:bidi="zh_TW"/>
+        </w:rPr>
+        <w:t>，</w:t>
+      </w:r>
+      <w:r>
+        <w:rPr>
+          <w:lang w:val="zh_TW" w:bidi="zh_TW"/>
+        </w:rPr>
+        <w:t>馬</w:t>
+      </w:r>
+      <w:r>
+        <w:rPr>
+          <w:lang w:val="zh_TW" w:bidi="zh_TW"/>
+        </w:rPr>
+        <w:t>）</w:t>
+      </w:r>
+    </w:p>
+    <w:p>
+      <w:pPr>
+        <w:pStyle w:val="Heading3"/>
+      </w:pPr>
+      <w:r>
+        <w:rPr>
+          <w:lang w:val="zh_TW" w:bidi="zh_TW"/>
+        </w:rPr>
+        <w:t>參考經文：</w:t>
+      </w:r>
+    </w:p>
+    <w:p>
+      <w:pPr>
+        <w:pStyle w:val="ListBullet"/>
+        <w:spacing w:line="240" w:lineRule="auto"/>
+        <w:ind w:left="720"/>
+      </w:pPr>
+      <w:r>
+        <w:rPr>
+          <w:lang w:val="zh_TW" w:bidi="zh_TW"/>
+        </w:rPr>
+      </w:r>
+      <w:r>
+        <w:rPr>
+          <w:lang w:val="zh_TW" w:bidi="zh_TW"/>
+        </w:rPr>
+        <w:t>列王紀上1:5</w:t>
+      </w:r>
+    </w:p>
+    <w:p>
+      <w:pPr>
+        <w:pStyle w:val="ListBullet"/>
+        <w:spacing w:line="240" w:lineRule="auto"/>
+        <w:ind w:left="720"/>
+      </w:pPr>
+      <w:r>
+        <w:rPr>
+          <w:lang w:val="zh_TW" w:bidi="zh_TW"/>
+        </w:rPr>
+      </w:r>
+      <w:r>
+        <w:rPr>
+          <w:lang w:val="zh_TW" w:bidi="zh_TW"/>
+        </w:rPr>
+        <w:t>但以理書11:40–41</w:t>
+      </w:r>
+    </w:p>
+    <w:p>
+      <w:pPr>
+        <w:pStyle w:val="ListBullet"/>
+        <w:spacing w:line="240" w:lineRule="auto"/>
+        <w:ind w:left="720"/>
+      </w:pPr>
+      <w:r>
+        <w:rPr>
+          <w:lang w:val="zh_TW" w:bidi="zh_TW"/>
+        </w:rPr>
+      </w:r>
+      <w:r>
+        <w:rPr>
+          <w:lang w:val="zh_TW" w:bidi="zh_TW"/>
+        </w:rPr>
+        <w:t>出埃及記14:23–25</w:t>
+      </w:r>
+    </w:p>
+    <w:p>
+      <w:pPr>
+        <w:pStyle w:val="ListBullet"/>
+        <w:spacing w:line="240" w:lineRule="auto"/>
+        <w:ind w:left="720"/>
+      </w:pPr>
+      <w:r>
+        <w:rPr>
+          <w:lang w:val="zh_TW" w:bidi="zh_TW"/>
+        </w:rPr>
+      </w:r>
+      <w:r>
+        <w:rPr>
+          <w:lang w:val="zh_TW" w:bidi="zh_TW"/>
+        </w:rPr>
+        <w:t>創世記50:7–9</w:t>
+      </w:r>
+    </w:p>
+    <w:p>
+      <w:pPr>
+        <w:pStyle w:val="Heading3"/>
+      </w:pPr>
+      <w:r>
+        <w:rPr>
+          <w:lang w:val="zh_TW" w:bidi="zh_TW"/>
+        </w:rPr>
+        <w:t>原文參照：</w:t>
+      </w:r>
+    </w:p>
+    <w:p>
+      <w:pPr>
+        <w:pStyle w:val="ListBullet"/>
+        <w:spacing w:line="240" w:lineRule="auto"/>
+        <w:ind w:left="720"/>
+      </w:pPr>
+      <w:r>
+        <w:rPr>
+          <w:lang w:val="zh_TW" w:bidi="zh_TW"/>
+        </w:rPr>
+      </w:r>
+      <w:r>
+        <w:rPr>
+          <w:lang w:val="zh_TW" w:bidi="zh_TW"/>
+        </w:rPr>
+        <w:t>史特朗號：H6571，H7395，G24600</w:t>
+      </w:r>
+      <w:r>
+        <w:rPr>
+          <w:lang w:val="zh_TW" w:bidi="zh_TW"/>
+        </w:rPr>
+      </w:r>
+      <w:r>
+        <w:rPr>
+          <w:lang w:val="zh_TW" w:bidi="zh_TW"/>
+        </w:rPr>
+      </w:r>
+    </w:p>
+    <w:p>
+      <w:pPr/>
+      <w:r>
+        <w:rPr>
+          <w:lang w:val="zh_TW" w:bidi="zh_TW"/>
+        </w:rPr>
+      </w:r>
+    </w:p>
+    <w:p>
+      <w:pPr>
+        <w:pStyle w:val="Heading2"/>
+      </w:pPr>
+      <w:r>
+        <w:rPr>
+          <w:lang w:val="zh_TW" w:bidi="zh_TW"/>
+        </w:rPr>
+        <w:t>馬大</w:t>
+      </w:r>
+      <w:r>
+        <w:rPr>
+          <w:lang w:val="zh_TW" w:bidi="zh_TW"/>
+        </w:rPr>
+      </w:r>
+    </w:p>
+    <w:p>
+      <w:pPr>
+        <w:pStyle w:val="Heading3"/>
+      </w:pPr>
+      <w:r>
+        <w:rPr>
+          <w:lang w:val="zh_TW" w:bidi="zh_TW"/>
+        </w:rPr>
+        <w:t>史實：</w:t>
+      </w:r>
+    </w:p>
+    <w:p>
+      <w:pPr/>
+      <w:r>
+        <w:rPr>
+          <w:lang w:val="zh_TW" w:bidi="zh_TW"/>
+        </w:rPr>
+      </w:r>
+      <w:r>
+        <w:rPr>
+          <w:lang w:val="zh_TW" w:bidi="zh_TW"/>
+        </w:rPr>
+        <w:t>馬大是一個跟隨耶穌的女人，她來自伯大尼。</w:t>
+      </w:r>
+    </w:p>
+    <w:p>
+      <w:pPr>
+        <w:pStyle w:val="ListBullet"/>
+        <w:spacing w:line="240" w:lineRule="auto"/>
+        <w:ind w:left="720"/>
+      </w:pPr>
+      <w:r>
+        <w:rPr>
+          <w:lang w:val="zh_TW" w:bidi="zh_TW"/>
+        </w:rPr>
+      </w:r>
+      <w:r>
+        <w:rPr>
+          <w:lang w:val="zh_TW" w:bidi="zh_TW"/>
+        </w:rPr>
+        <w:t>馬大有一個妹妹名叫馬利亞，還有一個弟弟名叫拉撒路，他們也跟隨耶穌。</w:t>
+      </w:r>
+    </w:p>
+    <w:p>
+      <w:pPr>
+        <w:pStyle w:val="ListBullet"/>
+        <w:spacing w:line="240" w:lineRule="auto"/>
+        <w:ind w:left="720"/>
+      </w:pPr>
+      <w:r>
+        <w:rPr>
+          <w:lang w:val="zh_TW" w:bidi="zh_TW"/>
+        </w:rPr>
+      </w:r>
+      <w:r>
+        <w:rPr>
+          <w:lang w:val="zh_TW" w:bidi="zh_TW"/>
+        </w:rPr>
+        <w:t>有一次，耶穌在他們家中作客，馬大因為準備飯菜而分心，而她的妹妹馬利亞則坐著聆聽耶穌的教導。</w:t>
+      </w:r>
+    </w:p>
+    <w:p>
+      <w:pPr>
+        <w:pStyle w:val="ListBullet"/>
+        <w:spacing w:line="240" w:lineRule="auto"/>
+        <w:ind w:left="720"/>
+      </w:pPr>
+      <w:r>
+        <w:rPr>
+          <w:lang w:val="zh_TW" w:bidi="zh_TW"/>
+        </w:rPr>
+      </w:r>
+      <w:r>
+        <w:rPr>
+          <w:lang w:val="zh_TW" w:bidi="zh_TW"/>
+        </w:rPr>
+        <w:t>當拉撒路死後，馬大告訴耶穌她相信耶穌是基督，是神的兒子。</w:t>
+      </w:r>
+    </w:p>
+    <w:p>
+      <w:pPr/>
+      <w:r>
+        <w:rPr>
+          <w:lang w:val="zh_TW" w:bidi="zh_TW"/>
+        </w:rPr>
+      </w:r>
+      <w:r>
+        <w:rPr>
+          <w:lang w:val="zh_TW" w:bidi="zh_TW"/>
+        </w:rPr>
+        <w:t>（翻譯相關建議：如何翻譯名字）</w:t>
+      </w:r>
+    </w:p>
+    <w:p>
+      <w:pPr/>
+      <w:r>
+        <w:rPr>
+          <w:lang w:val="zh_TW" w:bidi="zh_TW"/>
+        </w:rPr>
+      </w:r>
+      <w:r>
+        <w:rPr>
+          <w:lang w:val="zh_TW" w:bidi="zh_TW"/>
+        </w:rPr>
+        <w:t>（另見：</w:t>
+      </w:r>
+      <w:r>
+        <w:rPr>
+          <w:lang w:val="zh_TW" w:bidi="zh_TW"/>
+        </w:rPr>
+        <w:t>拉撒路</w:t>
+      </w:r>
+      <w:r>
+        <w:rPr>
+          <w:lang w:val="zh_TW" w:bidi="zh_TW"/>
+        </w:rPr>
+        <w:t>，</w:t>
+      </w:r>
+      <w:r>
+        <w:rPr>
+          <w:lang w:val="zh_TW" w:bidi="zh_TW"/>
+        </w:rPr>
+        <w:t>馬利亞（馬大的妹妹）</w:t>
+      </w:r>
+      <w:r>
+        <w:rPr>
+          <w:lang w:val="zh_TW" w:bidi="zh_TW"/>
+        </w:rPr>
+        <w:t>）</w:t>
+      </w:r>
+    </w:p>
+    <w:p>
+      <w:pPr>
+        <w:pStyle w:val="Heading3"/>
+      </w:pPr>
+      <w:r>
+        <w:rPr>
+          <w:lang w:val="zh_TW" w:bidi="zh_TW"/>
+        </w:rPr>
+        <w:t>參考經文：</w:t>
+      </w:r>
+    </w:p>
+    <w:p>
+      <w:pPr>
+        <w:pStyle w:val="ListBullet"/>
+        <w:spacing w:line="240" w:lineRule="auto"/>
+        <w:ind w:left="720"/>
+      </w:pPr>
+      <w:r>
+        <w:rPr>
+          <w:lang w:val="zh_TW" w:bidi="zh_TW"/>
+        </w:rPr>
+      </w:r>
+      <w:r>
+        <w:rPr>
+          <w:lang w:val="zh_TW" w:bidi="zh_TW"/>
+        </w:rPr>
+        <w:t>約翰福音11:2</w:t>
+      </w:r>
+    </w:p>
+    <w:p>
+      <w:pPr>
+        <w:pStyle w:val="ListBullet"/>
+        <w:spacing w:line="240" w:lineRule="auto"/>
+        <w:ind w:left="720"/>
+      </w:pPr>
+      <w:r>
+        <w:rPr>
+          <w:lang w:val="zh_TW" w:bidi="zh_TW"/>
+        </w:rPr>
+      </w:r>
+      <w:r>
+        <w:rPr>
+          <w:lang w:val="zh_TW" w:bidi="zh_TW"/>
+        </w:rPr>
+        <w:t>約翰福音12:1–3</w:t>
+      </w:r>
+    </w:p>
+    <w:p>
+      <w:pPr>
+        <w:pStyle w:val="ListBullet"/>
+        <w:spacing w:line="240" w:lineRule="auto"/>
+        <w:ind w:left="720"/>
+      </w:pPr>
+      <w:r>
+        <w:rPr>
+          <w:lang w:val="zh_TW" w:bidi="zh_TW"/>
+        </w:rPr>
+      </w:r>
+      <w:r>
+        <w:rPr>
+          <w:lang w:val="zh_TW" w:bidi="zh_TW"/>
+        </w:rPr>
+        <w:t>路加福音10:39</w:t>
+      </w:r>
+    </w:p>
+    <w:p>
+      <w:pPr>
+        <w:pStyle w:val="Heading3"/>
+      </w:pPr>
+      <w:r>
+        <w:rPr>
+          <w:lang w:val="zh_TW" w:bidi="zh_TW"/>
+        </w:rPr>
+        <w:t>原文參照：</w:t>
+      </w:r>
+    </w:p>
+    <w:p>
+      <w:pPr>
+        <w:pStyle w:val="ListBullet"/>
+        <w:spacing w:line="240" w:lineRule="auto"/>
+        <w:ind w:left="720"/>
+      </w:pPr>
+      <w:r>
+        <w:rPr>
+          <w:lang w:val="zh_TW" w:bidi="zh_TW"/>
+        </w:rPr>
+      </w:r>
+      <w:r>
+        <w:rPr>
+          <w:lang w:val="zh_TW" w:bidi="zh_TW"/>
+        </w:rPr>
+        <w:t>史特朗號：G31360</w:t>
+      </w:r>
+      <w:r>
+        <w:rPr>
+          <w:lang w:val="zh_TW" w:bidi="zh_TW"/>
+        </w:rPr>
+      </w:r>
+      <w:r>
+        <w:rPr>
+          <w:lang w:val="zh_TW" w:bidi="zh_TW"/>
+        </w:rPr>
+      </w:r>
+    </w:p>
+    <w:p>
+      <w:pPr/>
+      <w:r>
+        <w:rPr>
+          <w:lang w:val="zh_TW" w:bidi="zh_TW"/>
+        </w:rPr>
+      </w:r>
+    </w:p>
+    <w:p>
+      <w:pPr>
+        <w:pStyle w:val="Heading2"/>
+      </w:pPr>
+      <w:r>
+        <w:rPr>
+          <w:lang w:val="zh_TW" w:bidi="zh_TW"/>
+        </w:rPr>
+        <w:t>馬大的妹妹馬利亞</w:t>
+      </w:r>
+      <w:r>
+        <w:rPr>
+          <w:lang w:val="zh_TW" w:bidi="zh_TW"/>
+        </w:rPr>
+      </w:r>
+    </w:p>
+    <w:p>
+      <w:pPr>
+        <w:pStyle w:val="Heading3"/>
+      </w:pPr>
+      <w:r>
+        <w:rPr>
+          <w:lang w:val="zh_TW" w:bidi="zh_TW"/>
+        </w:rPr>
+        <w:t>史實：</w:t>
+      </w:r>
+    </w:p>
+    <w:p>
+      <w:pPr/>
+      <w:r>
+        <w:rPr>
+          <w:lang w:val="zh_TW" w:bidi="zh_TW"/>
+        </w:rPr>
+      </w:r>
+      <w:r>
+        <w:rPr>
+          <w:lang w:val="zh_TW" w:bidi="zh_TW"/>
+        </w:rPr>
+        <w:t>馬利亞是跟隨耶穌的伯大尼婦女。</w:t>
+      </w:r>
+    </w:p>
+    <w:p>
+      <w:pPr>
+        <w:pStyle w:val="ListBullet"/>
+        <w:spacing w:line="240" w:lineRule="auto"/>
+        <w:ind w:left="720"/>
+      </w:pPr>
+      <w:r>
+        <w:rPr>
+          <w:lang w:val="zh_TW" w:bidi="zh_TW"/>
+        </w:rPr>
+      </w:r>
+      <w:r>
+        <w:rPr>
+          <w:lang w:val="zh_TW" w:bidi="zh_TW"/>
+        </w:rPr>
+        <w:t>馬利亞有一個名叫馬大​​的姐姐和一個名叫拉撒路的兄弟，他們也跟隨耶穌。</w:t>
+      </w:r>
+    </w:p>
+    <w:p>
+      <w:pPr>
+        <w:pStyle w:val="ListBullet"/>
+        <w:spacing w:line="240" w:lineRule="auto"/>
+        <w:ind w:left="720"/>
+      </w:pPr>
+      <w:r>
+        <w:rPr>
+          <w:lang w:val="zh_TW" w:bidi="zh_TW"/>
+        </w:rPr>
+      </w:r>
+      <w:r>
+        <w:rPr>
+          <w:lang w:val="zh_TW" w:bidi="zh_TW"/>
+        </w:rPr>
+        <w:t>有一次，耶穌說馬利亞選擇了上好的福分，因為她選擇聆聽祂的教導，而不是像馬大那樣為準備飯食而焦慮。</w:t>
+      </w:r>
+    </w:p>
+    <w:p>
+      <w:pPr>
+        <w:pStyle w:val="ListBullet"/>
+        <w:spacing w:line="240" w:lineRule="auto"/>
+        <w:ind w:left="720"/>
+      </w:pPr>
+      <w:r>
+        <w:rPr>
+          <w:lang w:val="zh_TW" w:bidi="zh_TW"/>
+        </w:rPr>
+      </w:r>
+      <w:r>
+        <w:rPr>
+          <w:lang w:val="zh_TW" w:bidi="zh_TW"/>
+        </w:rPr>
+        <w:t>耶穌使馬利亞的兄弟拉撒路復活。</w:t>
+      </w:r>
+    </w:p>
+    <w:p>
+      <w:pPr>
+        <w:pStyle w:val="ListBullet"/>
+        <w:spacing w:line="240" w:lineRule="auto"/>
+        <w:ind w:left="720"/>
+      </w:pPr>
+      <w:r>
+        <w:rPr>
+          <w:lang w:val="zh_TW" w:bidi="zh_TW"/>
+        </w:rPr>
+      </w:r>
+      <w:r>
+        <w:rPr>
+          <w:lang w:val="zh_TW" w:bidi="zh_TW"/>
+        </w:rPr>
+        <w:t>之後的某個時候，耶穌在伯大尼的一個人家裡吃飯時，馬利亞將珍貴的香膏倒在祂的腳上來敬拜祂。</w:t>
+      </w:r>
+    </w:p>
+    <w:p>
+      <w:pPr>
+        <w:pStyle w:val="ListBullet"/>
+        <w:spacing w:line="240" w:lineRule="auto"/>
+        <w:ind w:left="720"/>
+      </w:pPr>
+      <w:r>
+        <w:rPr>
+          <w:lang w:val="zh_TW" w:bidi="zh_TW"/>
+        </w:rPr>
+      </w:r>
+      <w:r>
+        <w:rPr>
+          <w:lang w:val="zh_TW" w:bidi="zh_TW"/>
+        </w:rPr>
+        <w:t>耶穌稱讚了她的作法，並說她是在為祂的身體安葬做準備。</w:t>
+      </w:r>
+    </w:p>
+    <w:p>
+      <w:pPr/>
+      <w:r>
+        <w:rPr>
+          <w:lang w:val="zh_TW" w:bidi="zh_TW"/>
+        </w:rPr>
+      </w:r>
+      <w:r>
+        <w:rPr>
+          <w:lang w:val="zh_TW" w:bidi="zh_TW"/>
+        </w:rPr>
+        <w:t>（翻譯相關建議：如何翻譯名字）</w:t>
+      </w:r>
+    </w:p>
+    <w:p>
+      <w:pPr/>
+      <w:r>
+        <w:rPr>
+          <w:lang w:val="zh_TW" w:bidi="zh_TW"/>
+        </w:rPr>
+      </w:r>
+      <w:r>
+        <w:rPr>
+          <w:lang w:val="zh_TW" w:bidi="zh_TW"/>
+        </w:rPr>
+        <w:t>（另見：</w:t>
+      </w:r>
+      <w:r>
+        <w:rPr>
+          <w:lang w:val="zh_TW" w:bidi="zh_TW"/>
+        </w:rPr>
+        <w:t>伯大尼</w:t>
+      </w:r>
+      <w:r>
+        <w:rPr>
+          <w:lang w:val="zh_TW" w:bidi="zh_TW"/>
+        </w:rPr>
+        <w:t>，</w:t>
+      </w:r>
+      <w:r>
+        <w:rPr>
+          <w:lang w:val="zh_TW" w:bidi="zh_TW"/>
+        </w:rPr>
+        <w:t>乳香</w:t>
+      </w:r>
+      <w:r>
+        <w:rPr>
+          <w:lang w:val="zh_TW" w:bidi="zh_TW"/>
+        </w:rPr>
+        <w:t>，</w:t>
+      </w:r>
+      <w:r>
+        <w:rPr>
+          <w:lang w:val="zh_TW" w:bidi="zh_TW"/>
+        </w:rPr>
+        <w:t>拉撒路</w:t>
+      </w:r>
+      <w:r>
+        <w:rPr>
+          <w:lang w:val="zh_TW" w:bidi="zh_TW"/>
+        </w:rPr>
+        <w:t>，</w:t>
+      </w:r>
+      <w:r>
+        <w:rPr>
+          <w:lang w:val="zh_TW" w:bidi="zh_TW"/>
+        </w:rPr>
+        <w:t>馬大</w:t>
+      </w:r>
+      <w:r>
+        <w:rPr>
+          <w:lang w:val="zh_TW" w:bidi="zh_TW"/>
+        </w:rPr>
+        <w:t>）</w:t>
+      </w:r>
+    </w:p>
+    <w:p>
+      <w:pPr>
+        <w:pStyle w:val="Heading3"/>
+      </w:pPr>
+      <w:r>
+        <w:rPr>
+          <w:lang w:val="zh_TW" w:bidi="zh_TW"/>
+        </w:rPr>
+        <w:t>參考經文：</w:t>
+      </w:r>
+    </w:p>
+    <w:p>
+      <w:pPr>
+        <w:pStyle w:val="ListBullet"/>
+        <w:spacing w:line="240" w:lineRule="auto"/>
+        <w:ind w:left="720"/>
+      </w:pPr>
+      <w:r>
+        <w:rPr>
+          <w:lang w:val="zh_TW" w:bidi="zh_TW"/>
+        </w:rPr>
+      </w:r>
+      <w:r>
+        <w:rPr>
+          <w:lang w:val="zh_TW" w:bidi="zh_TW"/>
+        </w:rPr>
+        <w:t>約翰福音11:1–2</w:t>
+      </w:r>
+    </w:p>
+    <w:p>
+      <w:pPr>
+        <w:pStyle w:val="ListBullet"/>
+        <w:spacing w:line="240" w:lineRule="auto"/>
+        <w:ind w:left="720"/>
+      </w:pPr>
+      <w:r>
+        <w:rPr>
+          <w:lang w:val="zh_TW" w:bidi="zh_TW"/>
+        </w:rPr>
+      </w:r>
+      <w:r>
+        <w:rPr>
+          <w:lang w:val="zh_TW" w:bidi="zh_TW"/>
+        </w:rPr>
+        <w:t>約翰福音12:1–3</w:t>
+      </w:r>
+    </w:p>
+    <w:p>
+      <w:pPr>
+        <w:pStyle w:val="ListBullet"/>
+        <w:spacing w:line="240" w:lineRule="auto"/>
+        <w:ind w:left="720"/>
+      </w:pPr>
+      <w:r>
+        <w:rPr>
+          <w:lang w:val="zh_TW" w:bidi="zh_TW"/>
+        </w:rPr>
+      </w:r>
+      <w:r>
+        <w:rPr>
+          <w:lang w:val="zh_TW" w:bidi="zh_TW"/>
+        </w:rPr>
+        <w:t>路加福音10:38–39</w:t>
+      </w:r>
+    </w:p>
+    <w:p>
+      <w:pPr>
+        <w:pStyle w:val="Heading3"/>
+      </w:pPr>
+      <w:r>
+        <w:rPr>
+          <w:lang w:val="zh_TW" w:bidi="zh_TW"/>
+        </w:rPr>
+        <w:t>原文參照：</w:t>
+      </w:r>
+    </w:p>
+    <w:p>
+      <w:pPr>
+        <w:pStyle w:val="ListBullet"/>
+        <w:spacing w:line="240" w:lineRule="auto"/>
+        <w:ind w:left="720"/>
+      </w:pPr>
+      <w:r>
+        <w:rPr>
+          <w:lang w:val="zh_TW" w:bidi="zh_TW"/>
+        </w:rPr>
+      </w:r>
+      <w:r>
+        <w:rPr>
+          <w:lang w:val="zh_TW" w:bidi="zh_TW"/>
+        </w:rPr>
+        <w:t>史特朗號：G31370</w:t>
+      </w:r>
+      <w:r>
+        <w:rPr>
+          <w:lang w:val="zh_TW" w:bidi="zh_TW"/>
+        </w:rPr>
+      </w:r>
+      <w:r>
+        <w:rPr>
+          <w:lang w:val="zh_TW" w:bidi="zh_TW"/>
+        </w:rPr>
+      </w:r>
+    </w:p>
+    <w:p>
+      <w:pPr/>
+      <w:r>
+        <w:rPr>
+          <w:lang w:val="zh_TW" w:bidi="zh_TW"/>
+        </w:rPr>
+      </w:r>
+    </w:p>
+    <w:p>
+      <w:pPr>
+        <w:pStyle w:val="Heading2"/>
+      </w:pPr>
+      <w:r>
+        <w:rPr>
+          <w:lang w:val="zh_TW" w:bidi="zh_TW"/>
+        </w:rPr>
+        <w:t>馬利亞</w:t>
+      </w:r>
+      <w:r>
+        <w:rPr>
+          <w:lang w:val="zh_TW" w:bidi="zh_TW"/>
+        </w:rPr>
+      </w:r>
+    </w:p>
+    <w:p>
+      <w:pPr>
+        <w:pStyle w:val="Heading3"/>
+      </w:pPr>
+      <w:r>
+        <w:rPr>
+          <w:lang w:val="zh_TW" w:bidi="zh_TW"/>
+        </w:rPr>
+        <w:t>史實：</w:t>
+      </w:r>
+    </w:p>
+    <w:p>
+      <w:pPr/>
+      <w:r>
+        <w:rPr>
+          <w:lang w:val="zh_TW" w:bidi="zh_TW"/>
+        </w:rPr>
+      </w:r>
+      <w:r>
+        <w:rPr>
+          <w:lang w:val="zh_TW" w:bidi="zh_TW"/>
+        </w:rPr>
+        <w:t>馬利亞是一位住在拿撒勒城的年輕女子，已經和一位名叫約瑟的男子訂婚。神選擇馬利亞成為彌賽亞耶穌，神的兒子的母親。</w:t>
+      </w:r>
+    </w:p>
+    <w:p>
+      <w:pPr>
+        <w:pStyle w:val="ListBullet"/>
+        <w:spacing w:line="240" w:lineRule="auto"/>
+        <w:ind w:left="720"/>
+      </w:pPr>
+      <w:r>
+        <w:rPr>
+          <w:lang w:val="zh_TW" w:bidi="zh_TW"/>
+        </w:rPr>
+      </w:r>
+      <w:r>
+        <w:rPr>
+          <w:lang w:val="zh_TW" w:bidi="zh_TW"/>
+        </w:rPr>
+        <w:t>聖靈奇蹟般地使馬利亞在她還是處女時懷孕。</w:t>
+      </w:r>
+    </w:p>
+    <w:p>
+      <w:pPr>
+        <w:pStyle w:val="ListBullet"/>
+        <w:spacing w:line="240" w:lineRule="auto"/>
+        <w:ind w:left="720"/>
+      </w:pPr>
+      <w:r>
+        <w:rPr>
+          <w:lang w:val="zh_TW" w:bidi="zh_TW"/>
+        </w:rPr>
+      </w:r>
+      <w:r>
+        <w:rPr>
+          <w:lang w:val="zh_TW" w:bidi="zh_TW"/>
+        </w:rPr>
+        <w:t>一位天使告訴馬利亞，她將要生的嬰孩是神的兒子，她必須給祂取名叫耶穌。</w:t>
+      </w:r>
+    </w:p>
+    <w:p>
+      <w:pPr>
+        <w:pStyle w:val="ListBullet"/>
+        <w:spacing w:line="240" w:lineRule="auto"/>
+        <w:ind w:left="720"/>
+      </w:pPr>
+      <w:r>
+        <w:rPr>
+          <w:lang w:val="zh_TW" w:bidi="zh_TW"/>
+        </w:rPr>
+      </w:r>
+      <w:r>
+        <w:rPr>
+          <w:lang w:val="zh_TW" w:bidi="zh_TW"/>
+        </w:rPr>
+        <w:t>馬利亞愛神，並且她讚美神對她的恩典。</w:t>
+      </w:r>
+    </w:p>
+    <w:p>
+      <w:pPr>
+        <w:pStyle w:val="ListBullet"/>
+        <w:spacing w:line="240" w:lineRule="auto"/>
+        <w:ind w:left="720"/>
+      </w:pPr>
+      <w:r>
+        <w:rPr>
+          <w:lang w:val="zh_TW" w:bidi="zh_TW"/>
+        </w:rPr>
+      </w:r>
+      <w:r>
+        <w:rPr>
+          <w:lang w:val="zh_TW" w:bidi="zh_TW"/>
+        </w:rPr>
+        <w:t>約瑟與馬利亞結婚，但她在孩子出生之前仍然是處女。</w:t>
+      </w:r>
+    </w:p>
+    <w:p>
+      <w:pPr>
+        <w:pStyle w:val="ListBullet"/>
+        <w:spacing w:line="240" w:lineRule="auto"/>
+        <w:ind w:left="720"/>
+      </w:pPr>
+      <w:r>
+        <w:rPr>
+          <w:lang w:val="zh_TW" w:bidi="zh_TW"/>
+        </w:rPr>
+      </w:r>
+      <w:r>
+        <w:rPr>
+          <w:lang w:val="zh_TW" w:bidi="zh_TW"/>
+        </w:rPr>
+        <w:t>馬利亞</w:t>
+      </w:r>
+      <w:r>
+        <w:rPr>
+          <w:lang w:val="zh_TW" w:bidi="zh_TW"/>
+        </w:rPr>
+        <w:t>細細思考</w:t>
+      </w:r>
+      <w:r>
+        <w:rPr>
+          <w:lang w:val="zh_TW" w:bidi="zh_TW"/>
+        </w:rPr>
+        <w:t>牧羊人和博士所說的</w:t>
+      </w:r>
+      <w:r>
+        <w:rPr>
+          <w:lang w:val="zh_TW" w:bidi="zh_TW"/>
+        </w:rPr>
+        <w:t>關於嬰孩耶穌的奇妙事</w:t>
+      </w:r>
+      <w:r>
+        <w:rPr>
+          <w:lang w:val="zh_TW" w:bidi="zh_TW"/>
+        </w:rPr>
+        <w:t>。</w:t>
+      </w:r>
+    </w:p>
+    <w:p>
+      <w:pPr>
+        <w:pStyle w:val="ListBullet"/>
+        <w:spacing w:line="240" w:lineRule="auto"/>
+        <w:ind w:left="720"/>
+      </w:pPr>
+      <w:r>
+        <w:rPr>
+          <w:lang w:val="zh_TW" w:bidi="zh_TW"/>
+        </w:rPr>
+      </w:r>
+      <w:r>
+        <w:rPr>
+          <w:lang w:val="zh_TW" w:bidi="zh_TW"/>
+        </w:rPr>
+        <w:t>馬利亞和約瑟帶著嬰孩耶穌去聖殿獻祭。後來，他們帶祂去埃及以逃避希律王殺害嬰孩的陰謀。最終，他們搬回拿撒勒。</w:t>
+      </w:r>
+    </w:p>
+    <w:p>
+      <w:pPr>
+        <w:pStyle w:val="ListBullet"/>
+        <w:spacing w:line="240" w:lineRule="auto"/>
+        <w:ind w:left="720"/>
+      </w:pPr>
+      <w:r>
+        <w:rPr>
+          <w:lang w:val="zh_TW" w:bidi="zh_TW"/>
+        </w:rPr>
+      </w:r>
+      <w:r>
+        <w:rPr>
+          <w:lang w:val="zh_TW" w:bidi="zh_TW"/>
+        </w:rPr>
+        <w:t>當耶穌成年後，在迦拿的婚宴上將水變為酒時，馬利亞也與祂同在那裡。</w:t>
+      </w:r>
+    </w:p>
+    <w:p>
+      <w:pPr>
+        <w:pStyle w:val="ListBullet"/>
+        <w:spacing w:line="240" w:lineRule="auto"/>
+        <w:ind w:left="720"/>
+      </w:pPr>
+      <w:r>
+        <w:rPr>
+          <w:lang w:val="zh_TW" w:bidi="zh_TW"/>
+        </w:rPr>
+      </w:r>
+      <w:r>
+        <w:rPr>
+          <w:lang w:val="zh_TW" w:bidi="zh_TW"/>
+        </w:rPr>
+        <w:t>福音書也提到，馬利亞在耶穌臨死時在十字架旁。祂告訴祂的門徒約翰要像對待自己的母親一樣照顧她。</w:t>
+      </w:r>
+    </w:p>
+    <w:p>
+      <w:pPr/>
+      <w:r>
+        <w:rPr>
+          <w:lang w:val="zh_TW" w:bidi="zh_TW"/>
+        </w:rPr>
+      </w:r>
+      <w:r>
+        <w:rPr>
+          <w:lang w:val="zh_TW" w:bidi="zh_TW"/>
+        </w:rPr>
+        <w:t>（翻譯相關建議：如何翻譯名字）</w:t>
+      </w:r>
+    </w:p>
+    <w:p>
+      <w:pPr/>
+      <w:r>
+        <w:rPr>
+          <w:lang w:val="zh_TW" w:bidi="zh_TW"/>
+        </w:rPr>
+      </w:r>
+      <w:r>
+        <w:rPr>
+          <w:lang w:val="zh_TW" w:bidi="zh_TW"/>
+        </w:rPr>
+        <w:t>（另見：</w:t>
+      </w:r>
+      <w:r>
+        <w:rPr>
+          <w:lang w:val="zh_TW" w:bidi="zh_TW"/>
+        </w:rPr>
+        <w:t>迦拿</w:t>
+      </w:r>
+      <w:r>
+        <w:rPr>
+          <w:lang w:val="zh_TW" w:bidi="zh_TW"/>
+        </w:rPr>
+        <w:t>，</w:t>
+      </w:r>
+      <w:r>
+        <w:rPr>
+          <w:lang w:val="zh_TW" w:bidi="zh_TW"/>
+        </w:rPr>
+        <w:t>埃及</w:t>
+      </w:r>
+      <w:r>
+        <w:rPr>
+          <w:lang w:val="zh_TW" w:bidi="zh_TW"/>
+        </w:rPr>
+        <w:t>，</w:t>
+      </w:r>
+      <w:r>
+        <w:rPr>
+          <w:lang w:val="zh_TW" w:bidi="zh_TW"/>
+        </w:rPr>
+        <w:t>大希律</w:t>
+      </w:r>
+      <w:r>
+        <w:rPr>
+          <w:lang w:val="zh_TW" w:bidi="zh_TW"/>
+        </w:rPr>
+        <w:t>，</w:t>
+      </w:r>
+      <w:r>
+        <w:rPr>
+          <w:lang w:val="zh_TW" w:bidi="zh_TW"/>
+        </w:rPr>
+        <w:t>耶穌</w:t>
+      </w:r>
+      <w:r>
+        <w:rPr>
+          <w:lang w:val="zh_TW" w:bidi="zh_TW"/>
+        </w:rPr>
+        <w:t>，</w:t>
+      </w:r>
+      <w:r>
+        <w:rPr>
+          <w:lang w:val="zh_TW" w:bidi="zh_TW"/>
+        </w:rPr>
+        <w:t>約瑟（新約）</w:t>
+      </w:r>
+      <w:r>
+        <w:rPr>
+          <w:lang w:val="zh_TW" w:bidi="zh_TW"/>
+        </w:rPr>
+        <w:t>，</w:t>
+      </w:r>
+      <w:r>
+        <w:rPr>
+          <w:lang w:val="zh_TW" w:bidi="zh_TW"/>
+        </w:rPr>
+        <w:t>神的兒子</w:t>
+      </w:r>
+      <w:r>
+        <w:rPr>
+          <w:lang w:val="zh_TW" w:bidi="zh_TW"/>
+        </w:rPr>
+        <w:t>，</w:t>
+      </w:r>
+      <w:r>
+        <w:rPr>
+          <w:lang w:val="zh_TW" w:bidi="zh_TW"/>
+        </w:rPr>
+        <w:t>童貞女</w:t>
+      </w:r>
+      <w:r>
+        <w:rPr>
+          <w:lang w:val="zh_TW" w:bidi="zh_TW"/>
+        </w:rPr>
+        <w:t>）</w:t>
+      </w:r>
+    </w:p>
+    <w:p>
+      <w:pPr>
+        <w:pStyle w:val="Heading3"/>
+      </w:pPr>
+      <w:r>
+        <w:rPr>
+          <w:lang w:val="zh_TW" w:bidi="zh_TW"/>
+        </w:rPr>
+        <w:t>參考經文：</w:t>
+      </w:r>
+    </w:p>
+    <w:p>
+      <w:pPr>
+        <w:pStyle w:val="ListBullet"/>
+        <w:spacing w:line="240" w:lineRule="auto"/>
+        <w:ind w:left="720"/>
+      </w:pPr>
+      <w:r>
+        <w:rPr>
+          <w:lang w:val="zh_TW" w:bidi="zh_TW"/>
+        </w:rPr>
+      </w:r>
+      <w:r>
+        <w:rPr>
+          <w:lang w:val="zh_TW" w:bidi="zh_TW"/>
+        </w:rPr>
+        <w:t>約翰福音2:4</w:t>
+      </w:r>
+    </w:p>
+    <w:p>
+      <w:pPr>
+        <w:pStyle w:val="ListBullet"/>
+        <w:spacing w:line="240" w:lineRule="auto"/>
+        <w:ind w:left="720"/>
+      </w:pPr>
+      <w:r>
+        <w:rPr>
+          <w:lang w:val="zh_TW" w:bidi="zh_TW"/>
+        </w:rPr>
+      </w:r>
+      <w:r>
+        <w:rPr>
+          <w:lang w:val="zh_TW" w:bidi="zh_TW"/>
+        </w:rPr>
+        <w:t>約翰福音2:12</w:t>
+      </w:r>
+    </w:p>
+    <w:p>
+      <w:pPr>
+        <w:pStyle w:val="ListBullet"/>
+        <w:spacing w:line="240" w:lineRule="auto"/>
+        <w:ind w:left="720"/>
+      </w:pPr>
+      <w:r>
+        <w:rPr>
+          <w:lang w:val="zh_TW" w:bidi="zh_TW"/>
+        </w:rPr>
+      </w:r>
+      <w:r>
+        <w:rPr>
+          <w:lang w:val="zh_TW" w:bidi="zh_TW"/>
+        </w:rPr>
+        <w:t>路加福音1:29</w:t>
+      </w:r>
+    </w:p>
+    <w:p>
+      <w:pPr>
+        <w:pStyle w:val="ListBullet"/>
+        <w:spacing w:line="240" w:lineRule="auto"/>
+        <w:ind w:left="720"/>
+      </w:pPr>
+      <w:r>
+        <w:rPr>
+          <w:lang w:val="zh_TW" w:bidi="zh_TW"/>
+        </w:rPr>
+      </w:r>
+      <w:r>
+        <w:rPr>
+          <w:lang w:val="zh_TW" w:bidi="zh_TW"/>
+        </w:rPr>
+        <w:t>路加福音1:35</w:t>
+      </w:r>
+    </w:p>
+    <w:p>
+      <w:pPr>
+        <w:pStyle w:val="ListBullet"/>
+        <w:spacing w:line="240" w:lineRule="auto"/>
+        <w:ind w:left="720"/>
+      </w:pPr>
+      <w:r>
+        <w:rPr>
+          <w:lang w:val="zh_TW" w:bidi="zh_TW"/>
+        </w:rPr>
+      </w:r>
+      <w:r>
+        <w:rPr>
+          <w:lang w:val="zh_TW" w:bidi="zh_TW"/>
+        </w:rPr>
+        <w:t>馬可福音6:3</w:t>
+      </w:r>
+    </w:p>
+    <w:p>
+      <w:pPr>
+        <w:pStyle w:val="ListBullet"/>
+        <w:spacing w:line="240" w:lineRule="auto"/>
+        <w:ind w:left="720"/>
+      </w:pPr>
+      <w:r>
+        <w:rPr>
+          <w:lang w:val="zh_TW" w:bidi="zh_TW"/>
+        </w:rPr>
+      </w:r>
+      <w:r>
+        <w:rPr>
+          <w:lang w:val="zh_TW" w:bidi="zh_TW"/>
+        </w:rPr>
+        <w:t>馬太福音1:16</w:t>
+      </w:r>
+    </w:p>
+    <w:p>
+      <w:pPr>
+        <w:pStyle w:val="ListBullet"/>
+        <w:spacing w:line="240" w:lineRule="auto"/>
+        <w:ind w:left="720"/>
+      </w:pPr>
+      <w:r>
+        <w:rPr>
+          <w:lang w:val="zh_TW" w:bidi="zh_TW"/>
+        </w:rPr>
+      </w:r>
+      <w:r>
+        <w:rPr>
+          <w:lang w:val="zh_TW" w:bidi="zh_TW"/>
+        </w:rPr>
+        <w:t>馬太福音1:19</w:t>
+      </w:r>
+    </w:p>
+    <w:p>
+      <w:pPr>
+        <w:pStyle w:val="Heading3"/>
+      </w:pPr>
+      <w:r>
+        <w:rPr>
+          <w:lang w:val="zh_TW" w:bidi="zh_TW"/>
+        </w:rPr>
+        <w:t>聖經開卷故事集裡的例子：</w:t>
+      </w:r>
+    </w:p>
+    <w:p>
+      <w:pPr>
+        <w:pStyle w:val="ListBullet"/>
+        <w:spacing w:line="240" w:lineRule="auto"/>
+        <w:ind w:left="720"/>
+      </w:pPr>
+      <w:r>
+        <w:rPr>
+          <w:lang w:val="zh_TW" w:bidi="zh_TW"/>
+        </w:rPr>
+      </w:r>
+      <w:r>
+        <w:rPr>
+          <w:b/>
+          <w:lang w:val="zh_TW" w:bidi="zh_TW"/>
+        </w:rPr>
+        <w:t>22:4</w:t>
+      </w:r>
+      <w:r>
+        <w:rPr>
+          <w:lang w:val="zh_TW" w:bidi="zh_TW"/>
+        </w:rPr>
+        <w:t xml:space="preserve"> 當伊利莎白懷孕六個月的時候，同一個天使向伊利莎白的親戚</w:t>
+      </w:r>
+      <w:r>
+        <w:rPr>
+          <w:b/>
+          <w:lang w:val="zh_TW" w:bidi="zh_TW"/>
+        </w:rPr>
+        <w:t>馬利亞</w:t>
+      </w:r>
+      <w:r>
+        <w:rPr>
+          <w:lang w:val="zh_TW" w:bidi="zh_TW"/>
+        </w:rPr>
+        <w:t>顯現，她還是處女，並且已經許配給了一個男人，名叫約瑟。天使說：「你會懷孕生一個兒子，你要給祂取名叫耶穌。祂是至高神的兒子，將要統治到永遠。」</w:t>
+      </w:r>
+    </w:p>
+    <w:p>
+      <w:pPr>
+        <w:pStyle w:val="ListBullet"/>
+        <w:spacing w:line="240" w:lineRule="auto"/>
+        <w:ind w:left="720"/>
+      </w:pPr>
+      <w:r>
+        <w:rPr>
+          <w:lang w:val="zh_TW" w:bidi="zh_TW"/>
+        </w:rPr>
+      </w:r>
+      <w:r>
+        <w:rPr>
+          <w:b/>
+          <w:lang w:val="zh_TW" w:bidi="zh_TW"/>
+        </w:rPr>
+        <w:t>22:5</w:t>
+      </w:r>
+      <w:r>
+        <w:rPr>
+          <w:lang w:val="zh_TW" w:bidi="zh_TW"/>
+        </w:rPr>
+        <w:t xml:space="preserve"> 天使解釋說：「聖靈將會降臨到你身上，你會懷孕，這個孩子是聖潔的，神的兒子。」 </w:t>
+      </w:r>
+      <w:r>
+        <w:rPr>
+          <w:b/>
+          <w:lang w:val="zh_TW" w:bidi="zh_TW"/>
+        </w:rPr>
+        <w:t>馬利亞</w:t>
+      </w:r>
+      <w:r>
+        <w:rPr>
+          <w:lang w:val="zh_TW" w:bidi="zh_TW"/>
+        </w:rPr>
+        <w:t>相信了天使的話。</w:t>
+      </w:r>
+    </w:p>
+    <w:p>
+      <w:pPr>
+        <w:pStyle w:val="ListBullet"/>
+        <w:spacing w:line="240" w:lineRule="auto"/>
+        <w:ind w:left="720"/>
+      </w:pPr>
+      <w:r>
+        <w:rPr>
+          <w:lang w:val="zh_TW" w:bidi="zh_TW"/>
+        </w:rPr>
+      </w:r>
+      <w:r>
+        <w:rPr>
+          <w:b/>
+          <w:lang w:val="zh_TW" w:bidi="zh_TW"/>
+        </w:rPr>
+        <w:t>22:6</w:t>
+      </w:r>
+      <w:r>
+        <w:rPr>
+          <w:lang w:val="zh_TW" w:bidi="zh_TW"/>
+        </w:rPr>
+        <w:t xml:space="preserve"> 天使對馬利亞說話後不久，馬利亞去拜訪伊利莎白。伊利莎白一聽到</w:t>
+      </w:r>
+      <w:r>
+        <w:rPr>
+          <w:b/>
+          <w:lang w:val="zh_TW" w:bidi="zh_TW"/>
+        </w:rPr>
+        <w:t>馬利亞</w:t>
+      </w:r>
+      <w:r>
+        <w:rPr>
+          <w:lang w:val="zh_TW" w:bidi="zh_TW"/>
+        </w:rPr>
+        <w:t>打招呼，她腹中的胎兒就跳動。</w:t>
+      </w:r>
+    </w:p>
+    <w:p>
+      <w:pPr>
+        <w:pStyle w:val="ListBullet"/>
+        <w:spacing w:line="240" w:lineRule="auto"/>
+        <w:ind w:left="720"/>
+      </w:pPr>
+      <w:r>
+        <w:rPr>
+          <w:lang w:val="zh_TW" w:bidi="zh_TW"/>
+        </w:rPr>
+      </w:r>
+      <w:r>
+        <w:rPr>
+          <w:b/>
+          <w:lang w:val="zh_TW" w:bidi="zh_TW"/>
+        </w:rPr>
+        <w:t>23:2</w:t>
+      </w:r>
+      <w:r>
+        <w:rPr>
+          <w:lang w:val="zh_TW" w:bidi="zh_TW"/>
+        </w:rPr>
+        <w:t xml:space="preserve"> 天使說：「約瑟，不要怕，儘管娶回</w:t>
+      </w:r>
+      <w:r>
+        <w:rPr>
+          <w:b/>
+          <w:lang w:val="zh_TW" w:bidi="zh_TW"/>
+        </w:rPr>
+        <w:t>馬利亞</w:t>
+      </w:r>
+      <w:r>
+        <w:rPr>
+          <w:lang w:val="zh_TW" w:bidi="zh_TW"/>
+        </w:rPr>
+        <w:t>。她是從聖靈懷的孕。」</w:t>
+      </w:r>
+    </w:p>
+    <w:p>
+      <w:pPr>
+        <w:pStyle w:val="ListBullet"/>
+        <w:spacing w:line="240" w:lineRule="auto"/>
+        <w:ind w:left="720"/>
+      </w:pPr>
+      <w:r>
+        <w:rPr>
+          <w:lang w:val="zh_TW" w:bidi="zh_TW"/>
+        </w:rPr>
+      </w:r>
+      <w:r>
+        <w:rPr>
+          <w:b/>
+          <w:lang w:val="zh_TW" w:bidi="zh_TW"/>
+        </w:rPr>
+        <w:t>23:4</w:t>
+      </w:r>
+      <w:r>
+        <w:rPr>
+          <w:lang w:val="zh_TW" w:bidi="zh_TW"/>
+        </w:rPr>
+        <w:t xml:space="preserve"> </w:t>
+      </w:r>
+      <w:r>
+        <w:rPr>
+          <w:b/>
+          <w:lang w:val="zh_TW" w:bidi="zh_TW"/>
+        </w:rPr>
+        <w:t>馬利亞</w:t>
+      </w:r>
+      <w:r>
+        <w:rPr>
+          <w:lang w:val="zh_TW" w:bidi="zh_TW"/>
+        </w:rPr>
+        <w:t>和約瑟走了很長的路，才從他們居住的地方拿撒勒來到了伯利恆。他們祖先大衛的家鄉在伯利恆。</w:t>
+      </w:r>
+    </w:p>
+    <w:p>
+      <w:pPr>
+        <w:pStyle w:val="ListBullet"/>
+        <w:spacing w:line="240" w:lineRule="auto"/>
+        <w:ind w:left="720"/>
+      </w:pPr>
+      <w:r>
+        <w:rPr>
+          <w:lang w:val="zh_TW" w:bidi="zh_TW"/>
+        </w:rPr>
+      </w:r>
+      <w:r>
+        <w:rPr>
+          <w:b/>
+          <w:lang w:val="zh_TW" w:bidi="zh_TW"/>
+        </w:rPr>
+        <w:t>49:1</w:t>
+      </w:r>
+      <w:r>
+        <w:rPr>
+          <w:lang w:val="zh_TW" w:bidi="zh_TW"/>
+        </w:rPr>
+        <w:t xml:space="preserve"> 天使告訴一位叫</w:t>
+      </w:r>
+      <w:r>
+        <w:rPr>
+          <w:b/>
+          <w:lang w:val="zh_TW" w:bidi="zh_TW"/>
+        </w:rPr>
+        <w:t>馬利亞</w:t>
+      </w:r>
+      <w:r>
+        <w:rPr>
+          <w:lang w:val="zh_TW" w:bidi="zh_TW"/>
+        </w:rPr>
+        <w:t>的處女說，她將要生神的兒子。於是，當她還是處女的時候，聖靈光照使她懷孕就生了一個兒子，取名叫耶穌。</w:t>
+      </w:r>
+    </w:p>
+    <w:p>
+      <w:pPr>
+        <w:pStyle w:val="Heading3"/>
+      </w:pPr>
+      <w:r>
+        <w:rPr>
+          <w:lang w:val="zh_TW" w:bidi="zh_TW"/>
+        </w:rPr>
+        <w:t>原文參照：</w:t>
+      </w:r>
+    </w:p>
+    <w:p>
+      <w:pPr>
+        <w:pStyle w:val="ListBullet"/>
+        <w:spacing w:line="240" w:lineRule="auto"/>
+        <w:ind w:left="720"/>
+      </w:pPr>
+      <w:r>
+        <w:rPr>
+          <w:lang w:val="zh_TW" w:bidi="zh_TW"/>
+        </w:rPr>
+      </w:r>
+      <w:r>
+        <w:rPr>
+          <w:lang w:val="zh_TW" w:bidi="zh_TW"/>
+        </w:rPr>
+        <w:t>史特朗號：G31370</w:t>
+      </w:r>
+      <w:r>
+        <w:rPr>
+          <w:lang w:val="zh_TW" w:bidi="zh_TW"/>
+        </w:rPr>
+      </w:r>
+      <w:r>
+        <w:rPr>
+          <w:lang w:val="zh_TW" w:bidi="zh_TW"/>
+        </w:rPr>
+      </w:r>
+    </w:p>
+    <w:p>
+      <w:pPr/>
+      <w:r>
+        <w:rPr>
+          <w:lang w:val="zh_TW" w:bidi="zh_TW"/>
+        </w:rPr>
+      </w:r>
+    </w:p>
+    <w:p>
+      <w:pPr>
+        <w:pStyle w:val="Heading2"/>
+      </w:pPr>
+      <w:r>
+        <w:rPr>
+          <w:lang w:val="zh_TW" w:bidi="zh_TW"/>
+        </w:rPr>
+        <w:t>馬其頓</w:t>
+      </w:r>
+      <w:r>
+        <w:rPr>
+          <w:lang w:val="zh_TW" w:bidi="zh_TW"/>
+        </w:rPr>
+      </w:r>
+    </w:p>
+    <w:p>
+      <w:pPr>
+        <w:pStyle w:val="Heading3"/>
+      </w:pPr>
+      <w:r>
+        <w:rPr>
+          <w:lang w:val="zh_TW" w:bidi="zh_TW"/>
+        </w:rPr>
+        <w:t>史實：</w:t>
+      </w:r>
+    </w:p>
+    <w:p>
+      <w:pPr/>
+      <w:r>
+        <w:rPr>
+          <w:lang w:val="zh_TW" w:bidi="zh_TW"/>
+        </w:rPr>
+      </w:r>
+      <w:r>
+        <w:rPr>
+          <w:lang w:val="zh_TW" w:bidi="zh_TW"/>
+        </w:rPr>
+        <w:t>在新約時代，馬其頓是位於古希臘以北的一個羅馬省份。</w:t>
+      </w:r>
+    </w:p>
+    <w:p>
+      <w:pPr>
+        <w:pStyle w:val="ListBullet"/>
+        <w:spacing w:line="240" w:lineRule="auto"/>
+        <w:ind w:left="720"/>
+      </w:pPr>
+      <w:r>
+        <w:rPr>
+          <w:lang w:val="zh_TW" w:bidi="zh_TW"/>
+        </w:rPr>
+      </w:r>
+      <w:r>
+        <w:rPr>
+          <w:lang w:val="zh_TW" w:bidi="zh_TW"/>
+        </w:rPr>
+        <w:t>聖經中提到的一些位於馬其頓的重要城市有庇哩亞、腓立比和帖撒羅尼迦。</w:t>
+      </w:r>
+    </w:p>
+    <w:p>
+      <w:pPr>
+        <w:pStyle w:val="ListBullet"/>
+        <w:spacing w:line="240" w:lineRule="auto"/>
+        <w:ind w:left="720"/>
+      </w:pPr>
+      <w:r>
+        <w:rPr>
+          <w:lang w:val="zh_TW" w:bidi="zh_TW"/>
+        </w:rPr>
+      </w:r>
+      <w:r>
+        <w:rPr>
+          <w:lang w:val="zh_TW" w:bidi="zh_TW"/>
+        </w:rPr>
+        <w:t>透過異象，神告訴保羅要向馬其頓的人傳福音。</w:t>
+      </w:r>
+    </w:p>
+    <w:p>
+      <w:pPr>
+        <w:pStyle w:val="ListBullet"/>
+        <w:spacing w:line="240" w:lineRule="auto"/>
+        <w:ind w:left="720"/>
+      </w:pPr>
+      <w:r>
+        <w:rPr>
+          <w:lang w:val="zh_TW" w:bidi="zh_TW"/>
+        </w:rPr>
+      </w:r>
+      <w:r>
+        <w:rPr>
+          <w:lang w:val="zh_TW" w:bidi="zh_TW"/>
+        </w:rPr>
+        <w:t>保羅和他的同工去了馬其頓，向那裡的人傳講耶穌，並幫助新信徒在信仰上成長。</w:t>
+      </w:r>
+    </w:p>
+    <w:p>
+      <w:pPr>
+        <w:pStyle w:val="ListBullet"/>
+        <w:spacing w:line="240" w:lineRule="auto"/>
+        <w:ind w:left="720"/>
+      </w:pPr>
+      <w:r>
+        <w:rPr>
+          <w:lang w:val="zh_TW" w:bidi="zh_TW"/>
+        </w:rPr>
+      </w:r>
+      <w:r>
+        <w:rPr>
+          <w:lang w:val="zh_TW" w:bidi="zh_TW"/>
+        </w:rPr>
+        <w:t>在聖經中，有保羅寫給馬其頓城市腓立比和帖撒羅尼迦信徒的書信。</w:t>
+      </w:r>
+    </w:p>
+    <w:p>
+      <w:pPr/>
+      <w:r>
+        <w:rPr>
+          <w:lang w:val="zh_TW" w:bidi="zh_TW"/>
+        </w:rPr>
+      </w:r>
+      <w:r>
+        <w:rPr>
+          <w:lang w:val="zh_TW" w:bidi="zh_TW"/>
+        </w:rPr>
+        <w:t>（翻譯相關建議：如何翻譯名字）</w:t>
+      </w:r>
+    </w:p>
+    <w:p>
+      <w:pPr/>
+      <w:r>
+        <w:rPr>
+          <w:lang w:val="zh_TW" w:bidi="zh_TW"/>
+        </w:rPr>
+      </w:r>
+      <w:r>
+        <w:rPr>
+          <w:lang w:val="zh_TW" w:bidi="zh_TW"/>
+        </w:rPr>
+        <w:t>（另見：</w:t>
+      </w:r>
+      <w:r>
+        <w:rPr>
+          <w:lang w:val="zh_TW" w:bidi="zh_TW"/>
+        </w:rPr>
+        <w:t>相信</w:t>
+      </w:r>
+      <w:r>
+        <w:rPr>
+          <w:lang w:val="zh_TW" w:bidi="zh_TW"/>
+        </w:rPr>
+        <w:t>，</w:t>
+      </w:r>
+      <w:r>
+        <w:rPr>
+          <w:lang w:val="zh_TW" w:bidi="zh_TW"/>
+        </w:rPr>
+        <w:t>庇哩亞</w:t>
+      </w:r>
+      <w:r>
+        <w:rPr>
+          <w:lang w:val="zh_TW" w:bidi="zh_TW"/>
+        </w:rPr>
+        <w:t>，</w:t>
+      </w:r>
+      <w:r>
+        <w:rPr>
+          <w:lang w:val="zh_TW" w:bidi="zh_TW"/>
+        </w:rPr>
+        <w:t>信心</w:t>
+      </w:r>
+      <w:r>
+        <w:rPr>
+          <w:lang w:val="zh_TW" w:bidi="zh_TW"/>
+        </w:rPr>
+        <w:t>，</w:t>
+      </w:r>
+      <w:r>
+        <w:rPr>
+          <w:lang w:val="zh_TW" w:bidi="zh_TW"/>
+        </w:rPr>
+        <w:t>好消息</w:t>
+      </w:r>
+      <w:r>
+        <w:rPr>
+          <w:lang w:val="zh_TW" w:bidi="zh_TW"/>
+        </w:rPr>
+        <w:t>，</w:t>
+      </w:r>
+      <w:r>
+        <w:rPr>
+          <w:lang w:val="zh_TW" w:bidi="zh_TW"/>
+        </w:rPr>
+        <w:t>希臘</w:t>
+      </w:r>
+      <w:r>
+        <w:rPr>
+          <w:lang w:val="zh_TW" w:bidi="zh_TW"/>
+        </w:rPr>
+        <w:t>，</w:t>
+      </w:r>
+      <w:r>
+        <w:rPr>
+          <w:lang w:val="zh_TW" w:bidi="zh_TW"/>
+        </w:rPr>
+        <w:t>腓立比</w:t>
+      </w:r>
+      <w:r>
+        <w:rPr>
+          <w:lang w:val="zh_TW" w:bidi="zh_TW"/>
+        </w:rPr>
+        <w:t>，</w:t>
+      </w:r>
+      <w:r>
+        <w:rPr>
+          <w:lang w:val="zh_TW" w:bidi="zh_TW"/>
+        </w:rPr>
+        <w:t>帖撒羅尼迦</w:t>
+      </w:r>
+      <w:r>
+        <w:rPr>
+          <w:lang w:val="zh_TW" w:bidi="zh_TW"/>
+        </w:rPr>
+        <w:t>）</w:t>
+      </w:r>
+    </w:p>
+    <w:p>
+      <w:pPr>
+        <w:pStyle w:val="Heading3"/>
+      </w:pPr>
+      <w:r>
+        <w:rPr>
+          <w:lang w:val="zh_TW" w:bidi="zh_TW"/>
+        </w:rPr>
+        <w:t>參考經文：</w:t>
+      </w:r>
+    </w:p>
+    <w:p>
+      <w:pPr>
+        <w:pStyle w:val="ListBullet"/>
+        <w:spacing w:line="240" w:lineRule="auto"/>
+        <w:ind w:left="720"/>
+      </w:pPr>
+      <w:r>
+        <w:rPr>
+          <w:lang w:val="zh_TW" w:bidi="zh_TW"/>
+        </w:rPr>
+      </w:r>
+      <w:r>
+        <w:rPr>
+          <w:lang w:val="zh_TW" w:bidi="zh_TW"/>
+        </w:rPr>
+        <w:t>帖撒羅尼迦前書1:6–7</w:t>
+      </w:r>
+    </w:p>
+    <w:p>
+      <w:pPr>
+        <w:pStyle w:val="ListBullet"/>
+        <w:spacing w:line="240" w:lineRule="auto"/>
+        <w:ind w:left="720"/>
+      </w:pPr>
+      <w:r>
+        <w:rPr>
+          <w:lang w:val="zh_TW" w:bidi="zh_TW"/>
+        </w:rPr>
+      </w:r>
+      <w:r>
+        <w:rPr>
+          <w:lang w:val="zh_TW" w:bidi="zh_TW"/>
+        </w:rPr>
+        <w:t>帖撒羅尼迦前書4:10</w:t>
+      </w:r>
+    </w:p>
+    <w:p>
+      <w:pPr>
+        <w:pStyle w:val="ListBullet"/>
+        <w:spacing w:line="240" w:lineRule="auto"/>
+        <w:ind w:left="720"/>
+      </w:pPr>
+      <w:r>
+        <w:rPr>
+          <w:lang w:val="zh_TW" w:bidi="zh_TW"/>
+        </w:rPr>
+      </w:r>
+      <w:r>
+        <w:rPr>
+          <w:lang w:val="zh_TW" w:bidi="zh_TW"/>
+        </w:rPr>
+        <w:t>提摩太前書1:3–4</w:t>
+      </w:r>
+    </w:p>
+    <w:p>
+      <w:pPr>
+        <w:pStyle w:val="ListBullet"/>
+        <w:spacing w:line="240" w:lineRule="auto"/>
+        <w:ind w:left="720"/>
+      </w:pPr>
+      <w:r>
+        <w:rPr>
+          <w:lang w:val="zh_TW" w:bidi="zh_TW"/>
+        </w:rPr>
+      </w:r>
+      <w:r>
+        <w:rPr>
+          <w:lang w:val="zh_TW" w:bidi="zh_TW"/>
+        </w:rPr>
+        <w:t>使徒行傳16:10</w:t>
+      </w:r>
+    </w:p>
+    <w:p>
+      <w:pPr>
+        <w:pStyle w:val="ListBullet"/>
+        <w:spacing w:line="240" w:lineRule="auto"/>
+        <w:ind w:left="720"/>
+      </w:pPr>
+      <w:r>
+        <w:rPr>
+          <w:lang w:val="zh_TW" w:bidi="zh_TW"/>
+        </w:rPr>
+      </w:r>
+      <w:r>
+        <w:rPr>
+          <w:lang w:val="zh_TW" w:bidi="zh_TW"/>
+        </w:rPr>
+        <w:t>使徒行傳20:1–3</w:t>
+      </w:r>
+    </w:p>
+    <w:p>
+      <w:pPr>
+        <w:pStyle w:val="ListBullet"/>
+        <w:spacing w:line="240" w:lineRule="auto"/>
+        <w:ind w:left="720"/>
+      </w:pPr>
+      <w:r>
+        <w:rPr>
+          <w:lang w:val="zh_TW" w:bidi="zh_TW"/>
+        </w:rPr>
+      </w:r>
+      <w:r>
+        <w:rPr>
+          <w:lang w:val="zh_TW" w:bidi="zh_TW"/>
+        </w:rPr>
+        <w:t>腓立比書4:14–17</w:t>
+      </w:r>
+    </w:p>
+    <w:p>
+      <w:pPr>
+        <w:pStyle w:val="Heading3"/>
+      </w:pPr>
+      <w:r>
+        <w:rPr>
+          <w:lang w:val="zh_TW" w:bidi="zh_TW"/>
+        </w:rPr>
+        <w:t>原文參照：</w:t>
+      </w:r>
+    </w:p>
+    <w:p>
+      <w:pPr>
+        <w:pStyle w:val="ListBullet"/>
+        <w:spacing w:line="240" w:lineRule="auto"/>
+        <w:ind w:left="720"/>
+      </w:pPr>
+      <w:r>
+        <w:rPr>
+          <w:lang w:val="zh_TW" w:bidi="zh_TW"/>
+        </w:rPr>
+      </w:r>
+      <w:r>
+        <w:rPr>
+          <w:lang w:val="zh_TW" w:bidi="zh_TW"/>
+        </w:rPr>
+        <w:t>史特朗號：G31090，G31100</w:t>
+      </w:r>
+      <w:r>
+        <w:rPr>
+          <w:lang w:val="zh_TW" w:bidi="zh_TW"/>
+        </w:rPr>
+      </w:r>
+      <w:r>
+        <w:rPr>
+          <w:lang w:val="zh_TW" w:bidi="zh_TW"/>
+        </w:rPr>
+      </w:r>
+    </w:p>
+    <w:p>
+      <w:pPr/>
+      <w:r>
+        <w:rPr>
+          <w:lang w:val="zh_TW" w:bidi="zh_TW"/>
+        </w:rPr>
+      </w:r>
+    </w:p>
+    <w:p>
+      <w:pPr>
+        <w:pStyle w:val="Heading2"/>
+      </w:pPr>
+      <w:r>
+        <w:rPr>
+          <w:lang w:val="zh_TW" w:bidi="zh_TW"/>
+        </w:rPr>
+        <w:t>馬太</w:t>
+      </w:r>
+      <w:r>
+        <w:rPr>
+          <w:lang w:val="zh_TW" w:bidi="zh_TW"/>
+        </w:rPr>
+      </w:r>
+    </w:p>
+    <w:p>
+      <w:pPr>
+        <w:pStyle w:val="Heading3"/>
+      </w:pPr>
+      <w:r>
+        <w:rPr>
+          <w:lang w:val="zh_TW" w:bidi="zh_TW"/>
+        </w:rPr>
+        <w:t>史實：</w:t>
+      </w:r>
+    </w:p>
+    <w:p>
+      <w:pPr/>
+      <w:r>
+        <w:rPr>
+          <w:lang w:val="zh_TW" w:bidi="zh_TW"/>
+        </w:rPr>
+      </w:r>
+      <w:r>
+        <w:rPr>
+          <w:lang w:val="zh_TW" w:bidi="zh_TW"/>
+        </w:rPr>
+        <w:t>馬太是耶穌所選擇的十二門徒之一。他也被稱為亞勒腓的兒子利未。</w:t>
+      </w:r>
+    </w:p>
+    <w:p>
+      <w:pPr>
+        <w:pStyle w:val="ListBullet"/>
+        <w:spacing w:line="240" w:lineRule="auto"/>
+        <w:ind w:left="720"/>
+      </w:pPr>
+      <w:r>
+        <w:rPr>
+          <w:lang w:val="zh_TW" w:bidi="zh_TW"/>
+        </w:rPr>
+      </w:r>
+      <w:r>
+        <w:rPr>
+          <w:lang w:val="zh_TW" w:bidi="zh_TW"/>
+        </w:rPr>
+        <w:t>利未（馬太）在遇見耶穌之前是迦百農的稅吏。</w:t>
+      </w:r>
+    </w:p>
+    <w:p>
+      <w:pPr>
+        <w:pStyle w:val="ListBullet"/>
+        <w:spacing w:line="240" w:lineRule="auto"/>
+        <w:ind w:left="720"/>
+      </w:pPr>
+      <w:r>
+        <w:rPr>
+          <w:lang w:val="zh_TW" w:bidi="zh_TW"/>
+        </w:rPr>
+      </w:r>
+      <w:r>
+        <w:rPr>
+          <w:lang w:val="zh_TW" w:bidi="zh_TW"/>
+        </w:rPr>
+        <w:t>馬太寫了以他名字命名的一卷福音書。</w:t>
+      </w:r>
+    </w:p>
+    <w:p>
+      <w:pPr>
+        <w:pStyle w:val="ListBullet"/>
+        <w:spacing w:line="240" w:lineRule="auto"/>
+        <w:ind w:left="720"/>
+      </w:pPr>
+      <w:r>
+        <w:rPr>
+          <w:lang w:val="zh_TW" w:bidi="zh_TW"/>
+        </w:rPr>
+      </w:r>
+      <w:r>
+        <w:rPr>
+          <w:lang w:val="zh_TW" w:bidi="zh_TW"/>
+        </w:rPr>
+        <w:t>在聖經中還有其他幾個名叫利未的男人。</w:t>
+      </w:r>
+    </w:p>
+    <w:p>
+      <w:pPr/>
+      <w:r>
+        <w:rPr>
+          <w:lang w:val="zh_TW" w:bidi="zh_TW"/>
+        </w:rPr>
+      </w:r>
+      <w:r>
+        <w:rPr>
+          <w:lang w:val="zh_TW" w:bidi="zh_TW"/>
+        </w:rPr>
+        <w:t>（翻譯相關建議：如何翻譯名字）</w:t>
+      </w:r>
+    </w:p>
+    <w:p>
+      <w:pPr/>
+      <w:r>
+        <w:rPr>
+          <w:lang w:val="zh_TW" w:bidi="zh_TW"/>
+        </w:rPr>
+      </w:r>
+      <w:r>
+        <w:rPr>
+          <w:lang w:val="zh_TW" w:bidi="zh_TW"/>
+        </w:rPr>
+        <w:t>（另見：</w:t>
+      </w:r>
+      <w:r>
+        <w:rPr>
+          <w:lang w:val="zh_TW" w:bidi="zh_TW"/>
+        </w:rPr>
+        <w:t>使徒</w:t>
+      </w:r>
+      <w:r>
+        <w:rPr>
+          <w:lang w:val="zh_TW" w:bidi="zh_TW"/>
+        </w:rPr>
+        <w:t>，</w:t>
+      </w:r>
+      <w:r>
+        <w:rPr>
+          <w:lang w:val="zh_TW" w:bidi="zh_TW"/>
+        </w:rPr>
+        <w:t>利未人</w:t>
+      </w:r>
+      <w:r>
+        <w:rPr>
+          <w:lang w:val="zh_TW" w:bidi="zh_TW"/>
+        </w:rPr>
+        <w:t>，</w:t>
+      </w:r>
+      <w:r>
+        <w:rPr>
+          <w:lang w:val="zh_TW" w:bidi="zh_TW"/>
+        </w:rPr>
+        <w:t>稅吏</w:t>
+      </w:r>
+      <w:r>
+        <w:rPr>
+          <w:lang w:val="zh_TW" w:bidi="zh_TW"/>
+        </w:rPr>
+        <w:t>）</w:t>
+      </w:r>
+    </w:p>
+    <w:p>
+      <w:pPr>
+        <w:pStyle w:val="Heading3"/>
+      </w:pPr>
+      <w:r>
+        <w:rPr>
+          <w:lang w:val="zh_TW" w:bidi="zh_TW"/>
+        </w:rPr>
+        <w:t>參考經文：</w:t>
+      </w:r>
+    </w:p>
+    <w:p>
+      <w:pPr>
+        <w:pStyle w:val="ListBullet"/>
+        <w:spacing w:line="240" w:lineRule="auto"/>
+        <w:ind w:left="720"/>
+      </w:pPr>
+      <w:r>
+        <w:rPr>
+          <w:lang w:val="zh_TW" w:bidi="zh_TW"/>
+        </w:rPr>
+      </w:r>
+      <w:r>
+        <w:rPr>
+          <w:lang w:val="zh_TW" w:bidi="zh_TW"/>
+        </w:rPr>
+        <w:t>路加福音5:27</w:t>
+      </w:r>
+    </w:p>
+    <w:p>
+      <w:pPr>
+        <w:pStyle w:val="ListBullet"/>
+        <w:spacing w:line="240" w:lineRule="auto"/>
+        <w:ind w:left="720"/>
+      </w:pPr>
+      <w:r>
+        <w:rPr>
+          <w:lang w:val="zh_TW" w:bidi="zh_TW"/>
+        </w:rPr>
+      </w:r>
+      <w:r>
+        <w:rPr>
+          <w:lang w:val="zh_TW" w:bidi="zh_TW"/>
+        </w:rPr>
+        <w:t>路加福音6:14–16</w:t>
+      </w:r>
+    </w:p>
+    <w:p>
+      <w:pPr>
+        <w:pStyle w:val="ListBullet"/>
+        <w:spacing w:line="240" w:lineRule="auto"/>
+        <w:ind w:left="720"/>
+      </w:pPr>
+      <w:r>
+        <w:rPr>
+          <w:lang w:val="zh_TW" w:bidi="zh_TW"/>
+        </w:rPr>
+      </w:r>
+      <w:r>
+        <w:rPr>
+          <w:lang w:val="zh_TW" w:bidi="zh_TW"/>
+        </w:rPr>
+        <w:t>馬可福音2:14</w:t>
+      </w:r>
+    </w:p>
+    <w:p>
+      <w:pPr>
+        <w:pStyle w:val="ListBullet"/>
+        <w:spacing w:line="240" w:lineRule="auto"/>
+        <w:ind w:left="720"/>
+      </w:pPr>
+      <w:r>
+        <w:rPr>
+          <w:lang w:val="zh_TW" w:bidi="zh_TW"/>
+        </w:rPr>
+      </w:r>
+      <w:r>
+        <w:rPr>
+          <w:lang w:val="zh_TW" w:bidi="zh_TW"/>
+        </w:rPr>
+        <w:t>馬可福音3:17–19</w:t>
+      </w:r>
+    </w:p>
+    <w:p>
+      <w:pPr>
+        <w:pStyle w:val="ListBullet"/>
+        <w:spacing w:line="240" w:lineRule="auto"/>
+        <w:ind w:left="720"/>
+      </w:pPr>
+      <w:r>
+        <w:rPr>
+          <w:lang w:val="zh_TW" w:bidi="zh_TW"/>
+        </w:rPr>
+      </w:r>
+      <w:r>
+        <w:rPr>
+          <w:lang w:val="zh_TW" w:bidi="zh_TW"/>
+        </w:rPr>
+        <w:t>馬太福音9:9</w:t>
+      </w:r>
+    </w:p>
+    <w:p>
+      <w:pPr>
+        <w:pStyle w:val="ListBullet"/>
+        <w:spacing w:line="240" w:lineRule="auto"/>
+        <w:ind w:left="720"/>
+      </w:pPr>
+      <w:r>
+        <w:rPr>
+          <w:lang w:val="zh_TW" w:bidi="zh_TW"/>
+        </w:rPr>
+      </w:r>
+      <w:r>
+        <w:rPr>
+          <w:lang w:val="zh_TW" w:bidi="zh_TW"/>
+        </w:rPr>
+        <w:t>馬太福音10:3</w:t>
+      </w:r>
+    </w:p>
+    <w:p>
+      <w:pPr>
+        <w:pStyle w:val="Heading3"/>
+      </w:pPr>
+      <w:r>
+        <w:rPr>
+          <w:lang w:val="zh_TW" w:bidi="zh_TW"/>
+        </w:rPr>
+        <w:t>原文參照：</w:t>
+      </w:r>
+    </w:p>
+    <w:p>
+      <w:pPr>
+        <w:pStyle w:val="ListBullet"/>
+        <w:spacing w:line="240" w:lineRule="auto"/>
+        <w:ind w:left="720"/>
+      </w:pPr>
+      <w:r>
+        <w:rPr>
+          <w:lang w:val="zh_TW" w:bidi="zh_TW"/>
+        </w:rPr>
+      </w:r>
+      <w:r>
+        <w:rPr>
+          <w:lang w:val="zh_TW" w:bidi="zh_TW"/>
+        </w:rPr>
+        <w:t>史特朗號：G30170，G31560</w:t>
+      </w:r>
+      <w:r>
+        <w:rPr>
+          <w:lang w:val="zh_TW" w:bidi="zh_TW"/>
+        </w:rPr>
+      </w:r>
+      <w:r>
+        <w:rPr>
+          <w:lang w:val="zh_TW" w:bidi="zh_TW"/>
+        </w:rPr>
+      </w:r>
+    </w:p>
+    <w:p>
+      <w:pPr/>
+      <w:r>
+        <w:rPr>
+          <w:lang w:val="zh_TW" w:bidi="zh_TW"/>
+        </w:rPr>
+      </w:r>
+    </w:p>
+    <w:p>
+      <w:pPr>
+        <w:pStyle w:val="Heading2"/>
+      </w:pPr>
+      <w:r>
+        <w:rPr>
+          <w:lang w:val="zh_TW" w:bidi="zh_TW"/>
+        </w:rPr>
+        <w:t>瑪迦</w:t>
+      </w:r>
+      <w:r>
+        <w:rPr>
+          <w:lang w:val="zh_TW" w:bidi="zh_TW"/>
+        </w:rPr>
+      </w:r>
+    </w:p>
+    <w:p>
+      <w:pPr>
+        <w:pStyle w:val="Heading3"/>
+      </w:pPr>
+      <w:r>
+        <w:rPr>
+          <w:lang w:val="zh_TW" w:bidi="zh_TW"/>
+        </w:rPr>
+        <w:t>史實：</w:t>
+      </w:r>
+    </w:p>
+    <w:p>
+      <w:pPr/>
+      <w:r>
+        <w:rPr>
+          <w:lang w:val="zh_TW" w:bidi="zh_TW"/>
+        </w:rPr>
+      </w:r>
+      <w:r>
+        <w:rPr>
+          <w:lang w:val="zh_TW" w:bidi="zh_TW"/>
+        </w:rPr>
+        <w:t>瑪迦（Maacah，或Maakah）是亞伯拉罕的兄弟拿鶴的兒子之一。舊約中也有其他人使用這個名字。</w:t>
+      </w:r>
+    </w:p>
+    <w:p>
+      <w:pPr>
+        <w:pStyle w:val="ListBullet"/>
+        <w:spacing w:line="240" w:lineRule="auto"/>
+        <w:ind w:left="720"/>
+      </w:pPr>
+      <w:r>
+        <w:rPr>
+          <w:lang w:val="zh_TW" w:bidi="zh_TW"/>
+        </w:rPr>
+      </w:r>
+      <w:r>
+        <w:rPr>
+          <w:lang w:val="zh_TW" w:bidi="zh_TW"/>
+        </w:rPr>
+        <w:t>瑪迦城或伯瑪迦城位於以色列的最北部，地處拿弗他利支派所佔領的地區。</w:t>
+      </w:r>
+    </w:p>
+    <w:p>
+      <w:pPr>
+        <w:pStyle w:val="ListBullet"/>
+        <w:spacing w:line="240" w:lineRule="auto"/>
+        <w:ind w:left="720"/>
+      </w:pPr>
+      <w:r>
+        <w:rPr>
+          <w:lang w:val="zh_TW" w:bidi="zh_TW"/>
+        </w:rPr>
+      </w:r>
+      <w:r>
+        <w:rPr>
+          <w:lang w:val="zh_TW" w:bidi="zh_TW"/>
+        </w:rPr>
+        <w:t>這是一座重要的城市，曾多次遭到敵人的攻擊。</w:t>
+      </w:r>
+    </w:p>
+    <w:p>
+      <w:pPr>
+        <w:pStyle w:val="ListBullet"/>
+        <w:spacing w:line="240" w:lineRule="auto"/>
+        <w:ind w:left="720"/>
+      </w:pPr>
+      <w:r>
+        <w:rPr>
+          <w:lang w:val="zh_TW" w:bidi="zh_TW"/>
+        </w:rPr>
+      </w:r>
+      <w:r>
+        <w:rPr>
+          <w:lang w:val="zh_TW" w:bidi="zh_TW"/>
+        </w:rPr>
+        <w:t>有幾位女性也名叫瑪迦，包括大衛之子押沙龍的母親。</w:t>
+      </w:r>
+    </w:p>
+    <w:p>
+      <w:pPr>
+        <w:pStyle w:val="ListBullet"/>
+        <w:spacing w:line="240" w:lineRule="auto"/>
+        <w:ind w:left="720"/>
+      </w:pPr>
+      <w:r>
+        <w:rPr>
+          <w:lang w:val="zh_TW" w:bidi="zh_TW"/>
+        </w:rPr>
+      </w:r>
+      <w:r>
+        <w:rPr>
+          <w:lang w:val="zh_TW" w:bidi="zh_TW"/>
+        </w:rPr>
+        <w:t>亞撒王廢除了他的祖母瑪迦的太后之位，因為她推崇亞舍拉崇拜。</w:t>
+      </w:r>
+    </w:p>
+    <w:p>
+      <w:pPr/>
+      <w:r>
+        <w:rPr>
+          <w:lang w:val="zh_TW" w:bidi="zh_TW"/>
+        </w:rPr>
+      </w:r>
+      <w:r>
+        <w:rPr>
+          <w:lang w:val="zh_TW" w:bidi="zh_TW"/>
+        </w:rPr>
+        <w:t>（翻譯相關建議：如何翻譯名字）</w:t>
+      </w:r>
+    </w:p>
+    <w:p>
+      <w:pPr/>
+      <w:r>
+        <w:rPr>
+          <w:lang w:val="zh_TW" w:bidi="zh_TW"/>
+        </w:rPr>
+      </w:r>
+      <w:r>
+        <w:rPr>
+          <w:lang w:val="zh_TW" w:bidi="zh_TW"/>
+        </w:rPr>
+        <w:t>（另見：</w:t>
+      </w:r>
+      <w:r>
+        <w:rPr>
+          <w:lang w:val="zh_TW" w:bidi="zh_TW"/>
+        </w:rPr>
+        <w:t>亞撒</w:t>
+      </w:r>
+      <w:r>
+        <w:rPr>
+          <w:lang w:val="zh_TW" w:bidi="zh_TW"/>
+        </w:rPr>
+        <w:t>，亞舍拉，</w:t>
+      </w:r>
+      <w:r>
+        <w:rPr>
+          <w:lang w:val="zh_TW" w:bidi="zh_TW"/>
+        </w:rPr>
+        <w:t>拿鶴</w:t>
+      </w:r>
+      <w:r>
+        <w:rPr>
+          <w:lang w:val="zh_TW" w:bidi="zh_TW"/>
+        </w:rPr>
+        <w:t>，</w:t>
+      </w:r>
+      <w:r>
+        <w:rPr>
+          <w:lang w:val="zh_TW" w:bidi="zh_TW"/>
+        </w:rPr>
+        <w:t>拿弗他利</w:t>
+      </w:r>
+      <w:r>
+        <w:rPr>
+          <w:lang w:val="zh_TW" w:bidi="zh_TW"/>
+        </w:rPr>
+        <w:t>，</w:t>
+      </w:r>
+      <w:r>
+        <w:rPr>
+          <w:lang w:val="zh_TW" w:bidi="zh_TW"/>
+        </w:rPr>
+        <w:t>以色列十二支派</w:t>
+      </w:r>
+      <w:r>
+        <w:rPr>
+          <w:lang w:val="zh_TW" w:bidi="zh_TW"/>
+        </w:rPr>
+        <w:t>）</w:t>
+      </w:r>
+      <w:r>
+        <w:rPr>
+          <w:lang w:val="zh_TW" w:bidi="zh_TW"/>
+        </w:rPr>
+      </w:r>
+      <w:r>
+        <w:rPr>
+          <w:lang w:val="zh_TW" w:bidi="zh_TW"/>
+        </w:rPr>
+      </w:r>
+    </w:p>
+    <w:p>
+      <w:pPr/>
+      <w:r>
+        <w:rPr>
+          <w:lang w:val="zh_TW" w:bidi="zh_TW"/>
+        </w:rPr>
+      </w:r>
+    </w:p>
+    <w:p>
+      <w:pPr>
+        <w:pStyle w:val="Heading2"/>
+      </w:pPr>
+      <w:r>
+        <w:rPr>
+          <w:lang w:val="zh_TW" w:bidi="zh_TW"/>
+        </w:rPr>
+        <w:t>瑪拉基</w:t>
+      </w:r>
+      <w:r>
+        <w:rPr>
+          <w:lang w:val="zh_TW" w:bidi="zh_TW"/>
+        </w:rPr>
+      </w:r>
+    </w:p>
+    <w:p>
+      <w:pPr>
+        <w:pStyle w:val="Heading3"/>
+      </w:pPr>
+      <w:r>
+        <w:rPr>
+          <w:lang w:val="zh_TW" w:bidi="zh_TW"/>
+        </w:rPr>
+        <w:t>史實：</w:t>
+      </w:r>
+    </w:p>
+    <w:p>
+      <w:pPr/>
+      <w:r>
+        <w:rPr>
+          <w:lang w:val="zh_TW" w:bidi="zh_TW"/>
+        </w:rPr>
+      </w:r>
+      <w:r>
+        <w:rPr>
+          <w:lang w:val="zh_TW" w:bidi="zh_TW"/>
+        </w:rPr>
+        <w:t>瑪拉基是猶大國的神的先知之一。他生活在基督降世前約五百年。</w:t>
+      </w:r>
+    </w:p>
+    <w:p>
+      <w:pPr>
+        <w:pStyle w:val="ListBullet"/>
+        <w:spacing w:line="240" w:lineRule="auto"/>
+        <w:ind w:left="720"/>
+      </w:pPr>
+      <w:r>
+        <w:rPr>
+          <w:lang w:val="zh_TW" w:bidi="zh_TW"/>
+        </w:rPr>
+      </w:r>
+      <w:r>
+        <w:rPr>
+          <w:lang w:val="zh_TW" w:bidi="zh_TW"/>
+        </w:rPr>
+        <w:t>瑪拉基的預言是在以色列從巴比倫被擄歸回後，重建聖殿的時期寫下的。</w:t>
+      </w:r>
+    </w:p>
+    <w:p>
+      <w:pPr>
+        <w:pStyle w:val="ListBullet"/>
+        <w:spacing w:line="240" w:lineRule="auto"/>
+        <w:ind w:left="720"/>
+      </w:pPr>
+      <w:r>
+        <w:rPr>
+          <w:lang w:val="zh_TW" w:bidi="zh_TW"/>
+        </w:rPr>
+      </w:r>
+      <w:r>
+        <w:rPr>
+          <w:lang w:val="zh_TW" w:bidi="zh_TW"/>
+        </w:rPr>
+        <w:t>以斯拉和尼希米與瑪拉基生活在同一時期。</w:t>
+      </w:r>
+    </w:p>
+    <w:p>
+      <w:pPr>
+        <w:pStyle w:val="ListBullet"/>
+        <w:spacing w:line="240" w:lineRule="auto"/>
+        <w:ind w:left="720"/>
+      </w:pPr>
+      <w:r>
+        <w:rPr>
+          <w:lang w:val="zh_TW" w:bidi="zh_TW"/>
+        </w:rPr>
+      </w:r>
+      <w:r>
+        <w:rPr>
+          <w:lang w:val="zh_TW" w:bidi="zh_TW"/>
+        </w:rPr>
+        <w:t>瑪拉基書是舊約的最後一本書卷。</w:t>
+      </w:r>
+    </w:p>
+    <w:p>
+      <w:pPr>
+        <w:pStyle w:val="ListBullet"/>
+        <w:spacing w:line="240" w:lineRule="auto"/>
+        <w:ind w:left="720"/>
+      </w:pPr>
+      <w:r>
+        <w:rPr>
+          <w:lang w:val="zh_TW" w:bidi="zh_TW"/>
+        </w:rPr>
+      </w:r>
+      <w:r>
+        <w:rPr>
+          <w:lang w:val="zh_TW" w:bidi="zh_TW"/>
+        </w:rPr>
+        <w:t>像所有舊約的先知一樣，瑪拉基勸告人們悔改罪行，並回轉敬拜雅巍（和合本譯為：耶和華）。</w:t>
+      </w:r>
+    </w:p>
+    <w:p>
+      <w:pPr/>
+      <w:r>
+        <w:rPr>
+          <w:lang w:val="zh_TW" w:bidi="zh_TW"/>
+        </w:rPr>
+      </w:r>
+      <w:r>
+        <w:rPr>
+          <w:lang w:val="zh_TW" w:bidi="zh_TW"/>
+        </w:rPr>
+        <w:t>（翻譯相關建議：如何翻譯名字）</w:t>
+      </w:r>
+    </w:p>
+    <w:p>
+      <w:pPr/>
+      <w:r>
+        <w:rPr>
+          <w:lang w:val="zh_TW" w:bidi="zh_TW"/>
+        </w:rPr>
+      </w:r>
+      <w:r>
+        <w:rPr>
+          <w:lang w:val="zh_TW" w:bidi="zh_TW"/>
+        </w:rPr>
+        <w:t>（另見：</w:t>
+      </w:r>
+      <w:r>
+        <w:rPr>
+          <w:lang w:val="zh_TW" w:bidi="zh_TW"/>
+        </w:rPr>
+        <w:t>巴比倫</w:t>
+      </w:r>
+      <w:r>
+        <w:rPr>
+          <w:lang w:val="zh_TW" w:bidi="zh_TW"/>
+        </w:rPr>
+        <w:t>，</w:t>
+      </w:r>
+      <w:r>
+        <w:rPr>
+          <w:lang w:val="zh_TW" w:bidi="zh_TW"/>
+        </w:rPr>
+        <w:t>被擄</w:t>
+      </w:r>
+      <w:r>
+        <w:rPr>
+          <w:lang w:val="zh_TW" w:bidi="zh_TW"/>
+        </w:rPr>
+        <w:t>，</w:t>
+      </w:r>
+      <w:r>
+        <w:rPr>
+          <w:lang w:val="zh_TW" w:bidi="zh_TW"/>
+        </w:rPr>
+        <w:t>以斯拉</w:t>
+      </w:r>
+      <w:r>
+        <w:rPr>
+          <w:lang w:val="zh_TW" w:bidi="zh_TW"/>
+        </w:rPr>
+        <w:t>，</w:t>
+      </w:r>
+      <w:r>
+        <w:rPr>
+          <w:lang w:val="zh_TW" w:bidi="zh_TW"/>
+        </w:rPr>
+        <w:t>猶大</w:t>
+      </w:r>
+      <w:r>
+        <w:rPr>
+          <w:lang w:val="zh_TW" w:bidi="zh_TW"/>
+        </w:rPr>
+        <w:t>，</w:t>
+      </w:r>
+      <w:r>
+        <w:rPr>
+          <w:lang w:val="zh_TW" w:bidi="zh_TW"/>
+        </w:rPr>
+        <w:t>尼希米</w:t>
+      </w:r>
+      <w:r>
+        <w:rPr>
+          <w:lang w:val="zh_TW" w:bidi="zh_TW"/>
+        </w:rPr>
+        <w:t>，</w:t>
+      </w:r>
+      <w:r>
+        <w:rPr>
+          <w:lang w:val="zh_TW" w:bidi="zh_TW"/>
+        </w:rPr>
+        <w:t>先知</w:t>
+      </w:r>
+      <w:r>
+        <w:rPr>
+          <w:lang w:val="zh_TW" w:bidi="zh_TW"/>
+        </w:rPr>
+        <w:t>，</w:t>
       </w:r>
       <w:r>
         <w:rPr>
@@ -421,4065 +4443,7 @@
         <w:rPr>
           <w:lang w:val="zh_TW" w:bidi="zh_TW"/>
         </w:rPr>
-        <w:t>、</w:t>
-      </w:r>
-      <w:r>
-        <w:rPr>
-          <w:lang w:val="zh_TW" w:bidi="zh_TW"/>
-        </w:rPr>
-        <w:t>神蹟</w:t>
-      </w:r>
-      <w:r>
-        <w:rPr>
-          <w:lang w:val="zh_TW" w:bidi="zh_TW"/>
-        </w:rPr>
-        <w:t>）</w:t>
-      </w:r>
-    </w:p>
-    <w:p>
-      <w:pPr>
-        <w:pStyle w:val="Heading3"/>
-      </w:pPr>
-      <w:r>
-        <w:rPr>
-          <w:lang w:val="zh_TW" w:bidi="zh_TW"/>
-        </w:rPr>
-        <w:t>參考經文：</w:t>
-      </w:r>
-    </w:p>
-    <w:p>
-      <w:pPr>
-        <w:pStyle w:val="ListBullet"/>
-        <w:spacing w:line="240" w:lineRule="auto"/>
-        <w:ind w:left="720"/>
-      </w:pPr>
-      <w:r>
-        <w:rPr>
-          <w:lang w:val="zh_TW" w:bidi="zh_TW"/>
-        </w:rPr>
-      </w:r>
-      <w:r>
-        <w:rPr>
-          <w:lang w:val="zh_TW" w:bidi="zh_TW"/>
-        </w:rPr>
-        <w:t>撒母耳記下3:31</w:t>
-      </w:r>
-    </w:p>
-    <w:p>
-      <w:pPr>
-        <w:pStyle w:val="ListBullet"/>
-        <w:spacing w:line="240" w:lineRule="auto"/>
-        <w:ind w:left="720"/>
-      </w:pPr>
-      <w:r>
-        <w:rPr>
-          <w:lang w:val="zh_TW" w:bidi="zh_TW"/>
-        </w:rPr>
-      </w:r>
-      <w:r>
-        <w:rPr>
-          <w:lang w:val="zh_TW" w:bidi="zh_TW"/>
-        </w:rPr>
-        <w:t>創世記37:34</w:t>
-      </w:r>
-    </w:p>
-    <w:p>
-      <w:pPr>
-        <w:pStyle w:val="ListBullet"/>
-        <w:spacing w:line="240" w:lineRule="auto"/>
-        <w:ind w:left="720"/>
-      </w:pPr>
-      <w:r>
-        <w:rPr>
-          <w:lang w:val="zh_TW" w:bidi="zh_TW"/>
-        </w:rPr>
-      </w:r>
-      <w:r>
-        <w:rPr>
-          <w:lang w:val="zh_TW" w:bidi="zh_TW"/>
-        </w:rPr>
-        <w:t>約珥書1:8–10</w:t>
-      </w:r>
-    </w:p>
-    <w:p>
-      <w:pPr>
-        <w:pStyle w:val="ListBullet"/>
-        <w:spacing w:line="240" w:lineRule="auto"/>
-        <w:ind w:left="720"/>
-      </w:pPr>
-      <w:r>
-        <w:rPr>
-          <w:lang w:val="zh_TW" w:bidi="zh_TW"/>
-        </w:rPr>
-      </w:r>
-      <w:r>
-        <w:rPr>
-          <w:lang w:val="zh_TW" w:bidi="zh_TW"/>
-        </w:rPr>
-        <w:t>約拿書3:5</w:t>
-      </w:r>
-    </w:p>
-    <w:p>
-      <w:pPr>
-        <w:pStyle w:val="ListBullet"/>
-        <w:spacing w:line="240" w:lineRule="auto"/>
-        <w:ind w:left="720"/>
-      </w:pPr>
-      <w:r>
-        <w:rPr>
-          <w:lang w:val="zh_TW" w:bidi="zh_TW"/>
-        </w:rPr>
-      </w:r>
-      <w:r>
-        <w:rPr>
-          <w:lang w:val="zh_TW" w:bidi="zh_TW"/>
-        </w:rPr>
-        <w:t>路加福音10:13</w:t>
-      </w:r>
-    </w:p>
-    <w:p>
-      <w:pPr>
-        <w:pStyle w:val="ListBullet"/>
-        <w:spacing w:line="240" w:lineRule="auto"/>
-        <w:ind w:left="720"/>
-      </w:pPr>
-      <w:r>
-        <w:rPr>
-          <w:lang w:val="zh_TW" w:bidi="zh_TW"/>
-        </w:rPr>
-      </w:r>
-      <w:r>
-        <w:rPr>
-          <w:lang w:val="zh_TW" w:bidi="zh_TW"/>
-        </w:rPr>
-        <w:t>馬太福音11:21</w:t>
-      </w:r>
-    </w:p>
-    <w:p>
-      <w:pPr>
-        <w:pStyle w:val="Heading3"/>
-      </w:pPr>
-      <w:r>
-        <w:rPr>
-          <w:lang w:val="zh_TW" w:bidi="zh_TW"/>
-        </w:rPr>
-        <w:t>原文參照：</w:t>
-      </w:r>
-    </w:p>
-    <w:p>
-      <w:pPr>
-        <w:pStyle w:val="ListBullet"/>
-        <w:spacing w:line="240" w:lineRule="auto"/>
-        <w:ind w:left="720"/>
-      </w:pPr>
-      <w:r>
-        <w:rPr>
-          <w:lang w:val="zh_TW" w:bidi="zh_TW"/>
-        </w:rPr>
-      </w:r>
-      <w:r>
-        <w:rPr>
-          <w:lang w:val="zh_TW" w:bidi="zh_TW"/>
-        </w:rPr>
-        <w:t>史特朗號：H8242，G45260</w:t>
-      </w:r>
-      <w:r>
-        <w:rPr>
-          <w:lang w:val="zh_TW" w:bidi="zh_TW"/>
-        </w:rPr>
-      </w:r>
-      <w:r>
-        <w:rPr>
-          <w:lang w:val="zh_TW" w:bidi="zh_TW"/>
-        </w:rPr>
-      </w:r>
-    </w:p>
-    <w:p>
-      <w:pPr/>
-      <w:r>
-        <w:rPr>
-          <w:lang w:val="zh_TW" w:bidi="zh_TW"/>
-        </w:rPr>
-      </w:r>
-    </w:p>
-    <w:p>
-      <w:pPr>
-        <w:pStyle w:val="Heading2"/>
-      </w:pPr>
-      <w:r>
-        <w:rPr>
-          <w:lang w:val="zh_TW" w:bidi="zh_TW"/>
-        </w:rPr>
-        <w:t>麻煩</w:t>
-      </w:r>
-      <w:r>
-        <w:rPr>
-          <w:lang w:val="zh_TW" w:bidi="zh_TW"/>
-        </w:rPr>
-      </w:r>
-    </w:p>
-    <w:p>
-      <w:pPr>
-        <w:pStyle w:val="Heading3"/>
-      </w:pPr>
-      <w:r>
-        <w:rPr>
-          <w:lang w:val="zh_TW" w:bidi="zh_TW"/>
-        </w:rPr>
-        <w:t>定義：</w:t>
-      </w:r>
-    </w:p>
-    <w:p>
-      <w:pPr/>
-      <w:r>
-        <w:rPr>
-          <w:lang w:val="zh_TW" w:bidi="zh_TW"/>
-        </w:rPr>
-      </w:r>
-      <w:r>
-        <w:rPr>
-          <w:lang w:val="zh_TW" w:bidi="zh_TW"/>
-        </w:rPr>
-        <w:t>「麻煩」是生活中非常困難和痛苦的經歷。「麻煩」某人意味著「打擾」那個人或使他感到痛苦。感到「為難的」意味著對某事感到不安或痛苦。</w:t>
-      </w:r>
-    </w:p>
-    <w:p>
-      <w:pPr>
-        <w:pStyle w:val="ListBullet"/>
-        <w:spacing w:line="240" w:lineRule="auto"/>
-        <w:ind w:left="720"/>
-      </w:pPr>
-      <w:r>
-        <w:rPr>
-          <w:lang w:val="zh_TW" w:bidi="zh_TW"/>
-        </w:rPr>
-      </w:r>
-      <w:r>
-        <w:rPr>
-          <w:lang w:val="zh_TW" w:bidi="zh_TW"/>
-        </w:rPr>
-        <w:t>麻煩可以是身體上的、情感上的或靈性上的事情，這些事情會傷害一個人。</w:t>
-      </w:r>
-    </w:p>
-    <w:p>
-      <w:pPr>
-        <w:pStyle w:val="ListBullet"/>
-        <w:spacing w:line="240" w:lineRule="auto"/>
-        <w:ind w:left="720"/>
-      </w:pPr>
-      <w:r>
-        <w:rPr>
-          <w:lang w:val="zh_TW" w:bidi="zh_TW"/>
-        </w:rPr>
-      </w:r>
-      <w:r>
-        <w:rPr>
-          <w:lang w:val="zh_TW" w:bidi="zh_TW"/>
-        </w:rPr>
-        <w:t>在聖經中，困境常常是神用來幫助信徒成熟並在信仰中成長的考驗時刻。</w:t>
-      </w:r>
-    </w:p>
-    <w:p>
-      <w:pPr>
-        <w:pStyle w:val="ListBullet"/>
-        <w:spacing w:line="240" w:lineRule="auto"/>
-        <w:ind w:left="720"/>
-      </w:pPr>
-      <w:r>
-        <w:rPr>
-          <w:lang w:val="zh_TW" w:bidi="zh_TW"/>
-        </w:rPr>
-      </w:r>
-      <w:r>
-        <w:rPr>
-          <w:lang w:val="zh_TW" w:bidi="zh_TW"/>
-        </w:rPr>
-        <w:t>舊約中，「災難」也指神對那些不道德並拒絕神的族群所降下的審判</w:t>
-      </w:r>
-      <w:r>
-        <w:rPr>
-          <w:lang w:val="zh_TW" w:bidi="zh_TW"/>
-        </w:rPr>
-        <w:t>。</w:t>
-      </w:r>
-    </w:p>
-    <w:p>
-      <w:pPr>
-        <w:pStyle w:val="Heading3"/>
-      </w:pPr>
-      <w:r>
-        <w:rPr>
-          <w:lang w:val="zh_TW" w:bidi="zh_TW"/>
-        </w:rPr>
-        <w:t>翻譯相關建議</w:t>
-      </w:r>
-    </w:p>
-    <w:p>
-      <w:pPr>
-        <w:pStyle w:val="ListBullet"/>
-        <w:spacing w:line="240" w:lineRule="auto"/>
-        <w:ind w:left="720"/>
-      </w:pPr>
-      <w:r>
-        <w:rPr>
-          <w:lang w:val="zh_TW" w:bidi="zh_TW"/>
-        </w:rPr>
-      </w:r>
-      <w:r>
-        <w:rPr>
-          <w:lang w:val="zh_TW" w:bidi="zh_TW"/>
-        </w:rPr>
-        <w:t>「麻煩」或「困難」這個詞也可以翻譯為「危險」或「痛苦的事情發生」或「迫害」或「艱難的經歷」或「苦惱」。</w:t>
-      </w:r>
-    </w:p>
-    <w:p>
-      <w:pPr>
-        <w:pStyle w:val="ListBullet"/>
-        <w:spacing w:line="240" w:lineRule="auto"/>
-        <w:ind w:left="720"/>
-      </w:pPr>
-      <w:r>
-        <w:rPr>
-          <w:lang w:val="zh_TW" w:bidi="zh_TW"/>
-        </w:rPr>
-      </w:r>
-      <w:r>
-        <w:rPr>
-          <w:lang w:val="zh_TW" w:bidi="zh_TW"/>
-        </w:rPr>
-        <w:t>「感到麻煩的」一詞可以翻譯為「正在經歷痛苦」或「感到極度痛苦」或「擔心」或「焦慮」或「苦惱」或「恐懼」或「不安」。</w:t>
-      </w:r>
-    </w:p>
-    <w:p>
-      <w:pPr>
-        <w:pStyle w:val="ListBullet"/>
-        <w:spacing w:line="240" w:lineRule="auto"/>
-        <w:ind w:left="720"/>
-      </w:pPr>
-      <w:r>
-        <w:rPr>
-          <w:lang w:val="zh_TW" w:bidi="zh_TW"/>
-        </w:rPr>
-      </w:r>
-      <w:r>
-        <w:rPr>
-          <w:lang w:val="zh_TW" w:bidi="zh_TW"/>
-        </w:rPr>
-        <w:t>「不要麻煩她」也可以翻譯為「不要煩擾她」或「不要批評她」。</w:t>
-      </w:r>
-    </w:p>
-    <w:p>
-      <w:pPr>
-        <w:pStyle w:val="ListBullet"/>
-        <w:spacing w:line="240" w:lineRule="auto"/>
-        <w:ind w:left="720"/>
-      </w:pPr>
-      <w:r>
-        <w:rPr>
-          <w:lang w:val="zh_TW" w:bidi="zh_TW"/>
-        </w:rPr>
-      </w:r>
-      <w:r>
-        <w:rPr>
-          <w:lang w:val="zh_TW" w:bidi="zh_TW"/>
-        </w:rPr>
-        <w:t>「遭難的日子」或「困難的時候」也可以翻譯為</w:t>
-      </w:r>
-      <w:r>
-        <w:rPr>
-          <w:lang w:val="zh_TW" w:bidi="zh_TW"/>
-        </w:rPr>
-        <w:t>「當你經歷困難」或「當困難的事情發生在你身上」或「當神使困難的事情發生」</w:t>
-      </w:r>
-      <w:r>
-        <w:rPr>
-          <w:lang w:val="zh_TW" w:bidi="zh_TW"/>
-        </w:rPr>
-        <w:t>。</w:t>
-      </w:r>
-    </w:p>
-    <w:p>
-      <w:pPr>
-        <w:pStyle w:val="ListBullet"/>
-        <w:spacing w:line="240" w:lineRule="auto"/>
-        <w:ind w:left="720"/>
-      </w:pPr>
-      <w:r>
-        <w:rPr>
-          <w:lang w:val="zh_TW" w:bidi="zh_TW"/>
-        </w:rPr>
-      </w:r>
-      <w:r>
-        <w:rPr>
-          <w:lang w:val="zh_TW" w:bidi="zh_TW"/>
-        </w:rPr>
-        <w:t>翻譯「製造麻煩」或「帶來麻煩」的方法可以包括「引發令人苦惱的事情發生」或「造成困難」或「讓他們經歷非常困難的事情」。</w:t>
-      </w:r>
-    </w:p>
-    <w:p>
-      <w:pPr/>
-      <w:r>
-        <w:rPr>
-          <w:lang w:val="zh_TW" w:bidi="zh_TW"/>
-        </w:rPr>
-      </w:r>
-      <w:r>
-        <w:rPr>
-          <w:lang w:val="zh_TW" w:bidi="zh_TW"/>
-        </w:rPr>
-        <w:t>（另見：</w:t>
-      </w:r>
-      <w:r>
-        <w:rPr>
-          <w:lang w:val="zh_TW" w:bidi="zh_TW"/>
-        </w:rPr>
-        <w:t>痛苦</w:t>
-      </w:r>
-      <w:r>
-        <w:rPr>
-          <w:lang w:val="zh_TW" w:bidi="zh_TW"/>
-        </w:rPr>
-        <w:t>、</w:t>
-      </w:r>
-      <w:r>
-        <w:rPr>
-          <w:lang w:val="zh_TW" w:bidi="zh_TW"/>
-        </w:rPr>
-        <w:t>逼迫</w:t>
-      </w:r>
-      <w:r>
-        <w:rPr>
-          <w:lang w:val="zh_TW" w:bidi="zh_TW"/>
-        </w:rPr>
-        <w:t>）</w:t>
-      </w:r>
-    </w:p>
-    <w:p>
-      <w:pPr>
-        <w:pStyle w:val="Heading3"/>
-      </w:pPr>
-      <w:r>
-        <w:rPr>
-          <w:lang w:val="zh_TW" w:bidi="zh_TW"/>
-        </w:rPr>
-        <w:t>參考經文：</w:t>
-      </w:r>
-    </w:p>
-    <w:p>
-      <w:pPr>
-        <w:pStyle w:val="ListBullet"/>
-        <w:spacing w:line="240" w:lineRule="auto"/>
-        <w:ind w:left="720"/>
-      </w:pPr>
-      <w:r>
-        <w:rPr>
-          <w:lang w:val="zh_TW" w:bidi="zh_TW"/>
-        </w:rPr>
-      </w:r>
-      <w:r>
-        <w:rPr>
-          <w:lang w:val="zh_TW" w:bidi="zh_TW"/>
-        </w:rPr>
-        <w:t>列王紀上18:18–19</w:t>
-      </w:r>
-    </w:p>
-    <w:p>
-      <w:pPr>
-        <w:pStyle w:val="ListBullet"/>
-        <w:spacing w:line="240" w:lineRule="auto"/>
-        <w:ind w:left="720"/>
-      </w:pPr>
-      <w:r>
-        <w:rPr>
-          <w:lang w:val="zh_TW" w:bidi="zh_TW"/>
-        </w:rPr>
-      </w:r>
-      <w:r>
-        <w:rPr>
-          <w:lang w:val="zh_TW" w:bidi="zh_TW"/>
-        </w:rPr>
-        <w:t>歷代志下25:19</w:t>
-      </w:r>
-    </w:p>
-    <w:p>
-      <w:pPr>
-        <w:pStyle w:val="ListBullet"/>
-        <w:spacing w:line="240" w:lineRule="auto"/>
-        <w:ind w:left="720"/>
-      </w:pPr>
-      <w:r>
-        <w:rPr>
-          <w:lang w:val="zh_TW" w:bidi="zh_TW"/>
-        </w:rPr>
-      </w:r>
-      <w:r>
-        <w:rPr>
-          <w:lang w:val="zh_TW" w:bidi="zh_TW"/>
-        </w:rPr>
-        <w:t>路加福音24:38</w:t>
-      </w:r>
-    </w:p>
-    <w:p>
-      <w:pPr>
-        <w:pStyle w:val="ListBullet"/>
-        <w:spacing w:line="240" w:lineRule="auto"/>
-        <w:ind w:left="720"/>
-      </w:pPr>
-      <w:r>
-        <w:rPr>
-          <w:lang w:val="zh_TW" w:bidi="zh_TW"/>
-        </w:rPr>
-      </w:r>
-      <w:r>
-        <w:rPr>
-          <w:lang w:val="zh_TW" w:bidi="zh_TW"/>
-        </w:rPr>
-        <w:t>馬太福音24:6</w:t>
-      </w:r>
-    </w:p>
-    <w:p>
-      <w:pPr>
-        <w:pStyle w:val="ListBullet"/>
-        <w:spacing w:line="240" w:lineRule="auto"/>
-        <w:ind w:left="720"/>
-      </w:pPr>
-      <w:r>
-        <w:rPr>
-          <w:lang w:val="zh_TW" w:bidi="zh_TW"/>
-        </w:rPr>
-      </w:r>
-      <w:r>
-        <w:rPr>
-          <w:lang w:val="zh_TW" w:bidi="zh_TW"/>
-        </w:rPr>
-        <w:t>馬太福音26:36–38</w:t>
-      </w:r>
-    </w:p>
-    <w:p>
-      <w:pPr>
-        <w:pStyle w:val="Heading3"/>
-      </w:pPr>
-      <w:r>
-        <w:rPr>
-          <w:lang w:val="zh_TW" w:bidi="zh_TW"/>
-        </w:rPr>
-        <w:t>原文參照：</w:t>
-      </w:r>
-    </w:p>
-    <w:p>
-      <w:pPr>
-        <w:pStyle w:val="ListBullet"/>
-        <w:spacing w:line="240" w:lineRule="auto"/>
-        <w:ind w:left="720"/>
-      </w:pPr>
-      <w:r>
-        <w:rPr>
-          <w:lang w:val="zh_TW" w:bidi="zh_TW"/>
-        </w:rPr>
-      </w:r>
-      <w:r>
-        <w:rPr>
-          <w:lang w:val="zh_TW" w:bidi="zh_TW"/>
-        </w:rPr>
-        <w:t>史特朗號：H0205、H0926、H0927、H1204、H1607、H1644、H1804、H2000、H4103、H5916、H5999、H6031、H6040、H6470、H6696、H6862、H6869、H6887、H7264、H7267、H7451、H7489、H8513、G03870、G16130、G17760、G23460、G23470、G23500、G23600、G28730、G36360、G39260、G39300、G39860、G44230、G46600、G50150、G51820</w:t>
-      </w:r>
-      <w:r>
-        <w:rPr>
-          <w:lang w:val="zh_TW" w:bidi="zh_TW"/>
-        </w:rPr>
-      </w:r>
-      <w:r>
-        <w:rPr>
-          <w:lang w:val="zh_TW" w:bidi="zh_TW"/>
-        </w:rPr>
-      </w:r>
-    </w:p>
-    <w:p>
-      <w:pPr/>
-      <w:r>
-        <w:rPr>
-          <w:lang w:val="zh_TW" w:bidi="zh_TW"/>
-        </w:rPr>
-      </w:r>
-    </w:p>
-    <w:p>
-      <w:pPr>
-        <w:pStyle w:val="Heading2"/>
-      </w:pPr>
-      <w:r>
-        <w:rPr>
-          <w:lang w:val="zh_TW" w:bidi="zh_TW"/>
-        </w:rPr>
-        <w:t>痲瘋病</w:t>
-      </w:r>
-      <w:r>
-        <w:rPr>
-          <w:lang w:val="zh_TW" w:bidi="zh_TW"/>
-        </w:rPr>
-      </w:r>
-    </w:p>
-    <w:p>
-      <w:pPr>
-        <w:pStyle w:val="Heading3"/>
-      </w:pPr>
-      <w:r>
-        <w:rPr>
-          <w:lang w:val="zh_TW" w:bidi="zh_TW"/>
-        </w:rPr>
-        <w:t>定義：</w:t>
-      </w:r>
-    </w:p>
-    <w:p>
-      <w:pPr/>
-      <w:r>
-        <w:rPr>
-          <w:lang w:val="zh_TW" w:bidi="zh_TW"/>
-        </w:rPr>
-      </w:r>
-      <w:r>
-        <w:rPr>
-          <w:lang w:val="zh_TW" w:bidi="zh_TW"/>
-        </w:rPr>
-        <w:t>「痲瘋病」這個詞在聖經中用來指代幾種不同的皮膚病。「痲瘋病人」是指患有痲瘋病的人。「痲瘋感染的」描述的是感染痲瘋病的人或身體部位。</w:t>
-      </w:r>
-    </w:p>
-    <w:p>
-      <w:pPr>
-        <w:pStyle w:val="ListBullet"/>
-        <w:spacing w:line="240" w:lineRule="auto"/>
-        <w:ind w:left="720"/>
-      </w:pPr>
-      <w:r>
-        <w:rPr>
-          <w:lang w:val="zh_TW" w:bidi="zh_TW"/>
-        </w:rPr>
-      </w:r>
-      <w:r>
-        <w:rPr>
-          <w:lang w:val="zh_TW" w:bidi="zh_TW"/>
-        </w:rPr>
-        <w:t>某些類型的痲瘋病會使皮膚變色，出現白斑，就像米利暗和乃縵患痲瘋病時一樣。</w:t>
-      </w:r>
-    </w:p>
-    <w:p>
-      <w:pPr>
-        <w:pStyle w:val="ListBullet"/>
-        <w:spacing w:line="240" w:lineRule="auto"/>
-        <w:ind w:left="720"/>
-      </w:pPr>
-      <w:r>
-        <w:rPr>
-          <w:lang w:val="zh_TW" w:bidi="zh_TW"/>
-        </w:rPr>
-      </w:r>
-      <w:r>
-        <w:rPr>
-          <w:lang w:val="zh_TW" w:bidi="zh_TW"/>
-        </w:rPr>
-        <w:t>在現代，痲瘋病常常導致手、腳及其它身體部位受損和變形。</w:t>
-      </w:r>
-    </w:p>
-    <w:p>
-      <w:pPr>
-        <w:pStyle w:val="ListBullet"/>
-        <w:spacing w:line="240" w:lineRule="auto"/>
-        <w:ind w:left="720"/>
-      </w:pPr>
-      <w:r>
-        <w:rPr>
-          <w:lang w:val="zh_TW" w:bidi="zh_TW"/>
-        </w:rPr>
-      </w:r>
-      <w:r>
-        <w:rPr>
-          <w:lang w:val="zh_TW" w:bidi="zh_TW"/>
-        </w:rPr>
-        <w:t>根據神給以色列人的指示，當一個人患有痲瘋病時，他被視為「不潔淨」，必須遠離其他人，以免他們也感染這種疾病。</w:t>
-      </w:r>
-    </w:p>
-    <w:p>
-      <w:pPr>
-        <w:pStyle w:val="ListBullet"/>
-        <w:spacing w:line="240" w:lineRule="auto"/>
-        <w:ind w:left="720"/>
-      </w:pPr>
-      <w:r>
-        <w:rPr>
-          <w:lang w:val="zh_TW" w:bidi="zh_TW"/>
-        </w:rPr>
-      </w:r>
-      <w:r>
-        <w:rPr>
-          <w:lang w:val="zh_TW" w:bidi="zh_TW"/>
-        </w:rPr>
-        <w:t>痲瘋病人常常會呼喊「不潔淨」，以警告他人不要靠近他。</w:t>
-      </w:r>
-    </w:p>
-    <w:p>
-      <w:pPr>
-        <w:pStyle w:val="ListBullet"/>
-        <w:spacing w:line="240" w:lineRule="auto"/>
-        <w:ind w:left="720"/>
-      </w:pPr>
-      <w:r>
-        <w:rPr>
-          <w:lang w:val="zh_TW" w:bidi="zh_TW"/>
-        </w:rPr>
-      </w:r>
-      <w:r>
-        <w:rPr>
-          <w:lang w:val="zh_TW" w:bidi="zh_TW"/>
-        </w:rPr>
-        <w:t>耶穌治癒了許多痲瘋病患者，也治癒了患有其它疾病的人。</w:t>
-      </w:r>
-    </w:p>
-    <w:p>
-      <w:pPr>
-        <w:pStyle w:val="Heading3"/>
-      </w:pPr>
-      <w:r>
-        <w:rPr>
-          <w:lang w:val="zh_TW" w:bidi="zh_TW"/>
-        </w:rPr>
-        <w:t>翻譯相關建議：</w:t>
-      </w:r>
-    </w:p>
-    <w:p>
-      <w:pPr>
-        <w:pStyle w:val="ListBullet"/>
-        <w:spacing w:line="240" w:lineRule="auto"/>
-        <w:ind w:left="720"/>
-      </w:pPr>
-      <w:r>
-        <w:rPr>
-          <w:lang w:val="zh_TW" w:bidi="zh_TW"/>
-        </w:rPr>
-      </w:r>
-      <w:r>
-        <w:rPr>
-          <w:lang w:val="zh_TW" w:bidi="zh_TW"/>
-        </w:rPr>
-        <w:t>聖經中的「痲瘋病」可以翻譯為「皮膚病」或「可怕的皮膚病」。</w:t>
-      </w:r>
-    </w:p>
-    <w:p>
-      <w:pPr>
-        <w:pStyle w:val="ListBullet"/>
-        <w:spacing w:line="240" w:lineRule="auto"/>
-        <w:ind w:left="720"/>
-      </w:pPr>
-      <w:r>
-        <w:rPr>
-          <w:lang w:val="zh_TW" w:bidi="zh_TW"/>
-        </w:rPr>
-      </w:r>
-      <w:r>
-        <w:rPr>
-          <w:lang w:val="zh_TW" w:bidi="zh_TW"/>
-        </w:rPr>
-        <w:t>「痲瘋病」的翻譯方式可以包括「滿身痲瘋」或「感染皮膚病」或「皮膚布滿潰瘍」。</w:t>
-      </w:r>
-    </w:p>
-    <w:p>
-      <w:pPr/>
-      <w:r>
-        <w:rPr>
-          <w:lang w:val="zh_TW" w:bidi="zh_TW"/>
-        </w:rPr>
-      </w:r>
-      <w:r>
-        <w:rPr>
-          <w:lang w:val="zh_TW" w:bidi="zh_TW"/>
-        </w:rPr>
-        <w:t>（另見：</w:t>
-      </w:r>
-      <w:r>
-        <w:rPr>
-          <w:lang w:val="zh_TW" w:bidi="zh_TW"/>
-        </w:rPr>
-        <w:t>米利暗</w:t>
-      </w:r>
-      <w:r>
-        <w:rPr>
-          <w:lang w:val="zh_TW" w:bidi="zh_TW"/>
-        </w:rPr>
-        <w:t>，</w:t>
-      </w:r>
-      <w:r>
-        <w:rPr>
-          <w:lang w:val="zh_TW" w:bidi="zh_TW"/>
-        </w:rPr>
-        <w:t>乃縵</w:t>
-      </w:r>
-      <w:r>
-        <w:rPr>
-          <w:lang w:val="zh_TW" w:bidi="zh_TW"/>
-        </w:rPr>
-        <w:t>，</w:t>
-      </w:r>
-      <w:r>
-        <w:rPr>
-          <w:lang w:val="zh_TW" w:bidi="zh_TW"/>
-        </w:rPr>
-        <w:t>潔淨</w:t>
-      </w:r>
-      <w:r>
-        <w:rPr>
-          <w:lang w:val="zh_TW" w:bidi="zh_TW"/>
-        </w:rPr>
-        <w:t>）</w:t>
-      </w:r>
-    </w:p>
-    <w:p>
-      <w:pPr>
-        <w:pStyle w:val="Heading3"/>
-      </w:pPr>
-      <w:r>
-        <w:rPr>
-          <w:lang w:val="zh_TW" w:bidi="zh_TW"/>
-        </w:rPr>
-        <w:t>參考經文：</w:t>
-      </w:r>
-    </w:p>
-    <w:p>
-      <w:pPr>
-        <w:pStyle w:val="ListBullet"/>
-        <w:spacing w:line="240" w:lineRule="auto"/>
-        <w:ind w:left="720"/>
-      </w:pPr>
-      <w:r>
-        <w:rPr>
-          <w:lang w:val="zh_TW" w:bidi="zh_TW"/>
-        </w:rPr>
-      </w:r>
-      <w:r>
-        <w:rPr>
-          <w:lang w:val="zh_TW" w:bidi="zh_TW"/>
-        </w:rPr>
-        <w:t>路加福音5:13</w:t>
-      </w:r>
-    </w:p>
-    <w:p>
-      <w:pPr>
-        <w:pStyle w:val="ListBullet"/>
-        <w:spacing w:line="240" w:lineRule="auto"/>
-        <w:ind w:left="720"/>
-      </w:pPr>
-      <w:r>
-        <w:rPr>
-          <w:lang w:val="zh_TW" w:bidi="zh_TW"/>
-        </w:rPr>
-      </w:r>
-      <w:r>
-        <w:rPr>
-          <w:lang w:val="zh_TW" w:bidi="zh_TW"/>
-        </w:rPr>
-        <w:t>路加福音17:12</w:t>
-      </w:r>
-    </w:p>
-    <w:p>
-      <w:pPr>
-        <w:pStyle w:val="ListBullet"/>
-        <w:spacing w:line="240" w:lineRule="auto"/>
-        <w:ind w:left="720"/>
-      </w:pPr>
-      <w:r>
-        <w:rPr>
-          <w:lang w:val="zh_TW" w:bidi="zh_TW"/>
-        </w:rPr>
-      </w:r>
-      <w:r>
-        <w:rPr>
-          <w:lang w:val="zh_TW" w:bidi="zh_TW"/>
-        </w:rPr>
-        <w:t>馬可福音1:40</w:t>
-      </w:r>
-    </w:p>
-    <w:p>
-      <w:pPr>
-        <w:pStyle w:val="ListBullet"/>
-        <w:spacing w:line="240" w:lineRule="auto"/>
-        <w:ind w:left="720"/>
-      </w:pPr>
-      <w:r>
-        <w:rPr>
-          <w:lang w:val="zh_TW" w:bidi="zh_TW"/>
-        </w:rPr>
-      </w:r>
-      <w:r>
-        <w:rPr>
-          <w:lang w:val="zh_TW" w:bidi="zh_TW"/>
-        </w:rPr>
-        <w:t>馬可福音14:3</w:t>
-      </w:r>
-    </w:p>
-    <w:p>
-      <w:pPr>
-        <w:pStyle w:val="ListBullet"/>
-        <w:spacing w:line="240" w:lineRule="auto"/>
-        <w:ind w:left="720"/>
-      </w:pPr>
-      <w:r>
-        <w:rPr>
-          <w:lang w:val="zh_TW" w:bidi="zh_TW"/>
-        </w:rPr>
-      </w:r>
-      <w:r>
-        <w:rPr>
-          <w:lang w:val="zh_TW" w:bidi="zh_TW"/>
-        </w:rPr>
-        <w:t>馬太福音8:3</w:t>
-      </w:r>
-    </w:p>
-    <w:p>
-      <w:pPr>
-        <w:pStyle w:val="ListBullet"/>
-        <w:spacing w:line="240" w:lineRule="auto"/>
-        <w:ind w:left="720"/>
-      </w:pPr>
-      <w:r>
-        <w:rPr>
-          <w:lang w:val="zh_TW" w:bidi="zh_TW"/>
-        </w:rPr>
-      </w:r>
-      <w:r>
-        <w:rPr>
-          <w:lang w:val="zh_TW" w:bidi="zh_TW"/>
-        </w:rPr>
-        <w:t>馬太福音10:8–10</w:t>
-      </w:r>
-    </w:p>
-    <w:p>
-      <w:pPr>
-        <w:pStyle w:val="ListBullet"/>
-        <w:spacing w:line="240" w:lineRule="auto"/>
-        <w:ind w:left="720"/>
-      </w:pPr>
-      <w:r>
-        <w:rPr>
-          <w:lang w:val="zh_TW" w:bidi="zh_TW"/>
-        </w:rPr>
-      </w:r>
-      <w:r>
-        <w:rPr>
-          <w:lang w:val="zh_TW" w:bidi="zh_TW"/>
-        </w:rPr>
-        <w:t>馬太福音11:5</w:t>
-      </w:r>
-    </w:p>
-    <w:p>
-      <w:pPr>
-        <w:pStyle w:val="Heading3"/>
-      </w:pPr>
-      <w:r>
-        <w:rPr>
-          <w:lang w:val="zh_TW" w:bidi="zh_TW"/>
-        </w:rPr>
-        <w:t>原文參照：</w:t>
-      </w:r>
-    </w:p>
-    <w:p>
-      <w:pPr>
-        <w:pStyle w:val="ListBullet"/>
-        <w:spacing w:line="240" w:lineRule="auto"/>
-        <w:ind w:left="720"/>
-      </w:pPr>
-      <w:r>
-        <w:rPr>
-          <w:lang w:val="zh_TW" w:bidi="zh_TW"/>
-        </w:rPr>
-      </w:r>
-      <w:r>
-        <w:rPr>
-          <w:lang w:val="zh_TW" w:bidi="zh_TW"/>
-        </w:rPr>
-        <w:t>史特朗號：H6879，H6883，G30140，G30150</w:t>
-      </w:r>
-      <w:r>
-        <w:rPr>
-          <w:lang w:val="zh_TW" w:bidi="zh_TW"/>
-        </w:rPr>
-      </w:r>
-      <w:r>
-        <w:rPr>
-          <w:lang w:val="zh_TW" w:bidi="zh_TW"/>
-        </w:rPr>
-      </w:r>
-    </w:p>
-    <w:p>
-      <w:pPr/>
-      <w:r>
-        <w:rPr>
-          <w:lang w:val="zh_TW" w:bidi="zh_TW"/>
-        </w:rPr>
-      </w:r>
-    </w:p>
-    <w:p>
-      <w:pPr>
-        <w:pStyle w:val="Heading2"/>
-      </w:pPr>
-      <w:r>
-        <w:rPr>
-          <w:lang w:val="zh_TW" w:bidi="zh_TW"/>
-        </w:rPr>
-        <w:t>馬</w:t>
-      </w:r>
-      <w:r>
-        <w:rPr>
-          <w:lang w:val="zh_TW" w:bidi="zh_TW"/>
-        </w:rPr>
-      </w:r>
-    </w:p>
-    <w:p>
-      <w:pPr>
-        <w:pStyle w:val="Heading3"/>
-      </w:pPr>
-      <w:r>
-        <w:rPr>
-          <w:lang w:val="zh_TW" w:bidi="zh_TW"/>
-        </w:rPr>
-        <w:t>定義：</w:t>
-      </w:r>
-    </w:p>
-    <w:p>
-      <w:pPr/>
-      <w:r>
-        <w:rPr>
-          <w:lang w:val="zh_TW" w:bidi="zh_TW"/>
-        </w:rPr>
-      </w:r>
-      <w:r>
-        <w:rPr>
-          <w:lang w:val="zh_TW" w:bidi="zh_TW"/>
-        </w:rPr>
-        <w:t>馬是一種大型的四足動物，在聖經時代主要用於戰爭和運輸人員。</w:t>
-      </w:r>
-    </w:p>
-    <w:p>
-      <w:pPr>
-        <w:pStyle w:val="ListBullet"/>
-        <w:spacing w:line="240" w:lineRule="auto"/>
-        <w:ind w:left="720"/>
-      </w:pPr>
-      <w:r>
-        <w:rPr>
-          <w:lang w:val="zh_TW" w:bidi="zh_TW"/>
-        </w:rPr>
-      </w:r>
-      <w:r>
-        <w:rPr>
-          <w:lang w:val="zh_TW" w:bidi="zh_TW"/>
-        </w:rPr>
-        <w:t>有些馬被用來拉車或戰車，另一些馬則用來載人。</w:t>
-      </w:r>
-    </w:p>
-    <w:p>
-      <w:pPr>
-        <w:pStyle w:val="ListBullet"/>
-        <w:spacing w:line="240" w:lineRule="auto"/>
-        <w:ind w:left="720"/>
-      </w:pPr>
-      <w:r>
-        <w:rPr>
-          <w:lang w:val="zh_TW" w:bidi="zh_TW"/>
-        </w:rPr>
-      </w:r>
-      <w:r>
-        <w:rPr>
-          <w:lang w:val="zh_TW" w:bidi="zh_TW"/>
-        </w:rPr>
-        <w:t>在聖經中，馬被認為是貴重的財產和財富的象徵，主要是因為它們在戰爭中的用途。例如，所羅門王的巨大財富的一部分就是他擁有的數千匹馬和戰車。</w:t>
-      </w:r>
-    </w:p>
-    <w:p>
-      <w:pPr>
-        <w:pStyle w:val="ListBullet"/>
-        <w:spacing w:line="240" w:lineRule="auto"/>
-        <w:ind w:left="720"/>
-      </w:pPr>
-      <w:r>
-        <w:rPr>
-          <w:lang w:val="zh_TW" w:bidi="zh_TW"/>
-        </w:rPr>
-      </w:r>
-      <w:r>
-        <w:rPr>
-          <w:lang w:val="zh_TW" w:bidi="zh_TW"/>
-        </w:rPr>
-        <w:t>與馬相似的動物是驢和騾子。</w:t>
-      </w:r>
-    </w:p>
-    <w:p>
-      <w:pPr>
-        <w:pStyle w:val="ListBullet"/>
-        <w:spacing w:line="240" w:lineRule="auto"/>
-        <w:ind w:left="720"/>
-      </w:pPr>
-      <w:r>
-        <w:rPr>
-          <w:lang w:val="zh_TW" w:bidi="zh_TW"/>
-        </w:rPr>
-      </w:r>
-      <w:r>
-        <w:rPr>
-          <w:lang w:val="zh_TW" w:bidi="zh_TW"/>
-        </w:rPr>
-        <w:t>馬通常在頭上戴著嚼環和轡頭，以便能夠被引導。</w:t>
-      </w:r>
-    </w:p>
-    <w:p>
-      <w:pPr/>
-      <w:r>
-        <w:rPr>
-          <w:lang w:val="zh_TW" w:bidi="zh_TW"/>
-        </w:rPr>
-      </w:r>
-      <w:r>
-        <w:rPr>
-          <w:lang w:val="zh_TW" w:bidi="zh_TW"/>
-        </w:rPr>
-        <w:t>（另見：</w:t>
-      </w:r>
-      <w:r>
-        <w:rPr>
-          <w:lang w:val="zh_TW" w:bidi="zh_TW"/>
-        </w:rPr>
-        <w:t>戰車</w:t>
-      </w:r>
-      <w:r>
-        <w:rPr>
-          <w:lang w:val="zh_TW" w:bidi="zh_TW"/>
-        </w:rPr>
-        <w:t>，</w:t>
-      </w:r>
-      <w:r>
-        <w:rPr>
-          <w:lang w:val="zh_TW" w:bidi="zh_TW"/>
-        </w:rPr>
-        <w:t>驢</w:t>
-      </w:r>
-      <w:r>
-        <w:rPr>
-          <w:lang w:val="zh_TW" w:bidi="zh_TW"/>
-        </w:rPr>
-        <w:t>，</w:t>
-      </w:r>
-      <w:r>
-        <w:rPr>
-          <w:lang w:val="zh_TW" w:bidi="zh_TW"/>
-        </w:rPr>
-        <w:t>所羅門</w:t>
-      </w:r>
-      <w:r>
-        <w:rPr>
-          <w:lang w:val="zh_TW" w:bidi="zh_TW"/>
-        </w:rPr>
-        <w:t>）</w:t>
-      </w:r>
-    </w:p>
-    <w:p>
-      <w:pPr>
-        <w:pStyle w:val="Heading3"/>
-      </w:pPr>
-      <w:r>
-        <w:rPr>
-          <w:lang w:val="zh_TW" w:bidi="zh_TW"/>
-        </w:rPr>
-        <w:t>參考經文：</w:t>
-      </w:r>
-    </w:p>
-    <w:p>
-      <w:pPr>
-        <w:pStyle w:val="ListBullet"/>
-        <w:spacing w:line="240" w:lineRule="auto"/>
-        <w:ind w:left="720"/>
-      </w:pPr>
-      <w:r>
-        <w:rPr>
-          <w:lang w:val="zh_TW" w:bidi="zh_TW"/>
-        </w:rPr>
-      </w:r>
-      <w:r>
-        <w:rPr>
-          <w:lang w:val="zh_TW" w:bidi="zh_TW"/>
-        </w:rPr>
-        <w:t>歷代志上18:4</w:t>
-      </w:r>
-    </w:p>
-    <w:p>
-      <w:pPr>
-        <w:pStyle w:val="ListBullet"/>
-        <w:spacing w:line="240" w:lineRule="auto"/>
-        <w:ind w:left="720"/>
-      </w:pPr>
-      <w:r>
-        <w:rPr>
-          <w:lang w:val="zh_TW" w:bidi="zh_TW"/>
-        </w:rPr>
-      </w:r>
-      <w:r>
-        <w:rPr>
-          <w:lang w:val="zh_TW" w:bidi="zh_TW"/>
-        </w:rPr>
-        <w:t>列王紀下2:11</w:t>
-      </w:r>
-    </w:p>
-    <w:p>
-      <w:pPr>
-        <w:pStyle w:val="ListBullet"/>
-        <w:spacing w:line="240" w:lineRule="auto"/>
-        <w:ind w:left="720"/>
-      </w:pPr>
-      <w:r>
-        <w:rPr>
-          <w:lang w:val="zh_TW" w:bidi="zh_TW"/>
-        </w:rPr>
-      </w:r>
-      <w:r>
-        <w:rPr>
-          <w:lang w:val="zh_TW" w:bidi="zh_TW"/>
-        </w:rPr>
-        <w:t>出埃及記14:23–25</w:t>
-      </w:r>
-    </w:p>
-    <w:p>
-      <w:pPr>
-        <w:pStyle w:val="ListBullet"/>
-        <w:spacing w:line="240" w:lineRule="auto"/>
-        <w:ind w:left="720"/>
-      </w:pPr>
-      <w:r>
-        <w:rPr>
-          <w:lang w:val="zh_TW" w:bidi="zh_TW"/>
-        </w:rPr>
-      </w:r>
-      <w:r>
-        <w:rPr>
-          <w:lang w:val="zh_TW" w:bidi="zh_TW"/>
-        </w:rPr>
-        <w:t>以西結書23:5–7</w:t>
-      </w:r>
-    </w:p>
-    <w:p>
-      <w:pPr>
-        <w:pStyle w:val="ListBullet"/>
-        <w:spacing w:line="240" w:lineRule="auto"/>
-        <w:ind w:left="720"/>
-      </w:pPr>
-      <w:r>
-        <w:rPr>
-          <w:lang w:val="zh_TW" w:bidi="zh_TW"/>
-        </w:rPr>
-      </w:r>
-      <w:r>
-        <w:rPr>
-          <w:lang w:val="zh_TW" w:bidi="zh_TW"/>
-        </w:rPr>
-        <w:t>撒迦利亞書6:8</w:t>
-      </w:r>
-    </w:p>
-    <w:p>
-      <w:pPr>
-        <w:pStyle w:val="Heading3"/>
-      </w:pPr>
-      <w:r>
-        <w:rPr>
-          <w:lang w:val="zh_TW" w:bidi="zh_TW"/>
-        </w:rPr>
-        <w:t>原文參照：</w:t>
-      </w:r>
-    </w:p>
-    <w:p>
-      <w:pPr>
-        <w:pStyle w:val="ListBullet"/>
-        <w:spacing w:line="240" w:lineRule="auto"/>
-        <w:ind w:left="720"/>
-      </w:pPr>
-      <w:r>
-        <w:rPr>
-          <w:lang w:val="zh_TW" w:bidi="zh_TW"/>
-        </w:rPr>
-      </w:r>
-      <w:r>
-        <w:rPr>
-          <w:lang w:val="zh_TW" w:bidi="zh_TW"/>
-        </w:rPr>
-        <w:t>史特朗號：H0047，H5483，H5484，H6571，H7409，G24620</w:t>
-      </w:r>
-      <w:r>
-        <w:rPr>
-          <w:lang w:val="zh_TW" w:bidi="zh_TW"/>
-        </w:rPr>
-      </w:r>
-      <w:r>
-        <w:rPr>
-          <w:lang w:val="zh_TW" w:bidi="zh_TW"/>
-        </w:rPr>
-      </w:r>
-    </w:p>
-    <w:p>
-      <w:pPr/>
-      <w:r>
-        <w:rPr>
-          <w:lang w:val="zh_TW" w:bidi="zh_TW"/>
-        </w:rPr>
-      </w:r>
-    </w:p>
-    <w:p>
-      <w:pPr>
-        <w:pStyle w:val="Heading2"/>
-      </w:pPr>
-      <w:r>
-        <w:rPr>
-          <w:lang w:val="zh_TW" w:bidi="zh_TW"/>
-        </w:rPr>
-        <w:t>馬兵</w:t>
-      </w:r>
-      <w:r>
-        <w:rPr>
-          <w:lang w:val="zh_TW" w:bidi="zh_TW"/>
-        </w:rPr>
-      </w:r>
-    </w:p>
-    <w:p>
-      <w:pPr>
-        <w:pStyle w:val="Heading3"/>
-      </w:pPr>
-      <w:r>
-        <w:rPr>
-          <w:lang w:val="zh_TW" w:bidi="zh_TW"/>
-        </w:rPr>
-        <w:t>定義：</w:t>
-      </w:r>
-    </w:p>
-    <w:p>
-      <w:pPr/>
-      <w:r>
-        <w:rPr>
-          <w:lang w:val="zh_TW" w:bidi="zh_TW"/>
-        </w:rPr>
-      </w:r>
-      <w:r>
-        <w:rPr>
-          <w:lang w:val="zh_TW" w:bidi="zh_TW"/>
-        </w:rPr>
-        <w:t>在聖經時代，「馬兵」一詞指的是騎馬參加戰鬥的人。</w:t>
-      </w:r>
-    </w:p>
-    <w:p>
-      <w:pPr>
-        <w:pStyle w:val="ListBullet"/>
-        <w:spacing w:line="240" w:lineRule="auto"/>
-        <w:ind w:left="720"/>
-      </w:pPr>
-      <w:r>
-        <w:rPr>
-          <w:lang w:val="zh_TW" w:bidi="zh_TW"/>
-        </w:rPr>
-      </w:r>
-      <w:r>
-        <w:rPr>
-          <w:lang w:val="zh_TW" w:bidi="zh_TW"/>
-        </w:rPr>
-        <w:t>乘坐馬拉戰車的戰士也可能被稱為「馬兵」，儘管這個詞通常指的是實際騎在馬上的人。</w:t>
-      </w:r>
-    </w:p>
-    <w:p>
-      <w:pPr>
-        <w:pStyle w:val="ListBullet"/>
-        <w:spacing w:line="240" w:lineRule="auto"/>
-        <w:ind w:left="720"/>
-      </w:pPr>
-      <w:r>
-        <w:rPr>
-          <w:lang w:val="zh_TW" w:bidi="zh_TW"/>
-        </w:rPr>
-      </w:r>
-      <w:r>
-        <w:rPr>
-          <w:lang w:val="zh_TW" w:bidi="zh_TW"/>
-        </w:rPr>
-        <w:t>耶和華命令以色列人不要擁有太多騎兵，因為擁有強大的軍隊會使他們在戰鬥中依靠自己的力量，而不是依靠耶和華。</w:t>
-      </w:r>
-    </w:p>
-    <w:p>
-      <w:pPr>
-        <w:pStyle w:val="ListBullet"/>
-        <w:spacing w:line="240" w:lineRule="auto"/>
-        <w:ind w:left="720"/>
-      </w:pPr>
-      <w:r>
-        <w:rPr>
-          <w:lang w:val="zh_TW" w:bidi="zh_TW"/>
-        </w:rPr>
-      </w:r>
-      <w:r>
-        <w:rPr>
-          <w:lang w:val="zh_TW" w:bidi="zh_TW"/>
-        </w:rPr>
-        <w:t>這個詞也可以翻譯為「騎馬的」或「騎馬的人」。</w:t>
-      </w:r>
-    </w:p>
-    <w:p>
-      <w:pPr/>
-      <w:r>
-        <w:rPr>
-          <w:lang w:val="zh_TW" w:bidi="zh_TW"/>
-        </w:rPr>
-      </w:r>
-      <w:r>
-        <w:rPr>
-          <w:lang w:val="zh_TW" w:bidi="zh_TW"/>
-        </w:rPr>
-        <w:t>（另見：</w:t>
-      </w:r>
-      <w:r>
-        <w:rPr>
-          <w:lang w:val="zh_TW" w:bidi="zh_TW"/>
-        </w:rPr>
-        <w:t>戰車</w:t>
-      </w:r>
-      <w:r>
-        <w:rPr>
-          <w:lang w:val="zh_TW" w:bidi="zh_TW"/>
-        </w:rPr>
-        <w:t>，</w:t>
-      </w:r>
-      <w:r>
-        <w:rPr>
-          <w:lang w:val="zh_TW" w:bidi="zh_TW"/>
-        </w:rPr>
-        <w:t>馬</w:t>
-      </w:r>
-      <w:r>
-        <w:rPr>
-          <w:lang w:val="zh_TW" w:bidi="zh_TW"/>
-        </w:rPr>
-        <w:t>）</w:t>
-      </w:r>
-    </w:p>
-    <w:p>
-      <w:pPr>
-        <w:pStyle w:val="Heading3"/>
-      </w:pPr>
-      <w:r>
-        <w:rPr>
-          <w:lang w:val="zh_TW" w:bidi="zh_TW"/>
-        </w:rPr>
-        <w:t>參考經文：</w:t>
-      </w:r>
-    </w:p>
-    <w:p>
-      <w:pPr>
-        <w:pStyle w:val="ListBullet"/>
-        <w:spacing w:line="240" w:lineRule="auto"/>
-        <w:ind w:left="720"/>
-      </w:pPr>
-      <w:r>
-        <w:rPr>
-          <w:lang w:val="zh_TW" w:bidi="zh_TW"/>
-        </w:rPr>
-      </w:r>
-      <w:r>
-        <w:rPr>
-          <w:lang w:val="zh_TW" w:bidi="zh_TW"/>
-        </w:rPr>
-        <w:t>列王紀上1:5</w:t>
-      </w:r>
-    </w:p>
-    <w:p>
-      <w:pPr>
-        <w:pStyle w:val="ListBullet"/>
-        <w:spacing w:line="240" w:lineRule="auto"/>
-        <w:ind w:left="720"/>
-      </w:pPr>
-      <w:r>
-        <w:rPr>
-          <w:lang w:val="zh_TW" w:bidi="zh_TW"/>
-        </w:rPr>
-      </w:r>
-      <w:r>
-        <w:rPr>
-          <w:lang w:val="zh_TW" w:bidi="zh_TW"/>
-        </w:rPr>
-        <w:t>但以理書11:40–41</w:t>
-      </w:r>
-    </w:p>
-    <w:p>
-      <w:pPr>
-        <w:pStyle w:val="ListBullet"/>
-        <w:spacing w:line="240" w:lineRule="auto"/>
-        <w:ind w:left="720"/>
-      </w:pPr>
-      <w:r>
-        <w:rPr>
-          <w:lang w:val="zh_TW" w:bidi="zh_TW"/>
-        </w:rPr>
-      </w:r>
-      <w:r>
-        <w:rPr>
-          <w:lang w:val="zh_TW" w:bidi="zh_TW"/>
-        </w:rPr>
-        <w:t>出埃及記14:23–25</w:t>
-      </w:r>
-    </w:p>
-    <w:p>
-      <w:pPr>
-        <w:pStyle w:val="ListBullet"/>
-        <w:spacing w:line="240" w:lineRule="auto"/>
-        <w:ind w:left="720"/>
-      </w:pPr>
-      <w:r>
-        <w:rPr>
-          <w:lang w:val="zh_TW" w:bidi="zh_TW"/>
-        </w:rPr>
-      </w:r>
-      <w:r>
-        <w:rPr>
-          <w:lang w:val="zh_TW" w:bidi="zh_TW"/>
-        </w:rPr>
-        <w:t>創世記50:7–9</w:t>
-      </w:r>
-    </w:p>
-    <w:p>
-      <w:pPr>
-        <w:pStyle w:val="Heading3"/>
-      </w:pPr>
-      <w:r>
-        <w:rPr>
-          <w:lang w:val="zh_TW" w:bidi="zh_TW"/>
-        </w:rPr>
-        <w:t>原文參照：</w:t>
-      </w:r>
-    </w:p>
-    <w:p>
-      <w:pPr>
-        <w:pStyle w:val="ListBullet"/>
-        <w:spacing w:line="240" w:lineRule="auto"/>
-        <w:ind w:left="720"/>
-      </w:pPr>
-      <w:r>
-        <w:rPr>
-          <w:lang w:val="zh_TW" w:bidi="zh_TW"/>
-        </w:rPr>
-      </w:r>
-      <w:r>
-        <w:rPr>
-          <w:lang w:val="zh_TW" w:bidi="zh_TW"/>
-        </w:rPr>
-        <w:t>史特朗號：H6571，H7395，G24600</w:t>
-      </w:r>
-      <w:r>
-        <w:rPr>
-          <w:lang w:val="zh_TW" w:bidi="zh_TW"/>
-        </w:rPr>
-      </w:r>
-      <w:r>
-        <w:rPr>
-          <w:lang w:val="zh_TW" w:bidi="zh_TW"/>
-        </w:rPr>
-      </w:r>
-    </w:p>
-    <w:p>
-      <w:pPr/>
-      <w:r>
-        <w:rPr>
-          <w:lang w:val="zh_TW" w:bidi="zh_TW"/>
-        </w:rPr>
-      </w:r>
-    </w:p>
-    <w:p>
-      <w:pPr>
-        <w:pStyle w:val="Heading2"/>
-      </w:pPr>
-      <w:r>
-        <w:rPr>
-          <w:lang w:val="zh_TW" w:bidi="zh_TW"/>
-        </w:rPr>
-        <w:t>馬大</w:t>
-      </w:r>
-      <w:r>
-        <w:rPr>
-          <w:lang w:val="zh_TW" w:bidi="zh_TW"/>
-        </w:rPr>
-      </w:r>
-    </w:p>
-    <w:p>
-      <w:pPr>
-        <w:pStyle w:val="Heading3"/>
-      </w:pPr>
-      <w:r>
-        <w:rPr>
-          <w:lang w:val="zh_TW" w:bidi="zh_TW"/>
-        </w:rPr>
-        <w:t>史實：</w:t>
-      </w:r>
-    </w:p>
-    <w:p>
-      <w:pPr/>
-      <w:r>
-        <w:rPr>
-          <w:lang w:val="zh_TW" w:bidi="zh_TW"/>
-        </w:rPr>
-      </w:r>
-      <w:r>
-        <w:rPr>
-          <w:lang w:val="zh_TW" w:bidi="zh_TW"/>
-        </w:rPr>
-        <w:t>馬大是一個跟隨耶穌的女人，她來自伯大尼。</w:t>
-      </w:r>
-    </w:p>
-    <w:p>
-      <w:pPr>
-        <w:pStyle w:val="ListBullet"/>
-        <w:spacing w:line="240" w:lineRule="auto"/>
-        <w:ind w:left="720"/>
-      </w:pPr>
-      <w:r>
-        <w:rPr>
-          <w:lang w:val="zh_TW" w:bidi="zh_TW"/>
-        </w:rPr>
-      </w:r>
-      <w:r>
-        <w:rPr>
-          <w:lang w:val="zh_TW" w:bidi="zh_TW"/>
-        </w:rPr>
-        <w:t>馬大有一個妹妹名叫馬利亞，還有一個弟弟名叫拉撒路，他們也跟隨耶穌。</w:t>
-      </w:r>
-    </w:p>
-    <w:p>
-      <w:pPr>
-        <w:pStyle w:val="ListBullet"/>
-        <w:spacing w:line="240" w:lineRule="auto"/>
-        <w:ind w:left="720"/>
-      </w:pPr>
-      <w:r>
-        <w:rPr>
-          <w:lang w:val="zh_TW" w:bidi="zh_TW"/>
-        </w:rPr>
-      </w:r>
-      <w:r>
-        <w:rPr>
-          <w:lang w:val="zh_TW" w:bidi="zh_TW"/>
-        </w:rPr>
-        <w:t>有一次，耶穌在他們家中作客，馬大因為準備飯菜而分心，而她的妹妹馬利亞則坐著聆聽耶穌的教導。</w:t>
-      </w:r>
-    </w:p>
-    <w:p>
-      <w:pPr>
-        <w:pStyle w:val="ListBullet"/>
-        <w:spacing w:line="240" w:lineRule="auto"/>
-        <w:ind w:left="720"/>
-      </w:pPr>
-      <w:r>
-        <w:rPr>
-          <w:lang w:val="zh_TW" w:bidi="zh_TW"/>
-        </w:rPr>
-      </w:r>
-      <w:r>
-        <w:rPr>
-          <w:lang w:val="zh_TW" w:bidi="zh_TW"/>
-        </w:rPr>
-        <w:t>當拉撒路死後，馬大告訴耶穌她相信耶穌是基督，是神的兒子。</w:t>
-      </w:r>
-    </w:p>
-    <w:p>
-      <w:pPr/>
-      <w:r>
-        <w:rPr>
-          <w:lang w:val="zh_TW" w:bidi="zh_TW"/>
-        </w:rPr>
-      </w:r>
-      <w:r>
-        <w:rPr>
-          <w:lang w:val="zh_TW" w:bidi="zh_TW"/>
-        </w:rPr>
-        <w:t>（翻譯相關建議：如何翻譯名字）</w:t>
-      </w:r>
-    </w:p>
-    <w:p>
-      <w:pPr/>
-      <w:r>
-        <w:rPr>
-          <w:lang w:val="zh_TW" w:bidi="zh_TW"/>
-        </w:rPr>
-      </w:r>
-      <w:r>
-        <w:rPr>
-          <w:lang w:val="zh_TW" w:bidi="zh_TW"/>
-        </w:rPr>
-        <w:t>（另見：</w:t>
-      </w:r>
-      <w:r>
-        <w:rPr>
-          <w:lang w:val="zh_TW" w:bidi="zh_TW"/>
-        </w:rPr>
-        <w:t>拉撒路</w:t>
-      </w:r>
-      <w:r>
-        <w:rPr>
-          <w:lang w:val="zh_TW" w:bidi="zh_TW"/>
-        </w:rPr>
-        <w:t>，</w:t>
-      </w:r>
-      <w:r>
-        <w:rPr>
-          <w:lang w:val="zh_TW" w:bidi="zh_TW"/>
-        </w:rPr>
-        <w:t>馬利亞（馬大的妹妹）</w:t>
-      </w:r>
-      <w:r>
-        <w:rPr>
-          <w:lang w:val="zh_TW" w:bidi="zh_TW"/>
-        </w:rPr>
-        <w:t>）</w:t>
-      </w:r>
-    </w:p>
-    <w:p>
-      <w:pPr>
-        <w:pStyle w:val="Heading3"/>
-      </w:pPr>
-      <w:r>
-        <w:rPr>
-          <w:lang w:val="zh_TW" w:bidi="zh_TW"/>
-        </w:rPr>
-        <w:t>參考經文：</w:t>
-      </w:r>
-    </w:p>
-    <w:p>
-      <w:pPr>
-        <w:pStyle w:val="ListBullet"/>
-        <w:spacing w:line="240" w:lineRule="auto"/>
-        <w:ind w:left="720"/>
-      </w:pPr>
-      <w:r>
-        <w:rPr>
-          <w:lang w:val="zh_TW" w:bidi="zh_TW"/>
-        </w:rPr>
-      </w:r>
-      <w:r>
-        <w:rPr>
-          <w:lang w:val="zh_TW" w:bidi="zh_TW"/>
-        </w:rPr>
-        <w:t>約翰福音11:2</w:t>
-      </w:r>
-    </w:p>
-    <w:p>
-      <w:pPr>
-        <w:pStyle w:val="ListBullet"/>
-        <w:spacing w:line="240" w:lineRule="auto"/>
-        <w:ind w:left="720"/>
-      </w:pPr>
-      <w:r>
-        <w:rPr>
-          <w:lang w:val="zh_TW" w:bidi="zh_TW"/>
-        </w:rPr>
-      </w:r>
-      <w:r>
-        <w:rPr>
-          <w:lang w:val="zh_TW" w:bidi="zh_TW"/>
-        </w:rPr>
-        <w:t>約翰福音12:1–3</w:t>
-      </w:r>
-    </w:p>
-    <w:p>
-      <w:pPr>
-        <w:pStyle w:val="ListBullet"/>
-        <w:spacing w:line="240" w:lineRule="auto"/>
-        <w:ind w:left="720"/>
-      </w:pPr>
-      <w:r>
-        <w:rPr>
-          <w:lang w:val="zh_TW" w:bidi="zh_TW"/>
-        </w:rPr>
-      </w:r>
-      <w:r>
-        <w:rPr>
-          <w:lang w:val="zh_TW" w:bidi="zh_TW"/>
-        </w:rPr>
-        <w:t>路加福音10:39</w:t>
-      </w:r>
-    </w:p>
-    <w:p>
-      <w:pPr>
-        <w:pStyle w:val="Heading3"/>
-      </w:pPr>
-      <w:r>
-        <w:rPr>
-          <w:lang w:val="zh_TW" w:bidi="zh_TW"/>
-        </w:rPr>
-        <w:t>原文參照：</w:t>
-      </w:r>
-    </w:p>
-    <w:p>
-      <w:pPr>
-        <w:pStyle w:val="ListBullet"/>
-        <w:spacing w:line="240" w:lineRule="auto"/>
-        <w:ind w:left="720"/>
-      </w:pPr>
-      <w:r>
-        <w:rPr>
-          <w:lang w:val="zh_TW" w:bidi="zh_TW"/>
-        </w:rPr>
-      </w:r>
-      <w:r>
-        <w:rPr>
-          <w:lang w:val="zh_TW" w:bidi="zh_TW"/>
-        </w:rPr>
-        <w:t>史特朗號：G31360</w:t>
-      </w:r>
-      <w:r>
-        <w:rPr>
-          <w:lang w:val="zh_TW" w:bidi="zh_TW"/>
-        </w:rPr>
-      </w:r>
-      <w:r>
-        <w:rPr>
-          <w:lang w:val="zh_TW" w:bidi="zh_TW"/>
-        </w:rPr>
-      </w:r>
-    </w:p>
-    <w:p>
-      <w:pPr/>
-      <w:r>
-        <w:rPr>
-          <w:lang w:val="zh_TW" w:bidi="zh_TW"/>
-        </w:rPr>
-      </w:r>
-    </w:p>
-    <w:p>
-      <w:pPr>
-        <w:pStyle w:val="Heading2"/>
-      </w:pPr>
-      <w:r>
-        <w:rPr>
-          <w:lang w:val="zh_TW" w:bidi="zh_TW"/>
-        </w:rPr>
-        <w:t>馬大的妹妹馬利亞</w:t>
-      </w:r>
-      <w:r>
-        <w:rPr>
-          <w:lang w:val="zh_TW" w:bidi="zh_TW"/>
-        </w:rPr>
-      </w:r>
-    </w:p>
-    <w:p>
-      <w:pPr>
-        <w:pStyle w:val="Heading3"/>
-      </w:pPr>
-      <w:r>
-        <w:rPr>
-          <w:lang w:val="zh_TW" w:bidi="zh_TW"/>
-        </w:rPr>
-        <w:t>史實：</w:t>
-      </w:r>
-    </w:p>
-    <w:p>
-      <w:pPr/>
-      <w:r>
-        <w:rPr>
-          <w:lang w:val="zh_TW" w:bidi="zh_TW"/>
-        </w:rPr>
-      </w:r>
-      <w:r>
-        <w:rPr>
-          <w:lang w:val="zh_TW" w:bidi="zh_TW"/>
-        </w:rPr>
-        <w:t>馬利亞是跟隨耶穌的伯大尼婦女。</w:t>
-      </w:r>
-    </w:p>
-    <w:p>
-      <w:pPr>
-        <w:pStyle w:val="ListBullet"/>
-        <w:spacing w:line="240" w:lineRule="auto"/>
-        <w:ind w:left="720"/>
-      </w:pPr>
-      <w:r>
-        <w:rPr>
-          <w:lang w:val="zh_TW" w:bidi="zh_TW"/>
-        </w:rPr>
-      </w:r>
-      <w:r>
-        <w:rPr>
-          <w:lang w:val="zh_TW" w:bidi="zh_TW"/>
-        </w:rPr>
-        <w:t>馬利亞有一個名叫馬大​​的姐姐和一個名叫拉撒路的兄弟，他們也跟隨耶穌。</w:t>
-      </w:r>
-    </w:p>
-    <w:p>
-      <w:pPr>
-        <w:pStyle w:val="ListBullet"/>
-        <w:spacing w:line="240" w:lineRule="auto"/>
-        <w:ind w:left="720"/>
-      </w:pPr>
-      <w:r>
-        <w:rPr>
-          <w:lang w:val="zh_TW" w:bidi="zh_TW"/>
-        </w:rPr>
-      </w:r>
-      <w:r>
-        <w:rPr>
-          <w:lang w:val="zh_TW" w:bidi="zh_TW"/>
-        </w:rPr>
-        <w:t>有一次，耶穌說馬利亞選擇了上好的福分，因為她選擇聆聽祂的教導，而不是像馬大那樣為準備飯食而焦慮。</w:t>
-      </w:r>
-    </w:p>
-    <w:p>
-      <w:pPr>
-        <w:pStyle w:val="ListBullet"/>
-        <w:spacing w:line="240" w:lineRule="auto"/>
-        <w:ind w:left="720"/>
-      </w:pPr>
-      <w:r>
-        <w:rPr>
-          <w:lang w:val="zh_TW" w:bidi="zh_TW"/>
-        </w:rPr>
-      </w:r>
-      <w:r>
-        <w:rPr>
-          <w:lang w:val="zh_TW" w:bidi="zh_TW"/>
-        </w:rPr>
-        <w:t>耶穌使馬利亞的兄弟拉撒路復活。</w:t>
-      </w:r>
-    </w:p>
-    <w:p>
-      <w:pPr>
-        <w:pStyle w:val="ListBullet"/>
-        <w:spacing w:line="240" w:lineRule="auto"/>
-        <w:ind w:left="720"/>
-      </w:pPr>
-      <w:r>
-        <w:rPr>
-          <w:lang w:val="zh_TW" w:bidi="zh_TW"/>
-        </w:rPr>
-      </w:r>
-      <w:r>
-        <w:rPr>
-          <w:lang w:val="zh_TW" w:bidi="zh_TW"/>
-        </w:rPr>
-        <w:t>之後的某個時候，耶穌在伯大尼的一個人家裡吃飯時，馬利亞將珍貴的香膏倒在祂的腳上來敬拜祂。</w:t>
-      </w:r>
-    </w:p>
-    <w:p>
-      <w:pPr>
-        <w:pStyle w:val="ListBullet"/>
-        <w:spacing w:line="240" w:lineRule="auto"/>
-        <w:ind w:left="720"/>
-      </w:pPr>
-      <w:r>
-        <w:rPr>
-          <w:lang w:val="zh_TW" w:bidi="zh_TW"/>
-        </w:rPr>
-      </w:r>
-      <w:r>
-        <w:rPr>
-          <w:lang w:val="zh_TW" w:bidi="zh_TW"/>
-        </w:rPr>
-        <w:t>耶穌稱讚了她的作法，並說她是在為祂的身體安葬做準備。</w:t>
-      </w:r>
-    </w:p>
-    <w:p>
-      <w:pPr/>
-      <w:r>
-        <w:rPr>
-          <w:lang w:val="zh_TW" w:bidi="zh_TW"/>
-        </w:rPr>
-      </w:r>
-      <w:r>
-        <w:rPr>
-          <w:lang w:val="zh_TW" w:bidi="zh_TW"/>
-        </w:rPr>
-        <w:t>（翻譯相關建議：如何翻譯名字）</w:t>
-      </w:r>
-    </w:p>
-    <w:p>
-      <w:pPr/>
-      <w:r>
-        <w:rPr>
-          <w:lang w:val="zh_TW" w:bidi="zh_TW"/>
-        </w:rPr>
-      </w:r>
-      <w:r>
-        <w:rPr>
-          <w:lang w:val="zh_TW" w:bidi="zh_TW"/>
-        </w:rPr>
-        <w:t>（另見：</w:t>
-      </w:r>
-      <w:r>
-        <w:rPr>
-          <w:lang w:val="zh_TW" w:bidi="zh_TW"/>
-        </w:rPr>
-        <w:t>伯大尼</w:t>
-      </w:r>
-      <w:r>
-        <w:rPr>
-          <w:lang w:val="zh_TW" w:bidi="zh_TW"/>
-        </w:rPr>
-        <w:t>，</w:t>
-      </w:r>
-      <w:r>
-        <w:rPr>
-          <w:lang w:val="zh_TW" w:bidi="zh_TW"/>
-        </w:rPr>
-        <w:t>乳香</w:t>
-      </w:r>
-      <w:r>
-        <w:rPr>
-          <w:lang w:val="zh_TW" w:bidi="zh_TW"/>
-        </w:rPr>
-        <w:t>，</w:t>
-      </w:r>
-      <w:r>
-        <w:rPr>
-          <w:lang w:val="zh_TW" w:bidi="zh_TW"/>
-        </w:rPr>
-        <w:t>拉撒路</w:t>
-      </w:r>
-      <w:r>
-        <w:rPr>
-          <w:lang w:val="zh_TW" w:bidi="zh_TW"/>
-        </w:rPr>
-        <w:t>，</w:t>
-      </w:r>
-      <w:r>
-        <w:rPr>
-          <w:lang w:val="zh_TW" w:bidi="zh_TW"/>
-        </w:rPr>
-        <w:t>馬大</w:t>
-      </w:r>
-      <w:r>
-        <w:rPr>
-          <w:lang w:val="zh_TW" w:bidi="zh_TW"/>
-        </w:rPr>
-        <w:t>）</w:t>
-      </w:r>
-    </w:p>
-    <w:p>
-      <w:pPr>
-        <w:pStyle w:val="Heading3"/>
-      </w:pPr>
-      <w:r>
-        <w:rPr>
-          <w:lang w:val="zh_TW" w:bidi="zh_TW"/>
-        </w:rPr>
-        <w:t>參考經文：</w:t>
-      </w:r>
-    </w:p>
-    <w:p>
-      <w:pPr>
-        <w:pStyle w:val="ListBullet"/>
-        <w:spacing w:line="240" w:lineRule="auto"/>
-        <w:ind w:left="720"/>
-      </w:pPr>
-      <w:r>
-        <w:rPr>
-          <w:lang w:val="zh_TW" w:bidi="zh_TW"/>
-        </w:rPr>
-      </w:r>
-      <w:r>
-        <w:rPr>
-          <w:lang w:val="zh_TW" w:bidi="zh_TW"/>
-        </w:rPr>
-        <w:t>約翰福音11:1–2</w:t>
-      </w:r>
-    </w:p>
-    <w:p>
-      <w:pPr>
-        <w:pStyle w:val="ListBullet"/>
-        <w:spacing w:line="240" w:lineRule="auto"/>
-        <w:ind w:left="720"/>
-      </w:pPr>
-      <w:r>
-        <w:rPr>
-          <w:lang w:val="zh_TW" w:bidi="zh_TW"/>
-        </w:rPr>
-      </w:r>
-      <w:r>
-        <w:rPr>
-          <w:lang w:val="zh_TW" w:bidi="zh_TW"/>
-        </w:rPr>
-        <w:t>約翰福音12:1–3</w:t>
-      </w:r>
-    </w:p>
-    <w:p>
-      <w:pPr>
-        <w:pStyle w:val="ListBullet"/>
-        <w:spacing w:line="240" w:lineRule="auto"/>
-        <w:ind w:left="720"/>
-      </w:pPr>
-      <w:r>
-        <w:rPr>
-          <w:lang w:val="zh_TW" w:bidi="zh_TW"/>
-        </w:rPr>
-      </w:r>
-      <w:r>
-        <w:rPr>
-          <w:lang w:val="zh_TW" w:bidi="zh_TW"/>
-        </w:rPr>
-        <w:t>路加福音10:38–39</w:t>
-      </w:r>
-    </w:p>
-    <w:p>
-      <w:pPr>
-        <w:pStyle w:val="Heading3"/>
-      </w:pPr>
-      <w:r>
-        <w:rPr>
-          <w:lang w:val="zh_TW" w:bidi="zh_TW"/>
-        </w:rPr>
-        <w:t>原文參照：</w:t>
-      </w:r>
-    </w:p>
-    <w:p>
-      <w:pPr>
-        <w:pStyle w:val="ListBullet"/>
-        <w:spacing w:line="240" w:lineRule="auto"/>
-        <w:ind w:left="720"/>
-      </w:pPr>
-      <w:r>
-        <w:rPr>
-          <w:lang w:val="zh_TW" w:bidi="zh_TW"/>
-        </w:rPr>
-      </w:r>
-      <w:r>
-        <w:rPr>
-          <w:lang w:val="zh_TW" w:bidi="zh_TW"/>
-        </w:rPr>
-        <w:t>史特朗號：G31370</w:t>
-      </w:r>
-      <w:r>
-        <w:rPr>
-          <w:lang w:val="zh_TW" w:bidi="zh_TW"/>
-        </w:rPr>
-      </w:r>
-      <w:r>
-        <w:rPr>
-          <w:lang w:val="zh_TW" w:bidi="zh_TW"/>
-        </w:rPr>
-      </w:r>
-    </w:p>
-    <w:p>
-      <w:pPr/>
-      <w:r>
-        <w:rPr>
-          <w:lang w:val="zh_TW" w:bidi="zh_TW"/>
-        </w:rPr>
-      </w:r>
-    </w:p>
-    <w:p>
-      <w:pPr>
-        <w:pStyle w:val="Heading2"/>
-      </w:pPr>
-      <w:r>
-        <w:rPr>
-          <w:lang w:val="zh_TW" w:bidi="zh_TW"/>
-        </w:rPr>
-        <w:t>馬利亞</w:t>
-      </w:r>
-      <w:r>
-        <w:rPr>
-          <w:lang w:val="zh_TW" w:bidi="zh_TW"/>
-        </w:rPr>
-      </w:r>
-    </w:p>
-    <w:p>
-      <w:pPr>
-        <w:pStyle w:val="Heading3"/>
-      </w:pPr>
-      <w:r>
-        <w:rPr>
-          <w:lang w:val="zh_TW" w:bidi="zh_TW"/>
-        </w:rPr>
-        <w:t>史實：</w:t>
-      </w:r>
-    </w:p>
-    <w:p>
-      <w:pPr/>
-      <w:r>
-        <w:rPr>
-          <w:lang w:val="zh_TW" w:bidi="zh_TW"/>
-        </w:rPr>
-      </w:r>
-      <w:r>
-        <w:rPr>
-          <w:lang w:val="zh_TW" w:bidi="zh_TW"/>
-        </w:rPr>
-        <w:t>馬利亞是一位住在拿撒勒城的年輕女子，已經和一位名叫約瑟的男子訂婚。神選擇馬利亞成為彌賽亞耶穌，神的兒子的母親。</w:t>
-      </w:r>
-    </w:p>
-    <w:p>
-      <w:pPr>
-        <w:pStyle w:val="ListBullet"/>
-        <w:spacing w:line="240" w:lineRule="auto"/>
-        <w:ind w:left="720"/>
-      </w:pPr>
-      <w:r>
-        <w:rPr>
-          <w:lang w:val="zh_TW" w:bidi="zh_TW"/>
-        </w:rPr>
-      </w:r>
-      <w:r>
-        <w:rPr>
-          <w:lang w:val="zh_TW" w:bidi="zh_TW"/>
-        </w:rPr>
-        <w:t>聖靈奇蹟般地使馬利亞在她還是處女時懷孕。</w:t>
-      </w:r>
-    </w:p>
-    <w:p>
-      <w:pPr>
-        <w:pStyle w:val="ListBullet"/>
-        <w:spacing w:line="240" w:lineRule="auto"/>
-        <w:ind w:left="720"/>
-      </w:pPr>
-      <w:r>
-        <w:rPr>
-          <w:lang w:val="zh_TW" w:bidi="zh_TW"/>
-        </w:rPr>
-      </w:r>
-      <w:r>
-        <w:rPr>
-          <w:lang w:val="zh_TW" w:bidi="zh_TW"/>
-        </w:rPr>
-        <w:t>一位天使告訴馬利亞，她將要生的嬰孩是神的兒子，她必須給祂取名叫耶穌。</w:t>
-      </w:r>
-    </w:p>
-    <w:p>
-      <w:pPr>
-        <w:pStyle w:val="ListBullet"/>
-        <w:spacing w:line="240" w:lineRule="auto"/>
-        <w:ind w:left="720"/>
-      </w:pPr>
-      <w:r>
-        <w:rPr>
-          <w:lang w:val="zh_TW" w:bidi="zh_TW"/>
-        </w:rPr>
-      </w:r>
-      <w:r>
-        <w:rPr>
-          <w:lang w:val="zh_TW" w:bidi="zh_TW"/>
-        </w:rPr>
-        <w:t>馬利亞愛神，並且她讚美神對她的恩典。</w:t>
-      </w:r>
-    </w:p>
-    <w:p>
-      <w:pPr>
-        <w:pStyle w:val="ListBullet"/>
-        <w:spacing w:line="240" w:lineRule="auto"/>
-        <w:ind w:left="720"/>
-      </w:pPr>
-      <w:r>
-        <w:rPr>
-          <w:lang w:val="zh_TW" w:bidi="zh_TW"/>
-        </w:rPr>
-      </w:r>
-      <w:r>
-        <w:rPr>
-          <w:lang w:val="zh_TW" w:bidi="zh_TW"/>
-        </w:rPr>
-        <w:t>約瑟與馬利亞結婚，但她在孩子出生之前仍然是處女。</w:t>
-      </w:r>
-    </w:p>
-    <w:p>
-      <w:pPr>
-        <w:pStyle w:val="ListBullet"/>
-        <w:spacing w:line="240" w:lineRule="auto"/>
-        <w:ind w:left="720"/>
-      </w:pPr>
-      <w:r>
-        <w:rPr>
-          <w:lang w:val="zh_TW" w:bidi="zh_TW"/>
-        </w:rPr>
-      </w:r>
-      <w:r>
-        <w:rPr>
-          <w:lang w:val="zh_TW" w:bidi="zh_TW"/>
-        </w:rPr>
-        <w:t>馬利亞</w:t>
-      </w:r>
-      <w:r>
-        <w:rPr>
-          <w:lang w:val="zh_TW" w:bidi="zh_TW"/>
-        </w:rPr>
-        <w:t>細細思考</w:t>
-      </w:r>
-      <w:r>
-        <w:rPr>
-          <w:lang w:val="zh_TW" w:bidi="zh_TW"/>
-        </w:rPr>
-        <w:t>牧羊人和博士所說的</w:t>
-      </w:r>
-      <w:r>
-        <w:rPr>
-          <w:lang w:val="zh_TW" w:bidi="zh_TW"/>
-        </w:rPr>
-        <w:t>關於嬰孩耶穌的奇妙事</w:t>
-      </w:r>
-      <w:r>
-        <w:rPr>
-          <w:lang w:val="zh_TW" w:bidi="zh_TW"/>
-        </w:rPr>
-        <w:t>。</w:t>
-      </w:r>
-    </w:p>
-    <w:p>
-      <w:pPr>
-        <w:pStyle w:val="ListBullet"/>
-        <w:spacing w:line="240" w:lineRule="auto"/>
-        <w:ind w:left="720"/>
-      </w:pPr>
-      <w:r>
-        <w:rPr>
-          <w:lang w:val="zh_TW" w:bidi="zh_TW"/>
-        </w:rPr>
-      </w:r>
-      <w:r>
-        <w:rPr>
-          <w:lang w:val="zh_TW" w:bidi="zh_TW"/>
-        </w:rPr>
-        <w:t>馬利亞和約瑟帶著嬰孩耶穌去聖殿獻祭。後來，他們帶祂去埃及以逃避希律王殺害嬰孩的陰謀。最終，他們搬回拿撒勒。</w:t>
-      </w:r>
-    </w:p>
-    <w:p>
-      <w:pPr>
-        <w:pStyle w:val="ListBullet"/>
-        <w:spacing w:line="240" w:lineRule="auto"/>
-        <w:ind w:left="720"/>
-      </w:pPr>
-      <w:r>
-        <w:rPr>
-          <w:lang w:val="zh_TW" w:bidi="zh_TW"/>
-        </w:rPr>
-      </w:r>
-      <w:r>
-        <w:rPr>
-          <w:lang w:val="zh_TW" w:bidi="zh_TW"/>
-        </w:rPr>
-        <w:t>當耶穌成年後，在迦拿的婚宴上將水變為酒時，馬利亞也與祂同在那裡。</w:t>
-      </w:r>
-    </w:p>
-    <w:p>
-      <w:pPr>
-        <w:pStyle w:val="ListBullet"/>
-        <w:spacing w:line="240" w:lineRule="auto"/>
-        <w:ind w:left="720"/>
-      </w:pPr>
-      <w:r>
-        <w:rPr>
-          <w:lang w:val="zh_TW" w:bidi="zh_TW"/>
-        </w:rPr>
-      </w:r>
-      <w:r>
-        <w:rPr>
-          <w:lang w:val="zh_TW" w:bidi="zh_TW"/>
-        </w:rPr>
-        <w:t>福音書也提到，馬利亞在耶穌臨死時在十字架旁。祂告訴祂的門徒約翰要像對待自己的母親一樣照顧她。</w:t>
-      </w:r>
-    </w:p>
-    <w:p>
-      <w:pPr/>
-      <w:r>
-        <w:rPr>
-          <w:lang w:val="zh_TW" w:bidi="zh_TW"/>
-        </w:rPr>
-      </w:r>
-      <w:r>
-        <w:rPr>
-          <w:lang w:val="zh_TW" w:bidi="zh_TW"/>
-        </w:rPr>
-        <w:t>（翻譯相關建議：如何翻譯名字）</w:t>
-      </w:r>
-    </w:p>
-    <w:p>
-      <w:pPr/>
-      <w:r>
-        <w:rPr>
-          <w:lang w:val="zh_TW" w:bidi="zh_TW"/>
-        </w:rPr>
-      </w:r>
-      <w:r>
-        <w:rPr>
-          <w:lang w:val="zh_TW" w:bidi="zh_TW"/>
-        </w:rPr>
-        <w:t>（另見：</w:t>
-      </w:r>
-      <w:r>
-        <w:rPr>
-          <w:lang w:val="zh_TW" w:bidi="zh_TW"/>
-        </w:rPr>
-        <w:t>迦拿</w:t>
-      </w:r>
-      <w:r>
-        <w:rPr>
-          <w:lang w:val="zh_TW" w:bidi="zh_TW"/>
-        </w:rPr>
-        <w:t>，</w:t>
-      </w:r>
-      <w:r>
-        <w:rPr>
-          <w:lang w:val="zh_TW" w:bidi="zh_TW"/>
-        </w:rPr>
-        <w:t>埃及</w:t>
-      </w:r>
-      <w:r>
-        <w:rPr>
-          <w:lang w:val="zh_TW" w:bidi="zh_TW"/>
-        </w:rPr>
-        <w:t>，</w:t>
-      </w:r>
-      <w:r>
-        <w:rPr>
-          <w:lang w:val="zh_TW" w:bidi="zh_TW"/>
-        </w:rPr>
-        <w:t>大希律</w:t>
-      </w:r>
-      <w:r>
-        <w:rPr>
-          <w:lang w:val="zh_TW" w:bidi="zh_TW"/>
-        </w:rPr>
-        <w:t>，</w:t>
-      </w:r>
-      <w:r>
-        <w:rPr>
-          <w:lang w:val="zh_TW" w:bidi="zh_TW"/>
-        </w:rPr>
-        <w:t>耶穌</w:t>
-      </w:r>
-      <w:r>
-        <w:rPr>
-          <w:lang w:val="zh_TW" w:bidi="zh_TW"/>
-        </w:rPr>
-        <w:t>，</w:t>
-      </w:r>
-      <w:r>
-        <w:rPr>
-          <w:lang w:val="zh_TW" w:bidi="zh_TW"/>
-        </w:rPr>
-        <w:t>約瑟（新約）</w:t>
-      </w:r>
-      <w:r>
-        <w:rPr>
-          <w:lang w:val="zh_TW" w:bidi="zh_TW"/>
-        </w:rPr>
-        <w:t>，</w:t>
-      </w:r>
-      <w:r>
-        <w:rPr>
-          <w:lang w:val="zh_TW" w:bidi="zh_TW"/>
-        </w:rPr>
-        <w:t>神的兒子</w:t>
-      </w:r>
-      <w:r>
-        <w:rPr>
-          <w:lang w:val="zh_TW" w:bidi="zh_TW"/>
-        </w:rPr>
-        <w:t>，</w:t>
-      </w:r>
-      <w:r>
-        <w:rPr>
-          <w:lang w:val="zh_TW" w:bidi="zh_TW"/>
-        </w:rPr>
-        <w:t>童貞女</w:t>
-      </w:r>
-      <w:r>
-        <w:rPr>
-          <w:lang w:val="zh_TW" w:bidi="zh_TW"/>
-        </w:rPr>
-        <w:t>）</w:t>
-      </w:r>
-    </w:p>
-    <w:p>
-      <w:pPr>
-        <w:pStyle w:val="Heading3"/>
-      </w:pPr>
-      <w:r>
-        <w:rPr>
-          <w:lang w:val="zh_TW" w:bidi="zh_TW"/>
-        </w:rPr>
-        <w:t>參考經文：</w:t>
-      </w:r>
-    </w:p>
-    <w:p>
-      <w:pPr>
-        <w:pStyle w:val="ListBullet"/>
-        <w:spacing w:line="240" w:lineRule="auto"/>
-        <w:ind w:left="720"/>
-      </w:pPr>
-      <w:r>
-        <w:rPr>
-          <w:lang w:val="zh_TW" w:bidi="zh_TW"/>
-        </w:rPr>
-      </w:r>
-      <w:r>
-        <w:rPr>
-          <w:lang w:val="zh_TW" w:bidi="zh_TW"/>
-        </w:rPr>
-        <w:t>約翰福音2:4</w:t>
-      </w:r>
-    </w:p>
-    <w:p>
-      <w:pPr>
-        <w:pStyle w:val="ListBullet"/>
-        <w:spacing w:line="240" w:lineRule="auto"/>
-        <w:ind w:left="720"/>
-      </w:pPr>
-      <w:r>
-        <w:rPr>
-          <w:lang w:val="zh_TW" w:bidi="zh_TW"/>
-        </w:rPr>
-      </w:r>
-      <w:r>
-        <w:rPr>
-          <w:lang w:val="zh_TW" w:bidi="zh_TW"/>
-        </w:rPr>
-        <w:t>約翰福音2:12</w:t>
-      </w:r>
-    </w:p>
-    <w:p>
-      <w:pPr>
-        <w:pStyle w:val="ListBullet"/>
-        <w:spacing w:line="240" w:lineRule="auto"/>
-        <w:ind w:left="720"/>
-      </w:pPr>
-      <w:r>
-        <w:rPr>
-          <w:lang w:val="zh_TW" w:bidi="zh_TW"/>
-        </w:rPr>
-      </w:r>
-      <w:r>
-        <w:rPr>
-          <w:lang w:val="zh_TW" w:bidi="zh_TW"/>
-        </w:rPr>
-        <w:t>路加福音1:29</w:t>
-      </w:r>
-    </w:p>
-    <w:p>
-      <w:pPr>
-        <w:pStyle w:val="ListBullet"/>
-        <w:spacing w:line="240" w:lineRule="auto"/>
-        <w:ind w:left="720"/>
-      </w:pPr>
-      <w:r>
-        <w:rPr>
-          <w:lang w:val="zh_TW" w:bidi="zh_TW"/>
-        </w:rPr>
-      </w:r>
-      <w:r>
-        <w:rPr>
-          <w:lang w:val="zh_TW" w:bidi="zh_TW"/>
-        </w:rPr>
-        <w:t>路加福音1:35</w:t>
-      </w:r>
-    </w:p>
-    <w:p>
-      <w:pPr>
-        <w:pStyle w:val="ListBullet"/>
-        <w:spacing w:line="240" w:lineRule="auto"/>
-        <w:ind w:left="720"/>
-      </w:pPr>
-      <w:r>
-        <w:rPr>
-          <w:lang w:val="zh_TW" w:bidi="zh_TW"/>
-        </w:rPr>
-      </w:r>
-      <w:r>
-        <w:rPr>
-          <w:lang w:val="zh_TW" w:bidi="zh_TW"/>
-        </w:rPr>
-        <w:t>馬可福音6:3</w:t>
-      </w:r>
-    </w:p>
-    <w:p>
-      <w:pPr>
-        <w:pStyle w:val="ListBullet"/>
-        <w:spacing w:line="240" w:lineRule="auto"/>
-        <w:ind w:left="720"/>
-      </w:pPr>
-      <w:r>
-        <w:rPr>
-          <w:lang w:val="zh_TW" w:bidi="zh_TW"/>
-        </w:rPr>
-      </w:r>
-      <w:r>
-        <w:rPr>
-          <w:lang w:val="zh_TW" w:bidi="zh_TW"/>
-        </w:rPr>
-        <w:t>馬太福音1:16</w:t>
-      </w:r>
-    </w:p>
-    <w:p>
-      <w:pPr>
-        <w:pStyle w:val="ListBullet"/>
-        <w:spacing w:line="240" w:lineRule="auto"/>
-        <w:ind w:left="720"/>
-      </w:pPr>
-      <w:r>
-        <w:rPr>
-          <w:lang w:val="zh_TW" w:bidi="zh_TW"/>
-        </w:rPr>
-      </w:r>
-      <w:r>
-        <w:rPr>
-          <w:lang w:val="zh_TW" w:bidi="zh_TW"/>
-        </w:rPr>
-        <w:t>馬太福音1:19</w:t>
-      </w:r>
-    </w:p>
-    <w:p>
-      <w:pPr>
-        <w:pStyle w:val="Heading3"/>
-      </w:pPr>
-      <w:r>
-        <w:rPr>
-          <w:lang w:val="zh_TW" w:bidi="zh_TW"/>
-        </w:rPr>
-        <w:t>聖經開卷故事集裡的例子：</w:t>
-      </w:r>
-    </w:p>
-    <w:p>
-      <w:pPr>
-        <w:pStyle w:val="ListBullet"/>
-        <w:spacing w:line="240" w:lineRule="auto"/>
-        <w:ind w:left="720"/>
-      </w:pPr>
-      <w:r>
-        <w:rPr>
-          <w:lang w:val="zh_TW" w:bidi="zh_TW"/>
-        </w:rPr>
-      </w:r>
-      <w:r>
-        <w:rPr>
-          <w:b/>
-          <w:lang w:val="zh_TW" w:bidi="zh_TW"/>
-        </w:rPr>
-        <w:t>22:4</w:t>
-      </w:r>
-      <w:r>
-        <w:rPr>
-          <w:lang w:val="zh_TW" w:bidi="zh_TW"/>
-        </w:rPr>
-        <w:t xml:space="preserve"> 當伊利莎白懷孕六個月的時候，同一個天使向伊利莎白的親戚</w:t>
-      </w:r>
-      <w:r>
-        <w:rPr>
-          <w:b/>
-          <w:lang w:val="zh_TW" w:bidi="zh_TW"/>
-        </w:rPr>
-        <w:t>馬利亞</w:t>
-      </w:r>
-      <w:r>
-        <w:rPr>
-          <w:lang w:val="zh_TW" w:bidi="zh_TW"/>
-        </w:rPr>
-        <w:t>顯現，她還是處女，並且已經許配給了一個男人，名叫約瑟。天使說：「你會懷孕生一個兒子，你要給祂取名叫耶穌。祂是至高神的兒子，將要統治到永遠。」</w:t>
-      </w:r>
-    </w:p>
-    <w:p>
-      <w:pPr>
-        <w:pStyle w:val="ListBullet"/>
-        <w:spacing w:line="240" w:lineRule="auto"/>
-        <w:ind w:left="720"/>
-      </w:pPr>
-      <w:r>
-        <w:rPr>
-          <w:lang w:val="zh_TW" w:bidi="zh_TW"/>
-        </w:rPr>
-      </w:r>
-      <w:r>
-        <w:rPr>
-          <w:b/>
-          <w:lang w:val="zh_TW" w:bidi="zh_TW"/>
-        </w:rPr>
-        <w:t>22:5</w:t>
-      </w:r>
-      <w:r>
-        <w:rPr>
-          <w:lang w:val="zh_TW" w:bidi="zh_TW"/>
-        </w:rPr>
-        <w:t xml:space="preserve"> 天使解釋說：「聖靈將會降臨到你身上，你會懷孕，這個孩子是聖潔的，神的兒子。」 </w:t>
-      </w:r>
-      <w:r>
-        <w:rPr>
-          <w:b/>
-          <w:lang w:val="zh_TW" w:bidi="zh_TW"/>
-        </w:rPr>
-        <w:t>馬利亞</w:t>
-      </w:r>
-      <w:r>
-        <w:rPr>
-          <w:lang w:val="zh_TW" w:bidi="zh_TW"/>
-        </w:rPr>
-        <w:t>相信了天使的話。</w:t>
-      </w:r>
-    </w:p>
-    <w:p>
-      <w:pPr>
-        <w:pStyle w:val="ListBullet"/>
-        <w:spacing w:line="240" w:lineRule="auto"/>
-        <w:ind w:left="720"/>
-      </w:pPr>
-      <w:r>
-        <w:rPr>
-          <w:lang w:val="zh_TW" w:bidi="zh_TW"/>
-        </w:rPr>
-      </w:r>
-      <w:r>
-        <w:rPr>
-          <w:b/>
-          <w:lang w:val="zh_TW" w:bidi="zh_TW"/>
-        </w:rPr>
-        <w:t>22:6</w:t>
-      </w:r>
-      <w:r>
-        <w:rPr>
-          <w:lang w:val="zh_TW" w:bidi="zh_TW"/>
-        </w:rPr>
-        <w:t xml:space="preserve"> 天使對馬利亞說話後不久，馬利亞去拜訪伊利莎白。伊利莎白一聽到</w:t>
-      </w:r>
-      <w:r>
-        <w:rPr>
-          <w:b/>
-          <w:lang w:val="zh_TW" w:bidi="zh_TW"/>
-        </w:rPr>
-        <w:t>馬利亞</w:t>
-      </w:r>
-      <w:r>
-        <w:rPr>
-          <w:lang w:val="zh_TW" w:bidi="zh_TW"/>
-        </w:rPr>
-        <w:t>打招呼，她腹中的胎兒就跳動。</w:t>
-      </w:r>
-    </w:p>
-    <w:p>
-      <w:pPr>
-        <w:pStyle w:val="ListBullet"/>
-        <w:spacing w:line="240" w:lineRule="auto"/>
-        <w:ind w:left="720"/>
-      </w:pPr>
-      <w:r>
-        <w:rPr>
-          <w:lang w:val="zh_TW" w:bidi="zh_TW"/>
-        </w:rPr>
-      </w:r>
-      <w:r>
-        <w:rPr>
-          <w:b/>
-          <w:lang w:val="zh_TW" w:bidi="zh_TW"/>
-        </w:rPr>
-        <w:t>23:2</w:t>
-      </w:r>
-      <w:r>
-        <w:rPr>
-          <w:lang w:val="zh_TW" w:bidi="zh_TW"/>
-        </w:rPr>
-        <w:t xml:space="preserve"> 天使說：「約瑟，不要怕，儘管娶回</w:t>
-      </w:r>
-      <w:r>
-        <w:rPr>
-          <w:b/>
-          <w:lang w:val="zh_TW" w:bidi="zh_TW"/>
-        </w:rPr>
-        <w:t>馬利亞</w:t>
-      </w:r>
-      <w:r>
-        <w:rPr>
-          <w:lang w:val="zh_TW" w:bidi="zh_TW"/>
-        </w:rPr>
-        <w:t>。她是從聖靈懷的孕。」</w:t>
-      </w:r>
-    </w:p>
-    <w:p>
-      <w:pPr>
-        <w:pStyle w:val="ListBullet"/>
-        <w:spacing w:line="240" w:lineRule="auto"/>
-        <w:ind w:left="720"/>
-      </w:pPr>
-      <w:r>
-        <w:rPr>
-          <w:lang w:val="zh_TW" w:bidi="zh_TW"/>
-        </w:rPr>
-      </w:r>
-      <w:r>
-        <w:rPr>
-          <w:b/>
-          <w:lang w:val="zh_TW" w:bidi="zh_TW"/>
-        </w:rPr>
-        <w:t>23:4</w:t>
-      </w:r>
-      <w:r>
-        <w:rPr>
-          <w:lang w:val="zh_TW" w:bidi="zh_TW"/>
-        </w:rPr>
-        <w:t xml:space="preserve"> </w:t>
-      </w:r>
-      <w:r>
-        <w:rPr>
-          <w:b/>
-          <w:lang w:val="zh_TW" w:bidi="zh_TW"/>
-        </w:rPr>
-        <w:t>馬利亞</w:t>
-      </w:r>
-      <w:r>
-        <w:rPr>
-          <w:lang w:val="zh_TW" w:bidi="zh_TW"/>
-        </w:rPr>
-        <w:t>和約瑟走了很長的路，才從他們居住的地方拿撒勒來到了伯利恆。他們祖先大衛的家鄉在伯利恆。</w:t>
-      </w:r>
-    </w:p>
-    <w:p>
-      <w:pPr>
-        <w:pStyle w:val="ListBullet"/>
-        <w:spacing w:line="240" w:lineRule="auto"/>
-        <w:ind w:left="720"/>
-      </w:pPr>
-      <w:r>
-        <w:rPr>
-          <w:lang w:val="zh_TW" w:bidi="zh_TW"/>
-        </w:rPr>
-      </w:r>
-      <w:r>
-        <w:rPr>
-          <w:b/>
-          <w:lang w:val="zh_TW" w:bidi="zh_TW"/>
-        </w:rPr>
-        <w:t>49:1</w:t>
-      </w:r>
-      <w:r>
-        <w:rPr>
-          <w:lang w:val="zh_TW" w:bidi="zh_TW"/>
-        </w:rPr>
-        <w:t xml:space="preserve"> 天使告訴一位叫</w:t>
-      </w:r>
-      <w:r>
-        <w:rPr>
-          <w:b/>
-          <w:lang w:val="zh_TW" w:bidi="zh_TW"/>
-        </w:rPr>
-        <w:t>馬利亞</w:t>
-      </w:r>
-      <w:r>
-        <w:rPr>
-          <w:lang w:val="zh_TW" w:bidi="zh_TW"/>
-        </w:rPr>
-        <w:t>的處女說，她將要生神的兒子。於是，當她還是處女的時候，聖靈光照使她懷孕就生了一個兒子，取名叫耶穌。</w:t>
-      </w:r>
-    </w:p>
-    <w:p>
-      <w:pPr>
-        <w:pStyle w:val="Heading3"/>
-      </w:pPr>
-      <w:r>
-        <w:rPr>
-          <w:lang w:val="zh_TW" w:bidi="zh_TW"/>
-        </w:rPr>
-        <w:t>原文參照：</w:t>
-      </w:r>
-    </w:p>
-    <w:p>
-      <w:pPr>
-        <w:pStyle w:val="ListBullet"/>
-        <w:spacing w:line="240" w:lineRule="auto"/>
-        <w:ind w:left="720"/>
-      </w:pPr>
-      <w:r>
-        <w:rPr>
-          <w:lang w:val="zh_TW" w:bidi="zh_TW"/>
-        </w:rPr>
-      </w:r>
-      <w:r>
-        <w:rPr>
-          <w:lang w:val="zh_TW" w:bidi="zh_TW"/>
-        </w:rPr>
-        <w:t>史特朗號：G31370</w:t>
-      </w:r>
-      <w:r>
-        <w:rPr>
-          <w:lang w:val="zh_TW" w:bidi="zh_TW"/>
-        </w:rPr>
-      </w:r>
-      <w:r>
-        <w:rPr>
-          <w:lang w:val="zh_TW" w:bidi="zh_TW"/>
-        </w:rPr>
-      </w:r>
-    </w:p>
-    <w:p>
-      <w:pPr/>
-      <w:r>
-        <w:rPr>
-          <w:lang w:val="zh_TW" w:bidi="zh_TW"/>
-        </w:rPr>
-      </w:r>
-    </w:p>
-    <w:p>
-      <w:pPr>
-        <w:pStyle w:val="Heading2"/>
-      </w:pPr>
-      <w:r>
-        <w:rPr>
-          <w:lang w:val="zh_TW" w:bidi="zh_TW"/>
-        </w:rPr>
-        <w:t>馬其頓</w:t>
-      </w:r>
-      <w:r>
-        <w:rPr>
-          <w:lang w:val="zh_TW" w:bidi="zh_TW"/>
-        </w:rPr>
-      </w:r>
-    </w:p>
-    <w:p>
-      <w:pPr>
-        <w:pStyle w:val="Heading3"/>
-      </w:pPr>
-      <w:r>
-        <w:rPr>
-          <w:lang w:val="zh_TW" w:bidi="zh_TW"/>
-        </w:rPr>
-        <w:t>史實：</w:t>
-      </w:r>
-    </w:p>
-    <w:p>
-      <w:pPr/>
-      <w:r>
-        <w:rPr>
-          <w:lang w:val="zh_TW" w:bidi="zh_TW"/>
-        </w:rPr>
-      </w:r>
-      <w:r>
-        <w:rPr>
-          <w:lang w:val="zh_TW" w:bidi="zh_TW"/>
-        </w:rPr>
-        <w:t>在新約時代，馬其頓是位於古希臘以北的一個羅馬省份。</w:t>
-      </w:r>
-    </w:p>
-    <w:p>
-      <w:pPr>
-        <w:pStyle w:val="ListBullet"/>
-        <w:spacing w:line="240" w:lineRule="auto"/>
-        <w:ind w:left="720"/>
-      </w:pPr>
-      <w:r>
-        <w:rPr>
-          <w:lang w:val="zh_TW" w:bidi="zh_TW"/>
-        </w:rPr>
-      </w:r>
-      <w:r>
-        <w:rPr>
-          <w:lang w:val="zh_TW" w:bidi="zh_TW"/>
-        </w:rPr>
-        <w:t>聖經中提到的一些位於馬其頓的重要城市有庇哩亞、腓立比和帖撒羅尼迦。</w:t>
-      </w:r>
-    </w:p>
-    <w:p>
-      <w:pPr>
-        <w:pStyle w:val="ListBullet"/>
-        <w:spacing w:line="240" w:lineRule="auto"/>
-        <w:ind w:left="720"/>
-      </w:pPr>
-      <w:r>
-        <w:rPr>
-          <w:lang w:val="zh_TW" w:bidi="zh_TW"/>
-        </w:rPr>
-      </w:r>
-      <w:r>
-        <w:rPr>
-          <w:lang w:val="zh_TW" w:bidi="zh_TW"/>
-        </w:rPr>
-        <w:t>透過異象，神告訴保羅要向馬其頓的人傳福音。</w:t>
-      </w:r>
-    </w:p>
-    <w:p>
-      <w:pPr>
-        <w:pStyle w:val="ListBullet"/>
-        <w:spacing w:line="240" w:lineRule="auto"/>
-        <w:ind w:left="720"/>
-      </w:pPr>
-      <w:r>
-        <w:rPr>
-          <w:lang w:val="zh_TW" w:bidi="zh_TW"/>
-        </w:rPr>
-      </w:r>
-      <w:r>
-        <w:rPr>
-          <w:lang w:val="zh_TW" w:bidi="zh_TW"/>
-        </w:rPr>
-        <w:t>保羅和他的同工去了馬其頓，向那裡的人傳講耶穌，並幫助新信徒在信仰上成長。</w:t>
-      </w:r>
-    </w:p>
-    <w:p>
-      <w:pPr>
-        <w:pStyle w:val="ListBullet"/>
-        <w:spacing w:line="240" w:lineRule="auto"/>
-        <w:ind w:left="720"/>
-      </w:pPr>
-      <w:r>
-        <w:rPr>
-          <w:lang w:val="zh_TW" w:bidi="zh_TW"/>
-        </w:rPr>
-      </w:r>
-      <w:r>
-        <w:rPr>
-          <w:lang w:val="zh_TW" w:bidi="zh_TW"/>
-        </w:rPr>
-        <w:t>在聖經中，有保羅寫給馬其頓城市腓立比和帖撒羅尼迦信徒的書信。</w:t>
-      </w:r>
-    </w:p>
-    <w:p>
-      <w:pPr/>
-      <w:r>
-        <w:rPr>
-          <w:lang w:val="zh_TW" w:bidi="zh_TW"/>
-        </w:rPr>
-      </w:r>
-      <w:r>
-        <w:rPr>
-          <w:lang w:val="zh_TW" w:bidi="zh_TW"/>
-        </w:rPr>
-        <w:t>（翻譯相關建議：如何翻譯名字）</w:t>
-      </w:r>
-    </w:p>
-    <w:p>
-      <w:pPr/>
-      <w:r>
-        <w:rPr>
-          <w:lang w:val="zh_TW" w:bidi="zh_TW"/>
-        </w:rPr>
-      </w:r>
-      <w:r>
-        <w:rPr>
-          <w:lang w:val="zh_TW" w:bidi="zh_TW"/>
-        </w:rPr>
-        <w:t>（另見：</w:t>
-      </w:r>
-      <w:r>
-        <w:rPr>
-          <w:lang w:val="zh_TW" w:bidi="zh_TW"/>
-        </w:rPr>
-        <w:t>相信</w:t>
-      </w:r>
-      <w:r>
-        <w:rPr>
-          <w:lang w:val="zh_TW" w:bidi="zh_TW"/>
-        </w:rPr>
-        <w:t>，</w:t>
-      </w:r>
-      <w:r>
-        <w:rPr>
-          <w:lang w:val="zh_TW" w:bidi="zh_TW"/>
-        </w:rPr>
-        <w:t>庇哩亞</w:t>
-      </w:r>
-      <w:r>
-        <w:rPr>
-          <w:lang w:val="zh_TW" w:bidi="zh_TW"/>
-        </w:rPr>
-        <w:t>，</w:t>
-      </w:r>
-      <w:r>
-        <w:rPr>
-          <w:lang w:val="zh_TW" w:bidi="zh_TW"/>
-        </w:rPr>
-        <w:t>信心</w:t>
-      </w:r>
-      <w:r>
-        <w:rPr>
-          <w:lang w:val="zh_TW" w:bidi="zh_TW"/>
-        </w:rPr>
-        <w:t>，</w:t>
-      </w:r>
-      <w:r>
-        <w:rPr>
-          <w:lang w:val="zh_TW" w:bidi="zh_TW"/>
-        </w:rPr>
-        <w:t>好消息</w:t>
-      </w:r>
-      <w:r>
-        <w:rPr>
-          <w:lang w:val="zh_TW" w:bidi="zh_TW"/>
-        </w:rPr>
-        <w:t>，</w:t>
-      </w:r>
-      <w:r>
-        <w:rPr>
-          <w:lang w:val="zh_TW" w:bidi="zh_TW"/>
-        </w:rPr>
-        <w:t>希臘</w:t>
-      </w:r>
-      <w:r>
-        <w:rPr>
-          <w:lang w:val="zh_TW" w:bidi="zh_TW"/>
-        </w:rPr>
-        <w:t>，</w:t>
-      </w:r>
-      <w:r>
-        <w:rPr>
-          <w:lang w:val="zh_TW" w:bidi="zh_TW"/>
-        </w:rPr>
-        <w:t>腓立比</w:t>
-      </w:r>
-      <w:r>
-        <w:rPr>
-          <w:lang w:val="zh_TW" w:bidi="zh_TW"/>
-        </w:rPr>
-        <w:t>，</w:t>
-      </w:r>
-      <w:r>
-        <w:rPr>
-          <w:lang w:val="zh_TW" w:bidi="zh_TW"/>
-        </w:rPr>
-        <w:t>帖撒羅尼迦</w:t>
-      </w:r>
-      <w:r>
-        <w:rPr>
-          <w:lang w:val="zh_TW" w:bidi="zh_TW"/>
-        </w:rPr>
-        <w:t>）</w:t>
-      </w:r>
-    </w:p>
-    <w:p>
-      <w:pPr>
-        <w:pStyle w:val="Heading3"/>
-      </w:pPr>
-      <w:r>
-        <w:rPr>
-          <w:lang w:val="zh_TW" w:bidi="zh_TW"/>
-        </w:rPr>
-        <w:t>參考經文：</w:t>
-      </w:r>
-    </w:p>
-    <w:p>
-      <w:pPr>
-        <w:pStyle w:val="ListBullet"/>
-        <w:spacing w:line="240" w:lineRule="auto"/>
-        <w:ind w:left="720"/>
-      </w:pPr>
-      <w:r>
-        <w:rPr>
-          <w:lang w:val="zh_TW" w:bidi="zh_TW"/>
-        </w:rPr>
-      </w:r>
-      <w:r>
-        <w:rPr>
-          <w:lang w:val="zh_TW" w:bidi="zh_TW"/>
-        </w:rPr>
-        <w:t>帖撒羅尼迦前書1:6–7</w:t>
-      </w:r>
-    </w:p>
-    <w:p>
-      <w:pPr>
-        <w:pStyle w:val="ListBullet"/>
-        <w:spacing w:line="240" w:lineRule="auto"/>
-        <w:ind w:left="720"/>
-      </w:pPr>
-      <w:r>
-        <w:rPr>
-          <w:lang w:val="zh_TW" w:bidi="zh_TW"/>
-        </w:rPr>
-      </w:r>
-      <w:r>
-        <w:rPr>
-          <w:lang w:val="zh_TW" w:bidi="zh_TW"/>
-        </w:rPr>
-        <w:t>帖撒羅尼迦前書4:10</w:t>
-      </w:r>
-    </w:p>
-    <w:p>
-      <w:pPr>
-        <w:pStyle w:val="ListBullet"/>
-        <w:spacing w:line="240" w:lineRule="auto"/>
-        <w:ind w:left="720"/>
-      </w:pPr>
-      <w:r>
-        <w:rPr>
-          <w:lang w:val="zh_TW" w:bidi="zh_TW"/>
-        </w:rPr>
-      </w:r>
-      <w:r>
-        <w:rPr>
-          <w:lang w:val="zh_TW" w:bidi="zh_TW"/>
-        </w:rPr>
-        <w:t>提摩太前書1:3–4</w:t>
-      </w:r>
-    </w:p>
-    <w:p>
-      <w:pPr>
-        <w:pStyle w:val="ListBullet"/>
-        <w:spacing w:line="240" w:lineRule="auto"/>
-        <w:ind w:left="720"/>
-      </w:pPr>
-      <w:r>
-        <w:rPr>
-          <w:lang w:val="zh_TW" w:bidi="zh_TW"/>
-        </w:rPr>
-      </w:r>
-      <w:r>
-        <w:rPr>
-          <w:lang w:val="zh_TW" w:bidi="zh_TW"/>
-        </w:rPr>
-        <w:t>使徒行傳16:10</w:t>
-      </w:r>
-    </w:p>
-    <w:p>
-      <w:pPr>
-        <w:pStyle w:val="ListBullet"/>
-        <w:spacing w:line="240" w:lineRule="auto"/>
-        <w:ind w:left="720"/>
-      </w:pPr>
-      <w:r>
-        <w:rPr>
-          <w:lang w:val="zh_TW" w:bidi="zh_TW"/>
-        </w:rPr>
-      </w:r>
-      <w:r>
-        <w:rPr>
-          <w:lang w:val="zh_TW" w:bidi="zh_TW"/>
-        </w:rPr>
-        <w:t>使徒行傳20:1–3</w:t>
-      </w:r>
-    </w:p>
-    <w:p>
-      <w:pPr>
-        <w:pStyle w:val="ListBullet"/>
-        <w:spacing w:line="240" w:lineRule="auto"/>
-        <w:ind w:left="720"/>
-      </w:pPr>
-      <w:r>
-        <w:rPr>
-          <w:lang w:val="zh_TW" w:bidi="zh_TW"/>
-        </w:rPr>
-      </w:r>
-      <w:r>
-        <w:rPr>
-          <w:lang w:val="zh_TW" w:bidi="zh_TW"/>
-        </w:rPr>
-        <w:t>腓立比書4:14–17</w:t>
-      </w:r>
-    </w:p>
-    <w:p>
-      <w:pPr>
-        <w:pStyle w:val="Heading3"/>
-      </w:pPr>
-      <w:r>
-        <w:rPr>
-          <w:lang w:val="zh_TW" w:bidi="zh_TW"/>
-        </w:rPr>
-        <w:t>原文參照：</w:t>
-      </w:r>
-    </w:p>
-    <w:p>
-      <w:pPr>
-        <w:pStyle w:val="ListBullet"/>
-        <w:spacing w:line="240" w:lineRule="auto"/>
-        <w:ind w:left="720"/>
-      </w:pPr>
-      <w:r>
-        <w:rPr>
-          <w:lang w:val="zh_TW" w:bidi="zh_TW"/>
-        </w:rPr>
-      </w:r>
-      <w:r>
-        <w:rPr>
-          <w:lang w:val="zh_TW" w:bidi="zh_TW"/>
-        </w:rPr>
-        <w:t>史特朗號：G31090，G31100</w:t>
-      </w:r>
-      <w:r>
-        <w:rPr>
-          <w:lang w:val="zh_TW" w:bidi="zh_TW"/>
-        </w:rPr>
-      </w:r>
-      <w:r>
-        <w:rPr>
-          <w:lang w:val="zh_TW" w:bidi="zh_TW"/>
-        </w:rPr>
-      </w:r>
-    </w:p>
-    <w:p>
-      <w:pPr/>
-      <w:r>
-        <w:rPr>
-          <w:lang w:val="zh_TW" w:bidi="zh_TW"/>
-        </w:rPr>
-      </w:r>
-    </w:p>
-    <w:p>
-      <w:pPr>
-        <w:pStyle w:val="Heading2"/>
-      </w:pPr>
-      <w:r>
-        <w:rPr>
-          <w:lang w:val="zh_TW" w:bidi="zh_TW"/>
-        </w:rPr>
-        <w:t>馬太</w:t>
-      </w:r>
-      <w:r>
-        <w:rPr>
-          <w:lang w:val="zh_TW" w:bidi="zh_TW"/>
-        </w:rPr>
-      </w:r>
-    </w:p>
-    <w:p>
-      <w:pPr>
-        <w:pStyle w:val="Heading3"/>
-      </w:pPr>
-      <w:r>
-        <w:rPr>
-          <w:lang w:val="zh_TW" w:bidi="zh_TW"/>
-        </w:rPr>
-        <w:t>史實：</w:t>
-      </w:r>
-    </w:p>
-    <w:p>
-      <w:pPr/>
-      <w:r>
-        <w:rPr>
-          <w:lang w:val="zh_TW" w:bidi="zh_TW"/>
-        </w:rPr>
-      </w:r>
-      <w:r>
-        <w:rPr>
-          <w:lang w:val="zh_TW" w:bidi="zh_TW"/>
-        </w:rPr>
-        <w:t>馬太是耶穌所選擇的十二門徒之一。他也被稱為亞勒腓的兒子利未。</w:t>
-      </w:r>
-    </w:p>
-    <w:p>
-      <w:pPr>
-        <w:pStyle w:val="ListBullet"/>
-        <w:spacing w:line="240" w:lineRule="auto"/>
-        <w:ind w:left="720"/>
-      </w:pPr>
-      <w:r>
-        <w:rPr>
-          <w:lang w:val="zh_TW" w:bidi="zh_TW"/>
-        </w:rPr>
-      </w:r>
-      <w:r>
-        <w:rPr>
-          <w:lang w:val="zh_TW" w:bidi="zh_TW"/>
-        </w:rPr>
-        <w:t>利未（馬太）在遇見耶穌之前是迦百農的稅吏。</w:t>
-      </w:r>
-    </w:p>
-    <w:p>
-      <w:pPr>
-        <w:pStyle w:val="ListBullet"/>
-        <w:spacing w:line="240" w:lineRule="auto"/>
-        <w:ind w:left="720"/>
-      </w:pPr>
-      <w:r>
-        <w:rPr>
-          <w:lang w:val="zh_TW" w:bidi="zh_TW"/>
-        </w:rPr>
-      </w:r>
-      <w:r>
-        <w:rPr>
-          <w:lang w:val="zh_TW" w:bidi="zh_TW"/>
-        </w:rPr>
-        <w:t>馬太寫了以他名字命名的一卷福音書。</w:t>
-      </w:r>
-    </w:p>
-    <w:p>
-      <w:pPr>
-        <w:pStyle w:val="ListBullet"/>
-        <w:spacing w:line="240" w:lineRule="auto"/>
-        <w:ind w:left="720"/>
-      </w:pPr>
-      <w:r>
-        <w:rPr>
-          <w:lang w:val="zh_TW" w:bidi="zh_TW"/>
-        </w:rPr>
-      </w:r>
-      <w:r>
-        <w:rPr>
-          <w:lang w:val="zh_TW" w:bidi="zh_TW"/>
-        </w:rPr>
-        <w:t>在聖經中還有其他幾個名叫利未的男人。</w:t>
-      </w:r>
-    </w:p>
-    <w:p>
-      <w:pPr/>
-      <w:r>
-        <w:rPr>
-          <w:lang w:val="zh_TW" w:bidi="zh_TW"/>
-        </w:rPr>
-      </w:r>
-      <w:r>
-        <w:rPr>
-          <w:lang w:val="zh_TW" w:bidi="zh_TW"/>
-        </w:rPr>
-        <w:t>（翻譯相關建議：如何翻譯名字）</w:t>
-      </w:r>
-    </w:p>
-    <w:p>
-      <w:pPr/>
-      <w:r>
-        <w:rPr>
-          <w:lang w:val="zh_TW" w:bidi="zh_TW"/>
-        </w:rPr>
-      </w:r>
-      <w:r>
-        <w:rPr>
-          <w:lang w:val="zh_TW" w:bidi="zh_TW"/>
-        </w:rPr>
-        <w:t>（另見：</w:t>
-      </w:r>
-      <w:r>
-        <w:rPr>
-          <w:lang w:val="zh_TW" w:bidi="zh_TW"/>
-        </w:rPr>
-        <w:t>使徒</w:t>
-      </w:r>
-      <w:r>
-        <w:rPr>
-          <w:lang w:val="zh_TW" w:bidi="zh_TW"/>
-        </w:rPr>
-        <w:t>，</w:t>
-      </w:r>
-      <w:r>
-        <w:rPr>
-          <w:lang w:val="zh_TW" w:bidi="zh_TW"/>
-        </w:rPr>
-        <w:t>利未人</w:t>
-      </w:r>
-      <w:r>
-        <w:rPr>
-          <w:lang w:val="zh_TW" w:bidi="zh_TW"/>
-        </w:rPr>
-        <w:t>，</w:t>
-      </w:r>
-      <w:r>
-        <w:rPr>
-          <w:lang w:val="zh_TW" w:bidi="zh_TW"/>
-        </w:rPr>
-        <w:t>稅吏</w:t>
-      </w:r>
-      <w:r>
-        <w:rPr>
-          <w:lang w:val="zh_TW" w:bidi="zh_TW"/>
-        </w:rPr>
-        <w:t>）</w:t>
-      </w:r>
-    </w:p>
-    <w:p>
-      <w:pPr>
-        <w:pStyle w:val="Heading3"/>
-      </w:pPr>
-      <w:r>
-        <w:rPr>
-          <w:lang w:val="zh_TW" w:bidi="zh_TW"/>
-        </w:rPr>
-        <w:t>參考經文：</w:t>
-      </w:r>
-    </w:p>
-    <w:p>
-      <w:pPr>
-        <w:pStyle w:val="ListBullet"/>
-        <w:spacing w:line="240" w:lineRule="auto"/>
-        <w:ind w:left="720"/>
-      </w:pPr>
-      <w:r>
-        <w:rPr>
-          <w:lang w:val="zh_TW" w:bidi="zh_TW"/>
-        </w:rPr>
-      </w:r>
-      <w:r>
-        <w:rPr>
-          <w:lang w:val="zh_TW" w:bidi="zh_TW"/>
-        </w:rPr>
-        <w:t>路加福音5:27</w:t>
-      </w:r>
-    </w:p>
-    <w:p>
-      <w:pPr>
-        <w:pStyle w:val="ListBullet"/>
-        <w:spacing w:line="240" w:lineRule="auto"/>
-        <w:ind w:left="720"/>
-      </w:pPr>
-      <w:r>
-        <w:rPr>
-          <w:lang w:val="zh_TW" w:bidi="zh_TW"/>
-        </w:rPr>
-      </w:r>
-      <w:r>
-        <w:rPr>
-          <w:lang w:val="zh_TW" w:bidi="zh_TW"/>
-        </w:rPr>
-        <w:t>路加福音6:14–16</w:t>
-      </w:r>
-    </w:p>
-    <w:p>
-      <w:pPr>
-        <w:pStyle w:val="ListBullet"/>
-        <w:spacing w:line="240" w:lineRule="auto"/>
-        <w:ind w:left="720"/>
-      </w:pPr>
-      <w:r>
-        <w:rPr>
-          <w:lang w:val="zh_TW" w:bidi="zh_TW"/>
-        </w:rPr>
-      </w:r>
-      <w:r>
-        <w:rPr>
-          <w:lang w:val="zh_TW" w:bidi="zh_TW"/>
-        </w:rPr>
-        <w:t>馬可福音2:14</w:t>
-      </w:r>
-    </w:p>
-    <w:p>
-      <w:pPr>
-        <w:pStyle w:val="ListBullet"/>
-        <w:spacing w:line="240" w:lineRule="auto"/>
-        <w:ind w:left="720"/>
-      </w:pPr>
-      <w:r>
-        <w:rPr>
-          <w:lang w:val="zh_TW" w:bidi="zh_TW"/>
-        </w:rPr>
-      </w:r>
-      <w:r>
-        <w:rPr>
-          <w:lang w:val="zh_TW" w:bidi="zh_TW"/>
-        </w:rPr>
-        <w:t>馬可福音3:17–19</w:t>
-      </w:r>
-    </w:p>
-    <w:p>
-      <w:pPr>
-        <w:pStyle w:val="ListBullet"/>
-        <w:spacing w:line="240" w:lineRule="auto"/>
-        <w:ind w:left="720"/>
-      </w:pPr>
-      <w:r>
-        <w:rPr>
-          <w:lang w:val="zh_TW" w:bidi="zh_TW"/>
-        </w:rPr>
-      </w:r>
-      <w:r>
-        <w:rPr>
-          <w:lang w:val="zh_TW" w:bidi="zh_TW"/>
-        </w:rPr>
-        <w:t>馬太福音9:9</w:t>
-      </w:r>
-    </w:p>
-    <w:p>
-      <w:pPr>
-        <w:pStyle w:val="ListBullet"/>
-        <w:spacing w:line="240" w:lineRule="auto"/>
-        <w:ind w:left="720"/>
-      </w:pPr>
-      <w:r>
-        <w:rPr>
-          <w:lang w:val="zh_TW" w:bidi="zh_TW"/>
-        </w:rPr>
-      </w:r>
-      <w:r>
-        <w:rPr>
-          <w:lang w:val="zh_TW" w:bidi="zh_TW"/>
-        </w:rPr>
-        <w:t>馬太福音10:3</w:t>
-      </w:r>
-    </w:p>
-    <w:p>
-      <w:pPr>
-        <w:pStyle w:val="Heading3"/>
-      </w:pPr>
-      <w:r>
-        <w:rPr>
-          <w:lang w:val="zh_TW" w:bidi="zh_TW"/>
-        </w:rPr>
-        <w:t>原文參照：</w:t>
-      </w:r>
-    </w:p>
-    <w:p>
-      <w:pPr>
-        <w:pStyle w:val="ListBullet"/>
-        <w:spacing w:line="240" w:lineRule="auto"/>
-        <w:ind w:left="720"/>
-      </w:pPr>
-      <w:r>
-        <w:rPr>
-          <w:lang w:val="zh_TW" w:bidi="zh_TW"/>
-        </w:rPr>
-      </w:r>
-      <w:r>
-        <w:rPr>
-          <w:lang w:val="zh_TW" w:bidi="zh_TW"/>
-        </w:rPr>
-        <w:t>史特朗號：G30170，G31560</w:t>
-      </w:r>
-      <w:r>
-        <w:rPr>
-          <w:lang w:val="zh_TW" w:bidi="zh_TW"/>
-        </w:rPr>
-      </w:r>
-      <w:r>
-        <w:rPr>
-          <w:lang w:val="zh_TW" w:bidi="zh_TW"/>
-        </w:rPr>
-      </w:r>
-    </w:p>
-    <w:p>
-      <w:pPr/>
-      <w:r>
-        <w:rPr>
-          <w:lang w:val="zh_TW" w:bidi="zh_TW"/>
-        </w:rPr>
-      </w:r>
-    </w:p>
-    <w:p>
-      <w:pPr>
-        <w:pStyle w:val="Heading2"/>
-      </w:pPr>
-      <w:r>
-        <w:rPr>
-          <w:lang w:val="zh_TW" w:bidi="zh_TW"/>
-        </w:rPr>
-        <w:t>瑪迦</w:t>
-      </w:r>
-      <w:r>
-        <w:rPr>
-          <w:lang w:val="zh_TW" w:bidi="zh_TW"/>
-        </w:rPr>
-      </w:r>
-    </w:p>
-    <w:p>
-      <w:pPr>
-        <w:pStyle w:val="Heading3"/>
-      </w:pPr>
-      <w:r>
-        <w:rPr>
-          <w:lang w:val="zh_TW" w:bidi="zh_TW"/>
-        </w:rPr>
-        <w:t>史實：</w:t>
-      </w:r>
-    </w:p>
-    <w:p>
-      <w:pPr/>
-      <w:r>
-        <w:rPr>
-          <w:lang w:val="zh_TW" w:bidi="zh_TW"/>
-        </w:rPr>
-      </w:r>
-      <w:r>
-        <w:rPr>
-          <w:lang w:val="zh_TW" w:bidi="zh_TW"/>
-        </w:rPr>
-        <w:t>瑪迦（Maacah，或Maakah）是亞伯拉罕的兄弟拿鶴的兒子之一。舊約中也有其他人使用這個名字。</w:t>
-      </w:r>
-    </w:p>
-    <w:p>
-      <w:pPr>
-        <w:pStyle w:val="ListBullet"/>
-        <w:spacing w:line="240" w:lineRule="auto"/>
-        <w:ind w:left="720"/>
-      </w:pPr>
-      <w:r>
-        <w:rPr>
-          <w:lang w:val="zh_TW" w:bidi="zh_TW"/>
-        </w:rPr>
-      </w:r>
-      <w:r>
-        <w:rPr>
-          <w:lang w:val="zh_TW" w:bidi="zh_TW"/>
-        </w:rPr>
-        <w:t>瑪迦城或伯瑪迦城位於以色列的最北部，地處拿弗他利支派所佔領的地區。</w:t>
-      </w:r>
-    </w:p>
-    <w:p>
-      <w:pPr>
-        <w:pStyle w:val="ListBullet"/>
-        <w:spacing w:line="240" w:lineRule="auto"/>
-        <w:ind w:left="720"/>
-      </w:pPr>
-      <w:r>
-        <w:rPr>
-          <w:lang w:val="zh_TW" w:bidi="zh_TW"/>
-        </w:rPr>
-      </w:r>
-      <w:r>
-        <w:rPr>
-          <w:lang w:val="zh_TW" w:bidi="zh_TW"/>
-        </w:rPr>
-        <w:t>這是一座重要的城市，曾多次遭到敵人的攻擊。</w:t>
-      </w:r>
-    </w:p>
-    <w:p>
-      <w:pPr>
-        <w:pStyle w:val="ListBullet"/>
-        <w:spacing w:line="240" w:lineRule="auto"/>
-        <w:ind w:left="720"/>
-      </w:pPr>
-      <w:r>
-        <w:rPr>
-          <w:lang w:val="zh_TW" w:bidi="zh_TW"/>
-        </w:rPr>
-      </w:r>
-      <w:r>
-        <w:rPr>
-          <w:lang w:val="zh_TW" w:bidi="zh_TW"/>
-        </w:rPr>
-        <w:t>有幾位女性也名叫瑪迦，包括大衛之子押沙龍的母親。</w:t>
-      </w:r>
-    </w:p>
-    <w:p>
-      <w:pPr>
-        <w:pStyle w:val="ListBullet"/>
-        <w:spacing w:line="240" w:lineRule="auto"/>
-        <w:ind w:left="720"/>
-      </w:pPr>
-      <w:r>
-        <w:rPr>
-          <w:lang w:val="zh_TW" w:bidi="zh_TW"/>
-        </w:rPr>
-      </w:r>
-      <w:r>
-        <w:rPr>
-          <w:lang w:val="zh_TW" w:bidi="zh_TW"/>
-        </w:rPr>
-        <w:t>亞撒王廢除了他的祖母瑪迦的太后之位，因為她推崇亞舍拉崇拜。</w:t>
-      </w:r>
-    </w:p>
-    <w:p>
-      <w:pPr/>
-      <w:r>
-        <w:rPr>
-          <w:lang w:val="zh_TW" w:bidi="zh_TW"/>
-        </w:rPr>
-      </w:r>
-      <w:r>
-        <w:rPr>
-          <w:lang w:val="zh_TW" w:bidi="zh_TW"/>
-        </w:rPr>
-        <w:t>（翻譯相關建議：如何翻譯名字）</w:t>
-      </w:r>
-    </w:p>
-    <w:p>
-      <w:pPr/>
-      <w:r>
-        <w:rPr>
-          <w:lang w:val="zh_TW" w:bidi="zh_TW"/>
-        </w:rPr>
-      </w:r>
-      <w:r>
-        <w:rPr>
-          <w:lang w:val="zh_TW" w:bidi="zh_TW"/>
-        </w:rPr>
-        <w:t>（另見：</w:t>
-      </w:r>
-      <w:r>
-        <w:rPr>
-          <w:lang w:val="zh_TW" w:bidi="zh_TW"/>
-        </w:rPr>
-        <w:t>亞撒</w:t>
-      </w:r>
-      <w:r>
-        <w:rPr>
-          <w:lang w:val="zh_TW" w:bidi="zh_TW"/>
-        </w:rPr>
-        <w:t>，</w:t>
-      </w:r>
-      <w:r>
-        <w:rPr>
-          <w:lang w:val="zh_TW" w:bidi="zh_TW"/>
-        </w:rPr>
-        <w:t>亞舍拉</w:t>
-      </w:r>
-      <w:r>
-        <w:rPr>
-          <w:lang w:val="zh_TW" w:bidi="zh_TW"/>
-        </w:rPr>
-        <w:t>，</w:t>
-      </w:r>
-      <w:r>
-        <w:rPr>
-          <w:lang w:val="zh_TW" w:bidi="zh_TW"/>
-        </w:rPr>
-        <w:t>拿鶴</w:t>
-      </w:r>
-      <w:r>
-        <w:rPr>
-          <w:lang w:val="zh_TW" w:bidi="zh_TW"/>
-        </w:rPr>
-        <w:t>，</w:t>
-      </w:r>
-      <w:r>
-        <w:rPr>
-          <w:lang w:val="zh_TW" w:bidi="zh_TW"/>
-        </w:rPr>
-        <w:t>拿弗他利</w:t>
-      </w:r>
-      <w:r>
-        <w:rPr>
-          <w:lang w:val="zh_TW" w:bidi="zh_TW"/>
-        </w:rPr>
-        <w:t>，</w:t>
-      </w:r>
-      <w:r>
-        <w:rPr>
-          <w:lang w:val="zh_TW" w:bidi="zh_TW"/>
-        </w:rPr>
-        <w:t>以色列十二支派</w:t>
-      </w:r>
-      <w:r>
-        <w:rPr>
-          <w:lang w:val="zh_TW" w:bidi="zh_TW"/>
-        </w:rPr>
-        <w:t>）</w:t>
-      </w:r>
-      <w:r>
-        <w:rPr>
-          <w:lang w:val="zh_TW" w:bidi="zh_TW"/>
-        </w:rPr>
-      </w:r>
-      <w:r>
-        <w:rPr>
-          <w:lang w:val="zh_TW" w:bidi="zh_TW"/>
-        </w:rPr>
-      </w:r>
-    </w:p>
-    <w:p>
-      <w:pPr/>
-      <w:r>
-        <w:rPr>
-          <w:lang w:val="zh_TW" w:bidi="zh_TW"/>
-        </w:rPr>
-      </w:r>
-    </w:p>
-    <w:p>
-      <w:pPr>
-        <w:pStyle w:val="Heading2"/>
-      </w:pPr>
-      <w:r>
-        <w:rPr>
-          <w:lang w:val="zh_TW" w:bidi="zh_TW"/>
-        </w:rPr>
-        <w:t>瑪拉基</w:t>
-      </w:r>
-      <w:r>
-        <w:rPr>
-          <w:lang w:val="zh_TW" w:bidi="zh_TW"/>
-        </w:rPr>
-      </w:r>
-    </w:p>
-    <w:p>
-      <w:pPr>
-        <w:pStyle w:val="Heading3"/>
-      </w:pPr>
-      <w:r>
-        <w:rPr>
-          <w:lang w:val="zh_TW" w:bidi="zh_TW"/>
-        </w:rPr>
-        <w:t>史實：</w:t>
-      </w:r>
-    </w:p>
-    <w:p>
-      <w:pPr/>
-      <w:r>
-        <w:rPr>
-          <w:lang w:val="zh_TW" w:bidi="zh_TW"/>
-        </w:rPr>
-      </w:r>
-      <w:r>
-        <w:rPr>
-          <w:lang w:val="zh_TW" w:bidi="zh_TW"/>
-        </w:rPr>
-        <w:t>瑪拉基是猶大國的神的先知之一。他生活在基督降世前約五百年。</w:t>
-      </w:r>
-    </w:p>
-    <w:p>
-      <w:pPr>
-        <w:pStyle w:val="ListBullet"/>
-        <w:spacing w:line="240" w:lineRule="auto"/>
-        <w:ind w:left="720"/>
-      </w:pPr>
-      <w:r>
-        <w:rPr>
-          <w:lang w:val="zh_TW" w:bidi="zh_TW"/>
-        </w:rPr>
-      </w:r>
-      <w:r>
-        <w:rPr>
-          <w:lang w:val="zh_TW" w:bidi="zh_TW"/>
-        </w:rPr>
-        <w:t>瑪拉基的預言是在以色列從巴比倫被擄歸回後，重建聖殿的時期寫下的。</w:t>
-      </w:r>
-    </w:p>
-    <w:p>
-      <w:pPr>
-        <w:pStyle w:val="ListBullet"/>
-        <w:spacing w:line="240" w:lineRule="auto"/>
-        <w:ind w:left="720"/>
-      </w:pPr>
-      <w:r>
-        <w:rPr>
-          <w:lang w:val="zh_TW" w:bidi="zh_TW"/>
-        </w:rPr>
-      </w:r>
-      <w:r>
-        <w:rPr>
-          <w:lang w:val="zh_TW" w:bidi="zh_TW"/>
-        </w:rPr>
-        <w:t>以斯拉和尼希米與瑪拉基生活在同一時期。</w:t>
-      </w:r>
-    </w:p>
-    <w:p>
-      <w:pPr>
-        <w:pStyle w:val="ListBullet"/>
-        <w:spacing w:line="240" w:lineRule="auto"/>
-        <w:ind w:left="720"/>
-      </w:pPr>
-      <w:r>
-        <w:rPr>
-          <w:lang w:val="zh_TW" w:bidi="zh_TW"/>
-        </w:rPr>
-      </w:r>
-      <w:r>
-        <w:rPr>
-          <w:lang w:val="zh_TW" w:bidi="zh_TW"/>
-        </w:rPr>
-        <w:t>瑪拉基書是舊約的最後一本書卷。</w:t>
-      </w:r>
-    </w:p>
-    <w:p>
-      <w:pPr>
-        <w:pStyle w:val="ListBullet"/>
-        <w:spacing w:line="240" w:lineRule="auto"/>
-        <w:ind w:left="720"/>
-      </w:pPr>
-      <w:r>
-        <w:rPr>
-          <w:lang w:val="zh_TW" w:bidi="zh_TW"/>
-        </w:rPr>
-      </w:r>
-      <w:r>
-        <w:rPr>
-          <w:lang w:val="zh_TW" w:bidi="zh_TW"/>
-        </w:rPr>
-        <w:t>像所有舊約的先知一樣，瑪拉基勸告人們悔改罪行，並回轉敬拜雅巍（和合本譯為：耶和華）。</w:t>
-      </w:r>
-    </w:p>
-    <w:p>
-      <w:pPr/>
-      <w:r>
-        <w:rPr>
-          <w:lang w:val="zh_TW" w:bidi="zh_TW"/>
-        </w:rPr>
-      </w:r>
-      <w:r>
-        <w:rPr>
-          <w:lang w:val="zh_TW" w:bidi="zh_TW"/>
-        </w:rPr>
-        <w:t>（翻譯相關建議：如何翻譯名字）</w:t>
-      </w:r>
-    </w:p>
-    <w:p>
-      <w:pPr/>
-      <w:r>
-        <w:rPr>
-          <w:lang w:val="zh_TW" w:bidi="zh_TW"/>
-        </w:rPr>
-      </w:r>
-      <w:r>
-        <w:rPr>
-          <w:lang w:val="zh_TW" w:bidi="zh_TW"/>
-        </w:rPr>
-        <w:t>（另見：</w:t>
-      </w:r>
-      <w:r>
-        <w:rPr>
-          <w:lang w:val="zh_TW" w:bidi="zh_TW"/>
-        </w:rPr>
-        <w:t>巴比倫</w:t>
-      </w:r>
-      <w:r>
-        <w:rPr>
-          <w:lang w:val="zh_TW" w:bidi="zh_TW"/>
-        </w:rPr>
-        <w:t>，</w:t>
-      </w:r>
-      <w:r>
-        <w:rPr>
-          <w:lang w:val="zh_TW" w:bidi="zh_TW"/>
-        </w:rPr>
-        <w:t>被擄</w:t>
-      </w:r>
-      <w:r>
-        <w:rPr>
-          <w:lang w:val="zh_TW" w:bidi="zh_TW"/>
-        </w:rPr>
-        <w:t>，</w:t>
-      </w:r>
-      <w:r>
-        <w:rPr>
-          <w:lang w:val="zh_TW" w:bidi="zh_TW"/>
-        </w:rPr>
-        <w:t>以斯拉</w:t>
-      </w:r>
-      <w:r>
-        <w:rPr>
-          <w:lang w:val="zh_TW" w:bidi="zh_TW"/>
-        </w:rPr>
-        <w:t>，</w:t>
-      </w:r>
-      <w:r>
-        <w:rPr>
-          <w:lang w:val="zh_TW" w:bidi="zh_TW"/>
-        </w:rPr>
-        <w:t>猶大</w:t>
-      </w:r>
-      <w:r>
-        <w:rPr>
-          <w:lang w:val="zh_TW" w:bidi="zh_TW"/>
-        </w:rPr>
-        <w:t>，</w:t>
-      </w:r>
-      <w:r>
-        <w:rPr>
-          <w:lang w:val="zh_TW" w:bidi="zh_TW"/>
-        </w:rPr>
-        <w:t>尼希米</w:t>
-      </w:r>
-      <w:r>
-        <w:rPr>
-          <w:lang w:val="zh_TW" w:bidi="zh_TW"/>
-        </w:rPr>
-        <w:t>，</w:t>
-      </w:r>
-      <w:r>
-        <w:rPr>
-          <w:lang w:val="zh_TW" w:bidi="zh_TW"/>
-        </w:rPr>
-        <w:t>先知</w:t>
-      </w:r>
-      <w:r>
-        <w:rPr>
-          <w:lang w:val="zh_TW" w:bidi="zh_TW"/>
-        </w:rPr>
-        <w:t>，</w:t>
-      </w:r>
-      <w:r>
-        <w:rPr>
-          <w:lang w:val="zh_TW" w:bidi="zh_TW"/>
-        </w:rPr>
-        <w:t>悔改</w:t>
-      </w:r>
-      <w:r>
-        <w:rPr>
-          <w:lang w:val="zh_TW" w:bidi="zh_TW"/>
-        </w:rPr>
-        <w:t>，</w:t>
-      </w:r>
-      <w:r>
-        <w:rPr>
-          <w:lang w:val="zh_TW" w:bidi="zh_TW"/>
-        </w:rPr>
-        <w:t>轉向</w:t>
-      </w:r>
-      <w:r>
-        <w:rPr>
-          <w:lang w:val="zh_TW" w:bidi="zh_TW"/>
-        </w:rPr>
-        <w:t>）</w:t>
+        <w:t>，轉向）</w:t>
       </w:r>
     </w:p>
     <w:p>
